--- a/Designing Software - Lab 5.docx
+++ b/Designing Software - Lab 5.docx
@@ -172,11 +172,27 @@
         <w:pStyle w:val="Heading2"/>
       </w:pPr>
       <w:r>
-        <w:t>Step 4: Identify pain points</w:t>
+        <w:t xml:space="preserve">Step 4: Identify </w:t>
+      </w:r>
+      <w:r>
+        <w:t xml:space="preserve">the difficult </w:t>
+      </w:r>
+      <w:r>
+        <w:t>points</w:t>
       </w:r>
     </w:p>
     <w:p>
+      <w:pPr>
+        <w:rPr>
+          <w:b/>
+          <w:bCs/>
+        </w:rPr>
+      </w:pPr>
       <w:r>
+        <w:rPr>
+          <w:b/>
+          <w:bCs/>
+        </w:rPr>
         <w:t>Example:</w:t>
       </w:r>
     </w:p>
@@ -341,16 +357,23 @@
         <w:pStyle w:val="Heading1"/>
       </w:pPr>
       <w:r>
+        <w:lastRenderedPageBreak/>
         <w:t>Final review (20 mins)</w:t>
       </w:r>
     </w:p>
     <w:p>
+      <w:pPr>
+        <w:keepNext/>
+        <w:keepLines/>
+      </w:pPr>
       <w:r>
         <w:t>Each group presents:</w:t>
       </w:r>
     </w:p>
     <w:p>
       <w:pPr>
+        <w:keepNext/>
+        <w:keepLines/>
         <w:numPr>
           <w:ilvl w:val="0"/>
           <w:numId w:val="29"/>
@@ -362,6 +385,8 @@
     </w:p>
     <w:p>
       <w:pPr>
+        <w:keepNext/>
+        <w:keepLines/>
         <w:numPr>
           <w:ilvl w:val="0"/>
           <w:numId w:val="29"/>
@@ -373,6 +398,8 @@
     </w:p>
     <w:p>
       <w:pPr>
+        <w:keepNext/>
+        <w:keepLines/>
         <w:numPr>
           <w:ilvl w:val="0"/>
           <w:numId w:val="29"/>

--- a/Designing Software - Lab 5.docx
+++ b/Designing Software - Lab 5.docx
@@ -5,451 +5,2153 @@
     <w:p>
       <w:pPr>
         <w:pStyle w:val="Heading1"/>
-      </w:pPr>
-      <w:r>
-        <w:t>Designing Software</w:t>
+        <w:rPr>
+          <w:rFonts w:eastAsia="Times New Roman"/>
+        </w:rPr>
+      </w:pPr>
+      <w:r>
+        <w:rPr>
+          <w:rFonts w:eastAsia="Times New Roman"/>
+        </w:rPr>
+        <w:t>Lab: Frontend Design with Wireframes</w:t>
       </w:r>
     </w:p>
     <w:p>
       <w:pPr>
-        <w:pStyle w:val="Heading1"/>
-      </w:pPr>
-      <w:r>
-        <w:t>Agile Food Delivery App</w:t>
-      </w:r>
-    </w:p>
-    <w:p/>
-    <w:p>
-      <w:pPr>
-        <w:pStyle w:val="Heading1"/>
-      </w:pPr>
-      <w:r>
-        <w:t>Lab 5: Customer Journey (20 mins)</w:t>
+        <w:suppressAutoHyphens w:val="0"/>
+        <w:spacing w:before="100" w:beforeAutospacing="1" w:after="100" w:afterAutospacing="1"/>
+        <w:outlineLvl w:val="2"/>
+        <w:rPr>
+          <w:rFonts w:ascii="Times New Roman" w:eastAsia="Times New Roman" w:hAnsi="Times New Roman" w:cs="Times New Roman"/>
+          <w:b/>
+          <w:bCs/>
+          <w:sz w:val="27"/>
+          <w:szCs w:val="27"/>
+        </w:rPr>
+      </w:pPr>
+      <w:r>
+        <w:rPr>
+          <w:rFonts w:ascii="Times New Roman" w:eastAsia="Times New Roman" w:hAnsi="Times New Roman" w:cs="Times New Roman"/>
+          <w:b/>
+          <w:bCs/>
+          <w:sz w:val="27"/>
+          <w:szCs w:val="27"/>
+        </w:rPr>
+        <w:t>Objective</w:t>
       </w:r>
     </w:p>
     <w:p>
       <w:pPr>
-        <w:pStyle w:val="Heading2"/>
-      </w:pPr>
-      <w:r>
-        <w:t>Objective</w:t>
+        <w:suppressAutoHyphens w:val="0"/>
+        <w:spacing w:before="100" w:beforeAutospacing="1" w:after="100" w:afterAutospacing="1"/>
+        <w:rPr>
+          <w:rFonts w:ascii="Times New Roman" w:eastAsia="Times New Roman" w:hAnsi="Times New Roman" w:cs="Times New Roman"/>
+          <w:sz w:val="24"/>
+          <w:szCs w:val="24"/>
+        </w:rPr>
+      </w:pPr>
+      <w:r>
+        <w:rPr>
+          <w:rFonts w:ascii="Times New Roman" w:eastAsia="Times New Roman" w:hAnsi="Times New Roman" w:cs="Times New Roman"/>
+          <w:sz w:val="24"/>
+          <w:szCs w:val="24"/>
+        </w:rPr>
+        <w:t>You</w:t>
+      </w:r>
+      <w:r>
+        <w:rPr>
+          <w:rFonts w:ascii="Times New Roman" w:eastAsia="Times New Roman" w:hAnsi="Times New Roman" w:cs="Times New Roman"/>
+          <w:sz w:val="24"/>
+          <w:szCs w:val="24"/>
+        </w:rPr>
+        <w:t xml:space="preserve"> will plan and design the </w:t>
+      </w:r>
+      <w:r>
+        <w:rPr>
+          <w:rFonts w:ascii="Times New Roman" w:eastAsia="Times New Roman" w:hAnsi="Times New Roman" w:cs="Times New Roman"/>
+          <w:b/>
+          <w:bCs/>
+          <w:sz w:val="24"/>
+          <w:szCs w:val="24"/>
+        </w:rPr>
+        <w:t>user interface (UI) structure</w:t>
+      </w:r>
+      <w:r>
+        <w:rPr>
+          <w:rFonts w:ascii="Times New Roman" w:eastAsia="Times New Roman" w:hAnsi="Times New Roman" w:cs="Times New Roman"/>
+          <w:sz w:val="24"/>
+          <w:szCs w:val="24"/>
+        </w:rPr>
+        <w:t xml:space="preserve"> for the </w:t>
+      </w:r>
+      <w:proofErr w:type="spellStart"/>
+      <w:r>
+        <w:rPr>
+          <w:rFonts w:ascii="Times New Roman" w:eastAsia="Times New Roman" w:hAnsi="Times New Roman" w:cs="Times New Roman"/>
+          <w:b/>
+          <w:bCs/>
+          <w:sz w:val="24"/>
+          <w:szCs w:val="24"/>
+        </w:rPr>
+        <w:t>QuickBite</w:t>
+      </w:r>
+      <w:proofErr w:type="spellEnd"/>
+      <w:r>
+        <w:rPr>
+          <w:rFonts w:ascii="Times New Roman" w:eastAsia="Times New Roman" w:hAnsi="Times New Roman" w:cs="Times New Roman"/>
+          <w:sz w:val="24"/>
+          <w:szCs w:val="24"/>
+        </w:rPr>
+        <w:t xml:space="preserve"> food delivery system using </w:t>
+      </w:r>
+      <w:r>
+        <w:rPr>
+          <w:rFonts w:ascii="Times New Roman" w:eastAsia="Times New Roman" w:hAnsi="Times New Roman" w:cs="Times New Roman"/>
+          <w:b/>
+          <w:bCs/>
+          <w:sz w:val="24"/>
+          <w:szCs w:val="24"/>
+        </w:rPr>
+        <w:t>wireframes</w:t>
+      </w:r>
+      <w:r>
+        <w:rPr>
+          <w:rFonts w:ascii="Times New Roman" w:eastAsia="Times New Roman" w:hAnsi="Times New Roman" w:cs="Times New Roman"/>
+          <w:sz w:val="24"/>
+          <w:szCs w:val="24"/>
+        </w:rPr>
+        <w:t xml:space="preserve">. They will produce a set of linked screens showing navigation flows (e.g. </w:t>
+      </w:r>
+      <w:r>
+        <w:rPr>
+          <w:rFonts w:ascii="Times New Roman" w:eastAsia="Times New Roman" w:hAnsi="Times New Roman" w:cs="Times New Roman"/>
+          <w:b/>
+          <w:bCs/>
+          <w:sz w:val="28"/>
+          <w:szCs w:val="28"/>
+        </w:rPr>
+        <w:t>login → restaurant list → menu → order summary</w:t>
+      </w:r>
+      <w:r>
+        <w:rPr>
+          <w:rFonts w:ascii="Times New Roman" w:eastAsia="Times New Roman" w:hAnsi="Times New Roman" w:cs="Times New Roman"/>
+          <w:sz w:val="24"/>
+          <w:szCs w:val="24"/>
+        </w:rPr>
+        <w:t>).</w:t>
       </w:r>
     </w:p>
     <w:p>
-      <w:r>
-        <w:t xml:space="preserve">Understand the </w:t>
-      </w:r>
-      <w:r>
-        <w:rPr>
+      <w:pPr>
+        <w:suppressAutoHyphens w:val="0"/>
+        <w:rPr>
+          <w:rFonts w:ascii="Times New Roman" w:eastAsia="Times New Roman" w:hAnsi="Times New Roman" w:cs="Times New Roman"/>
+          <w:sz w:val="24"/>
+          <w:szCs w:val="24"/>
+        </w:rPr>
+      </w:pPr>
+    </w:p>
+    <w:p>
+      <w:pPr>
+        <w:suppressAutoHyphens w:val="0"/>
+        <w:spacing w:before="100" w:beforeAutospacing="1" w:after="100" w:afterAutospacing="1"/>
+        <w:outlineLvl w:val="1"/>
+        <w:rPr>
+          <w:rFonts w:ascii="Times New Roman" w:eastAsia="Times New Roman" w:hAnsi="Times New Roman" w:cs="Times New Roman"/>
           <w:b/>
           <w:bCs/>
-        </w:rPr>
-        <w:t>user experience</w:t>
-      </w:r>
-    </w:p>
-    <w:p/>
-    <w:p>
-      <w:pPr>
-        <w:pStyle w:val="Heading2"/>
-      </w:pPr>
-      <w:r>
-        <w:t>Step 1: Define persona</w:t>
+          <w:sz w:val="36"/>
+          <w:szCs w:val="36"/>
+        </w:rPr>
+      </w:pPr>
+      <w:r>
+        <w:rPr>
+          <w:rFonts w:ascii="Times New Roman" w:eastAsia="Times New Roman" w:hAnsi="Times New Roman" w:cs="Times New Roman"/>
+          <w:b/>
+          <w:bCs/>
+          <w:sz w:val="36"/>
+          <w:szCs w:val="36"/>
+        </w:rPr>
+        <w:t>Part 1 – Understanding the Task</w:t>
       </w:r>
     </w:p>
     <w:p>
-      <w:r>
-        <w:t>Example:</w:t>
+      <w:pPr>
+        <w:numPr>
+          <w:ilvl w:val="0"/>
+          <w:numId w:val="42"/>
+        </w:numPr>
+        <w:suppressAutoHyphens w:val="0"/>
+        <w:spacing w:before="100" w:beforeAutospacing="1" w:after="100" w:afterAutospacing="1"/>
+        <w:rPr>
+          <w:rFonts w:ascii="Times New Roman" w:eastAsia="Times New Roman" w:hAnsi="Times New Roman" w:cs="Times New Roman"/>
+          <w:sz w:val="24"/>
+          <w:szCs w:val="24"/>
+        </w:rPr>
+      </w:pPr>
+      <w:r>
+        <w:rPr>
+          <w:rFonts w:ascii="Times New Roman" w:eastAsia="Times New Roman" w:hAnsi="Times New Roman" w:cs="Times New Roman"/>
+          <w:b/>
+          <w:bCs/>
+          <w:sz w:val="24"/>
+          <w:szCs w:val="24"/>
+        </w:rPr>
+        <w:t xml:space="preserve">Read the </w:t>
+      </w:r>
+      <w:proofErr w:type="spellStart"/>
+      <w:r>
+        <w:rPr>
+          <w:rFonts w:ascii="Times New Roman" w:eastAsia="Times New Roman" w:hAnsi="Times New Roman" w:cs="Times New Roman"/>
+          <w:b/>
+          <w:bCs/>
+          <w:sz w:val="24"/>
+          <w:szCs w:val="24"/>
+        </w:rPr>
+        <w:t>QuickBite</w:t>
+      </w:r>
+      <w:proofErr w:type="spellEnd"/>
+      <w:r>
+        <w:rPr>
+          <w:rFonts w:ascii="Times New Roman" w:eastAsia="Times New Roman" w:hAnsi="Times New Roman" w:cs="Times New Roman"/>
+          <w:b/>
+          <w:bCs/>
+          <w:sz w:val="24"/>
+          <w:szCs w:val="24"/>
+        </w:rPr>
+        <w:t xml:space="preserve"> scenario</w:t>
+      </w:r>
+      <w:r>
+        <w:rPr>
+          <w:rFonts w:ascii="Times New Roman" w:eastAsia="Times New Roman" w:hAnsi="Times New Roman" w:cs="Times New Roman"/>
+          <w:sz w:val="24"/>
+          <w:szCs w:val="24"/>
+        </w:rPr>
+        <w:t xml:space="preserve"> you have already analysed (actors, use cases, entities).</w:t>
       </w:r>
     </w:p>
     <w:p>
       <w:pPr>
         <w:numPr>
           <w:ilvl w:val="0"/>
-          <w:numId w:val="25"/>
+          <w:numId w:val="42"/>
         </w:numPr>
-      </w:pPr>
-      <w:r>
-        <w:t>Student ordering late-night food</w:t>
-      </w:r>
-    </w:p>
-    <w:p/>
-    <w:p>
-      <w:pPr>
-        <w:pStyle w:val="Heading2"/>
-      </w:pPr>
-      <w:r>
-        <w:t>Step 2: Define goal</w:t>
+        <w:suppressAutoHyphens w:val="0"/>
+        <w:spacing w:before="100" w:beforeAutospacing="1" w:after="100" w:afterAutospacing="1"/>
+        <w:rPr>
+          <w:rFonts w:ascii="Times New Roman" w:eastAsia="Times New Roman" w:hAnsi="Times New Roman" w:cs="Times New Roman"/>
+          <w:sz w:val="24"/>
+          <w:szCs w:val="24"/>
+        </w:rPr>
+      </w:pPr>
+      <w:r>
+        <w:rPr>
+          <w:rFonts w:ascii="Times New Roman" w:eastAsia="Times New Roman" w:hAnsi="Times New Roman" w:cs="Times New Roman"/>
+          <w:b/>
+          <w:bCs/>
+          <w:sz w:val="24"/>
+          <w:szCs w:val="24"/>
+        </w:rPr>
+        <w:t>Identify key screens</w:t>
+      </w:r>
+      <w:r>
+        <w:rPr>
+          <w:rFonts w:ascii="Times New Roman" w:eastAsia="Times New Roman" w:hAnsi="Times New Roman" w:cs="Times New Roman"/>
+          <w:sz w:val="24"/>
+          <w:szCs w:val="24"/>
+        </w:rPr>
+        <w:t xml:space="preserve"> needed in the frontend:</w:t>
+      </w:r>
+      <w:r>
+        <w:rPr>
+          <w:rFonts w:ascii="Times New Roman" w:eastAsia="Times New Roman" w:hAnsi="Times New Roman" w:cs="Times New Roman"/>
+          <w:sz w:val="24"/>
+          <w:szCs w:val="24"/>
+        </w:rPr>
+        <w:br/>
       </w:r>
     </w:p>
     <w:p>
-      <w:r>
-        <w:t>Example:</w:t>
+      <w:pPr>
+        <w:numPr>
+          <w:ilvl w:val="1"/>
+          <w:numId w:val="42"/>
+        </w:numPr>
+        <w:suppressAutoHyphens w:val="0"/>
+        <w:spacing w:before="100" w:beforeAutospacing="1" w:after="100" w:afterAutospacing="1" w:line="360" w:lineRule="auto"/>
+        <w:rPr>
+          <w:rFonts w:ascii="Times New Roman" w:eastAsia="Times New Roman" w:hAnsi="Times New Roman" w:cs="Times New Roman"/>
+          <w:sz w:val="24"/>
+          <w:szCs w:val="24"/>
+        </w:rPr>
+      </w:pPr>
+      <w:r>
+        <w:rPr>
+          <w:rFonts w:ascii="Times New Roman" w:eastAsia="Times New Roman" w:hAnsi="Times New Roman" w:cs="Times New Roman"/>
+          <w:sz w:val="24"/>
+          <w:szCs w:val="24"/>
+        </w:rPr>
+        <w:t>Login / Register</w:t>
       </w:r>
     </w:p>
     <w:p>
       <w:pPr>
         <w:numPr>
-          <w:ilvl w:val="0"/>
-          <w:numId w:val="26"/>
+          <w:ilvl w:val="1"/>
+          <w:numId w:val="42"/>
         </w:numPr>
-      </w:pPr>
-      <w:r>
-        <w:t>Order food quickly</w:t>
-      </w:r>
-    </w:p>
-    <w:p/>
-    <w:p>
-      <w:pPr>
-        <w:pStyle w:val="Heading2"/>
-      </w:pPr>
-      <w:r>
-        <w:t>Step 3: Map journey</w:t>
+        <w:suppressAutoHyphens w:val="0"/>
+        <w:spacing w:before="100" w:beforeAutospacing="1" w:after="100" w:afterAutospacing="1" w:line="360" w:lineRule="auto"/>
+        <w:rPr>
+          <w:rFonts w:ascii="Times New Roman" w:eastAsia="Times New Roman" w:hAnsi="Times New Roman" w:cs="Times New Roman"/>
+          <w:sz w:val="24"/>
+          <w:szCs w:val="24"/>
+        </w:rPr>
+      </w:pPr>
+      <w:r>
+        <w:rPr>
+          <w:rFonts w:ascii="Times New Roman" w:eastAsia="Times New Roman" w:hAnsi="Times New Roman" w:cs="Times New Roman"/>
+          <w:sz w:val="24"/>
+          <w:szCs w:val="24"/>
+        </w:rPr>
+        <w:t>Restaurant list</w:t>
       </w:r>
     </w:p>
     <w:p>
-      <w:r>
-        <w:t>Steps:</w:t>
+      <w:pPr>
+        <w:numPr>
+          <w:ilvl w:val="1"/>
+          <w:numId w:val="42"/>
+        </w:numPr>
+        <w:suppressAutoHyphens w:val="0"/>
+        <w:spacing w:before="100" w:beforeAutospacing="1" w:after="100" w:afterAutospacing="1" w:line="360" w:lineRule="auto"/>
+        <w:rPr>
+          <w:rFonts w:ascii="Times New Roman" w:eastAsia="Times New Roman" w:hAnsi="Times New Roman" w:cs="Times New Roman"/>
+          <w:sz w:val="24"/>
+          <w:szCs w:val="24"/>
+        </w:rPr>
+      </w:pPr>
+      <w:r>
+        <w:rPr>
+          <w:rFonts w:ascii="Times New Roman" w:eastAsia="Times New Roman" w:hAnsi="Times New Roman" w:cs="Times New Roman"/>
+          <w:sz w:val="24"/>
+          <w:szCs w:val="24"/>
+        </w:rPr>
+        <w:t>Restaurant detail (menu)</w:t>
       </w:r>
     </w:p>
     <w:p>
       <w:pPr>
         <w:numPr>
-          <w:ilvl w:val="0"/>
-          <w:numId w:val="27"/>
+          <w:ilvl w:val="1"/>
+          <w:numId w:val="42"/>
         </w:numPr>
-      </w:pPr>
-      <w:r>
-        <w:t>Open app</w:t>
+        <w:suppressAutoHyphens w:val="0"/>
+        <w:spacing w:before="100" w:beforeAutospacing="1" w:after="100" w:afterAutospacing="1" w:line="360" w:lineRule="auto"/>
+        <w:rPr>
+          <w:rFonts w:ascii="Times New Roman" w:eastAsia="Times New Roman" w:hAnsi="Times New Roman" w:cs="Times New Roman"/>
+          <w:sz w:val="24"/>
+          <w:szCs w:val="24"/>
+        </w:rPr>
+      </w:pPr>
+      <w:r>
+        <w:rPr>
+          <w:rFonts w:ascii="Times New Roman" w:eastAsia="Times New Roman" w:hAnsi="Times New Roman" w:cs="Times New Roman"/>
+          <w:sz w:val="24"/>
+          <w:szCs w:val="24"/>
+        </w:rPr>
+        <w:t>Basket / Order summary</w:t>
       </w:r>
     </w:p>
     <w:p>
       <w:pPr>
         <w:numPr>
-          <w:ilvl w:val="0"/>
-          <w:numId w:val="27"/>
+          <w:ilvl w:val="1"/>
+          <w:numId w:val="42"/>
         </w:numPr>
-      </w:pPr>
-      <w:r>
-        <w:t>Browse</w:t>
+        <w:suppressAutoHyphens w:val="0"/>
+        <w:spacing w:before="100" w:beforeAutospacing="1" w:after="100" w:afterAutospacing="1" w:line="360" w:lineRule="auto"/>
+        <w:rPr>
+          <w:rFonts w:ascii="Times New Roman" w:eastAsia="Times New Roman" w:hAnsi="Times New Roman" w:cs="Times New Roman"/>
+          <w:sz w:val="24"/>
+          <w:szCs w:val="24"/>
+        </w:rPr>
+      </w:pPr>
+      <w:r>
+        <w:rPr>
+          <w:rFonts w:ascii="Times New Roman" w:eastAsia="Times New Roman" w:hAnsi="Times New Roman" w:cs="Times New Roman"/>
+          <w:sz w:val="24"/>
+          <w:szCs w:val="24"/>
+        </w:rPr>
+        <w:t>Order tracking</w:t>
       </w:r>
     </w:p>
     <w:p>
       <w:pPr>
         <w:numPr>
-          <w:ilvl w:val="0"/>
-          <w:numId w:val="27"/>
+          <w:ilvl w:val="1"/>
+          <w:numId w:val="42"/>
         </w:numPr>
-      </w:pPr>
-      <w:r>
-        <w:t>Select food</w:t>
+        <w:suppressAutoHyphens w:val="0"/>
+        <w:spacing w:before="100" w:beforeAutospacing="1" w:after="100" w:afterAutospacing="1" w:line="360" w:lineRule="auto"/>
+        <w:rPr>
+          <w:rFonts w:ascii="Times New Roman" w:eastAsia="Times New Roman" w:hAnsi="Times New Roman" w:cs="Times New Roman"/>
+          <w:sz w:val="24"/>
+          <w:szCs w:val="24"/>
+        </w:rPr>
+      </w:pPr>
+      <w:r>
+        <w:rPr>
+          <w:rFonts w:ascii="Times New Roman" w:eastAsia="Times New Roman" w:hAnsi="Times New Roman" w:cs="Times New Roman"/>
+          <w:sz w:val="24"/>
+          <w:szCs w:val="24"/>
+        </w:rPr>
+        <w:t>Profile / Order history</w:t>
       </w:r>
     </w:p>
     <w:p>
       <w:pPr>
+        <w:suppressAutoHyphens w:val="0"/>
+        <w:spacing w:before="100" w:beforeAutospacing="1" w:after="100" w:afterAutospacing="1"/>
+        <w:outlineLvl w:val="1"/>
+        <w:rPr>
+          <w:rFonts w:ascii="Times New Roman" w:eastAsia="Times New Roman" w:hAnsi="Times New Roman" w:cs="Times New Roman"/>
+          <w:b/>
+          <w:bCs/>
+          <w:sz w:val="36"/>
+          <w:szCs w:val="36"/>
+        </w:rPr>
+      </w:pPr>
+      <w:r>
+        <w:rPr>
+          <w:rFonts w:ascii="Times New Roman" w:eastAsia="Times New Roman" w:hAnsi="Times New Roman" w:cs="Times New Roman"/>
+          <w:b/>
+          <w:bCs/>
+          <w:sz w:val="36"/>
+          <w:szCs w:val="36"/>
+        </w:rPr>
+        <w:t>Part 2 – Sketch First</w:t>
+      </w:r>
+    </w:p>
+    <w:p>
+      <w:pPr>
+        <w:suppressAutoHyphens w:val="0"/>
+        <w:spacing w:before="100" w:beforeAutospacing="1" w:after="100" w:afterAutospacing="1"/>
+        <w:rPr>
+          <w:rFonts w:ascii="Times New Roman" w:eastAsia="Times New Roman" w:hAnsi="Times New Roman" w:cs="Times New Roman"/>
+          <w:sz w:val="24"/>
+          <w:szCs w:val="24"/>
+        </w:rPr>
+      </w:pPr>
+      <w:r>
+        <w:rPr>
+          <w:rFonts w:ascii="Times New Roman" w:eastAsia="Times New Roman" w:hAnsi="Times New Roman" w:cs="Times New Roman"/>
+          <w:sz w:val="24"/>
+          <w:szCs w:val="24"/>
+        </w:rPr>
+        <w:t xml:space="preserve">Before using software, </w:t>
+      </w:r>
+      <w:r>
+        <w:rPr>
+          <w:rFonts w:ascii="Times New Roman" w:eastAsia="Times New Roman" w:hAnsi="Times New Roman" w:cs="Times New Roman"/>
+          <w:b/>
+          <w:bCs/>
+          <w:sz w:val="24"/>
+          <w:szCs w:val="24"/>
+        </w:rPr>
+        <w:t>sketch wireframes by hand</w:t>
+      </w:r>
+      <w:r>
+        <w:rPr>
+          <w:rFonts w:ascii="Times New Roman" w:eastAsia="Times New Roman" w:hAnsi="Times New Roman" w:cs="Times New Roman"/>
+          <w:sz w:val="24"/>
+          <w:szCs w:val="24"/>
+        </w:rPr>
+        <w:t>:</w:t>
+      </w:r>
+    </w:p>
+    <w:p>
+      <w:pPr>
         <w:numPr>
           <w:ilvl w:val="0"/>
-          <w:numId w:val="27"/>
+          <w:numId w:val="43"/>
         </w:numPr>
-      </w:pPr>
-      <w:r>
-        <w:t>Pay</w:t>
+        <w:suppressAutoHyphens w:val="0"/>
+        <w:spacing w:before="100" w:beforeAutospacing="1" w:after="100" w:afterAutospacing="1" w:line="360" w:lineRule="auto"/>
+        <w:rPr>
+          <w:rFonts w:ascii="Times New Roman" w:eastAsia="Times New Roman" w:hAnsi="Times New Roman" w:cs="Times New Roman"/>
+          <w:sz w:val="24"/>
+          <w:szCs w:val="24"/>
+        </w:rPr>
+      </w:pPr>
+      <w:r>
+        <w:rPr>
+          <w:rFonts w:ascii="Times New Roman" w:eastAsia="Times New Roman" w:hAnsi="Times New Roman" w:cs="Times New Roman"/>
+          <w:sz w:val="24"/>
+          <w:szCs w:val="24"/>
+        </w:rPr>
+        <w:t>Draw rough boxes for UI elements (headers, lists, buttons, forms)</w:t>
       </w:r>
     </w:p>
     <w:p>
       <w:pPr>
         <w:numPr>
           <w:ilvl w:val="0"/>
-          <w:numId w:val="27"/>
+          <w:numId w:val="43"/>
         </w:numPr>
-      </w:pPr>
-      <w:r>
-        <w:t>Track</w:t>
-      </w:r>
-    </w:p>
-    <w:p/>
-    <w:p>
-      <w:pPr>
-        <w:pStyle w:val="Heading2"/>
-      </w:pPr>
-      <w:r>
-        <w:t xml:space="preserve">Step 4: Identify </w:t>
-      </w:r>
-      <w:r>
-        <w:t xml:space="preserve">the difficult </w:t>
-      </w:r>
-      <w:r>
-        <w:t>points</w:t>
+        <w:suppressAutoHyphens w:val="0"/>
+        <w:spacing w:before="100" w:beforeAutospacing="1" w:after="100" w:afterAutospacing="1" w:line="360" w:lineRule="auto"/>
+        <w:rPr>
+          <w:rFonts w:ascii="Times New Roman" w:eastAsia="Times New Roman" w:hAnsi="Times New Roman" w:cs="Times New Roman"/>
+          <w:sz w:val="24"/>
+          <w:szCs w:val="24"/>
+        </w:rPr>
+      </w:pPr>
+      <w:r>
+        <w:rPr>
+          <w:rFonts w:ascii="Times New Roman" w:eastAsia="Times New Roman" w:hAnsi="Times New Roman" w:cs="Times New Roman"/>
+          <w:sz w:val="24"/>
+          <w:szCs w:val="24"/>
+        </w:rPr>
+        <w:t>Label elements (e.g. “Search restaurants”, “Add to basket”)</w:t>
       </w:r>
     </w:p>
     <w:p>
       <w:pPr>
-        <w:rPr>
+        <w:numPr>
+          <w:ilvl w:val="0"/>
+          <w:numId w:val="43"/>
+        </w:numPr>
+        <w:suppressAutoHyphens w:val="0"/>
+        <w:spacing w:before="100" w:beforeAutospacing="1" w:after="100" w:afterAutospacing="1" w:line="360" w:lineRule="auto"/>
+        <w:rPr>
+          <w:rFonts w:ascii="Times New Roman" w:eastAsia="Times New Roman" w:hAnsi="Times New Roman" w:cs="Times New Roman"/>
+          <w:sz w:val="24"/>
+          <w:szCs w:val="24"/>
+        </w:rPr>
+      </w:pPr>
+      <w:r>
+        <w:rPr>
+          <w:rFonts w:ascii="Times New Roman" w:eastAsia="Times New Roman" w:hAnsi="Times New Roman" w:cs="Times New Roman"/>
+          <w:sz w:val="24"/>
+          <w:szCs w:val="24"/>
+        </w:rPr>
+        <w:t>Indicate navigation (arrows showing where taps/clicks go)</w:t>
+      </w:r>
+    </w:p>
+    <w:p>
+      <w:pPr>
+        <w:suppressAutoHyphens w:val="0"/>
+        <w:spacing w:before="100" w:beforeAutospacing="1" w:after="100" w:afterAutospacing="1"/>
+        <w:rPr>
+          <w:rFonts w:ascii="Times New Roman" w:eastAsia="Times New Roman" w:hAnsi="Times New Roman" w:cs="Times New Roman"/>
+          <w:sz w:val="24"/>
+          <w:szCs w:val="24"/>
+        </w:rPr>
+      </w:pPr>
+      <w:r>
+        <w:rPr>
+          <w:rFonts w:ascii="Times New Roman" w:eastAsia="Times New Roman" w:hAnsi="Times New Roman" w:cs="Times New Roman"/>
+          <w:sz w:val="24"/>
+          <w:szCs w:val="24"/>
+        </w:rPr>
+        <w:t>This helps focus on structure before tools.</w:t>
+      </w:r>
+    </w:p>
+    <w:p>
+      <w:pPr>
+        <w:suppressAutoHyphens w:val="0"/>
+        <w:rPr>
+          <w:rFonts w:ascii="Times New Roman" w:eastAsia="Times New Roman" w:hAnsi="Times New Roman" w:cs="Times New Roman"/>
+          <w:sz w:val="24"/>
+          <w:szCs w:val="24"/>
+        </w:rPr>
+      </w:pPr>
+    </w:p>
+    <w:p>
+      <w:pPr>
+        <w:keepNext/>
+        <w:keepLines/>
+        <w:suppressAutoHyphens w:val="0"/>
+        <w:spacing w:before="100" w:beforeAutospacing="1" w:after="100" w:afterAutospacing="1"/>
+        <w:outlineLvl w:val="1"/>
+        <w:rPr>
+          <w:rFonts w:ascii="Times New Roman" w:eastAsia="Times New Roman" w:hAnsi="Times New Roman" w:cs="Times New Roman"/>
           <w:b/>
           <w:bCs/>
-        </w:rPr>
-      </w:pPr>
-      <w:r>
-        <w:rPr>
+          <w:sz w:val="36"/>
+          <w:szCs w:val="36"/>
+        </w:rPr>
+      </w:pPr>
+      <w:r>
+        <w:rPr>
+          <w:rFonts w:ascii="Times New Roman" w:eastAsia="Times New Roman" w:hAnsi="Times New Roman" w:cs="Times New Roman"/>
           <w:b/>
           <w:bCs/>
-        </w:rPr>
-        <w:t>Example:</w:t>
+          <w:sz w:val="36"/>
+          <w:szCs w:val="36"/>
+        </w:rPr>
+        <w:lastRenderedPageBreak/>
+        <w:t>Part 3 – Create Wireframes</w:t>
       </w:r>
     </w:p>
     <w:p>
       <w:pPr>
+        <w:keepNext/>
+        <w:keepLines/>
+        <w:suppressAutoHyphens w:val="0"/>
+        <w:spacing w:before="100" w:beforeAutospacing="1" w:after="100" w:afterAutospacing="1"/>
+        <w:rPr>
+          <w:rFonts w:ascii="Times New Roman" w:eastAsia="Times New Roman" w:hAnsi="Times New Roman" w:cs="Times New Roman"/>
+          <w:sz w:val="24"/>
+          <w:szCs w:val="24"/>
+        </w:rPr>
+      </w:pPr>
+      <w:r>
+        <w:rPr>
+          <w:rFonts w:ascii="Times New Roman" w:eastAsia="Times New Roman" w:hAnsi="Times New Roman" w:cs="Times New Roman"/>
+          <w:sz w:val="24"/>
+          <w:szCs w:val="24"/>
+        </w:rPr>
+        <w:t xml:space="preserve">Use one of the following online tools to make </w:t>
+      </w:r>
+      <w:r>
+        <w:rPr>
+          <w:rFonts w:ascii="Times New Roman" w:eastAsia="Times New Roman" w:hAnsi="Times New Roman" w:cs="Times New Roman"/>
+          <w:b/>
+          <w:bCs/>
+          <w:sz w:val="24"/>
+          <w:szCs w:val="24"/>
+        </w:rPr>
+        <w:t>digital wireframes</w:t>
+      </w:r>
+      <w:r>
+        <w:rPr>
+          <w:rFonts w:ascii="Times New Roman" w:eastAsia="Times New Roman" w:hAnsi="Times New Roman" w:cs="Times New Roman"/>
+          <w:sz w:val="24"/>
+          <w:szCs w:val="24"/>
+        </w:rPr>
+        <w:t>:</w:t>
+      </w:r>
+    </w:p>
+    <w:p>
+      <w:pPr>
+        <w:keepNext/>
+        <w:keepLines/>
+        <w:suppressAutoHyphens w:val="0"/>
+        <w:spacing w:before="100" w:beforeAutospacing="1" w:after="100" w:afterAutospacing="1"/>
+        <w:rPr>
+          <w:rFonts w:ascii="Times New Roman" w:eastAsia="Times New Roman" w:hAnsi="Times New Roman" w:cs="Times New Roman"/>
+          <w:b/>
+          <w:bCs/>
+          <w:sz w:val="24"/>
+          <w:szCs w:val="24"/>
+        </w:rPr>
+      </w:pPr>
+      <w:r>
+        <w:rPr>
+          <w:rFonts w:ascii="Times New Roman" w:eastAsia="Times New Roman" w:hAnsi="Times New Roman" w:cs="Times New Roman"/>
+          <w:b/>
+          <w:bCs/>
+          <w:sz w:val="27"/>
+          <w:szCs w:val="27"/>
+        </w:rPr>
+        <w:t>Recommended Tools</w:t>
+      </w:r>
+      <w:r>
+        <w:rPr>
+          <w:rFonts w:ascii="Times New Roman" w:eastAsia="Times New Roman" w:hAnsi="Times New Roman" w:cs="Times New Roman"/>
+          <w:b/>
+          <w:bCs/>
+          <w:sz w:val="27"/>
+          <w:szCs w:val="27"/>
+        </w:rPr>
+        <w:t xml:space="preserve"> (</w:t>
+      </w:r>
+      <w:r>
+        <w:rPr>
+          <w:rFonts w:ascii="Times New Roman" w:eastAsia="Times New Roman" w:hAnsi="Times New Roman" w:cs="Times New Roman"/>
+          <w:b/>
+          <w:bCs/>
+          <w:i/>
+          <w:iCs/>
+          <w:sz w:val="24"/>
+          <w:szCs w:val="24"/>
+        </w:rPr>
+        <w:t>You may choose one that you like</w:t>
+      </w:r>
+      <w:r>
+        <w:rPr>
+          <w:rFonts w:ascii="Times New Roman" w:eastAsia="Times New Roman" w:hAnsi="Times New Roman" w:cs="Times New Roman"/>
+          <w:b/>
+          <w:bCs/>
+          <w:i/>
+          <w:iCs/>
+          <w:sz w:val="24"/>
+          <w:szCs w:val="24"/>
+        </w:rPr>
+        <w:t xml:space="preserve"> or even use paper and pen</w:t>
+      </w:r>
+      <w:r>
+        <w:rPr>
+          <w:rFonts w:ascii="Times New Roman" w:eastAsia="Times New Roman" w:hAnsi="Times New Roman" w:cs="Times New Roman"/>
+          <w:b/>
+          <w:bCs/>
+          <w:sz w:val="27"/>
+          <w:szCs w:val="27"/>
+        </w:rPr>
+        <w:t>)</w:t>
+      </w:r>
+    </w:p>
+    <w:p>
+      <w:pPr>
+        <w:keepNext/>
+        <w:keepLines/>
         <w:numPr>
           <w:ilvl w:val="0"/>
-          <w:numId w:val="28"/>
+          <w:numId w:val="44"/>
         </w:numPr>
-      </w:pPr>
-      <w:r>
-        <w:t>Too many steps</w:t>
+        <w:suppressAutoHyphens w:val="0"/>
+        <w:spacing w:before="100" w:beforeAutospacing="1" w:after="100" w:afterAutospacing="1"/>
+        <w:rPr>
+          <w:rFonts w:ascii="Times New Roman" w:eastAsia="Times New Roman" w:hAnsi="Times New Roman" w:cs="Times New Roman"/>
+          <w:sz w:val="24"/>
+          <w:szCs w:val="24"/>
+        </w:rPr>
+      </w:pPr>
+      <w:r>
+        <w:rPr>
+          <w:rFonts w:ascii="Times New Roman" w:eastAsia="Times New Roman" w:hAnsi="Times New Roman" w:cs="Times New Roman"/>
+          <w:b/>
+          <w:bCs/>
+          <w:sz w:val="24"/>
+          <w:szCs w:val="24"/>
+        </w:rPr>
+        <w:t>Figma</w:t>
+      </w:r>
+      <w:r>
+        <w:rPr>
+          <w:rFonts w:ascii="Times New Roman" w:eastAsia="Times New Roman" w:hAnsi="Times New Roman" w:cs="Times New Roman"/>
+          <w:sz w:val="24"/>
+          <w:szCs w:val="24"/>
+        </w:rPr>
+        <w:t xml:space="preserve"> – browser-based UI/UX design tool, free tier available, supports multi-screen flows and collaboration. (</w:t>
+      </w:r>
+      <w:hyperlink r:id="rId5" w:tooltip="11 Best Free Wireframing Tools for Designers | Clique Studios" w:history="1">
+        <w:r>
+          <w:rPr>
+            <w:rFonts w:ascii="Times New Roman" w:eastAsia="Times New Roman" w:hAnsi="Times New Roman" w:cs="Times New Roman"/>
+            <w:color w:val="0000FF"/>
+            <w:sz w:val="24"/>
+            <w:szCs w:val="24"/>
+            <w:u w:val="single"/>
+          </w:rPr>
+          <w:t>cliquestudios.com</w:t>
+        </w:r>
+      </w:hyperlink>
+      <w:r>
+        <w:rPr>
+          <w:rFonts w:ascii="Times New Roman" w:eastAsia="Times New Roman" w:hAnsi="Times New Roman" w:cs="Times New Roman"/>
+          <w:sz w:val="24"/>
+          <w:szCs w:val="24"/>
+        </w:rPr>
+        <w:t>)</w:t>
+      </w:r>
+      <w:r>
+        <w:rPr>
+          <w:rFonts w:ascii="Times New Roman" w:eastAsia="Times New Roman" w:hAnsi="Times New Roman" w:cs="Times New Roman"/>
+          <w:sz w:val="24"/>
+          <w:szCs w:val="24"/>
+        </w:rPr>
+        <w:br/>
+      </w:r>
+      <w:hyperlink r:id="rId6" w:history="1">
+        <w:r>
+          <w:rPr>
+            <w:rFonts w:ascii="Times New Roman" w:eastAsia="Times New Roman" w:hAnsi="Times New Roman" w:cs="Times New Roman"/>
+            <w:color w:val="0000FF"/>
+            <w:sz w:val="24"/>
+            <w:szCs w:val="24"/>
+            <w:u w:val="single"/>
+          </w:rPr>
+          <w:t>https://www.figma.com</w:t>
+        </w:r>
+      </w:hyperlink>
+      <w:r>
+        <w:rPr>
+          <w:rFonts w:ascii="Times New Roman" w:eastAsia="Times New Roman" w:hAnsi="Times New Roman" w:cs="Times New Roman"/>
+          <w:sz w:val="24"/>
+          <w:szCs w:val="24"/>
+        </w:rPr>
+        <w:br/>
       </w:r>
     </w:p>
     <w:p>
       <w:pPr>
         <w:numPr>
           <w:ilvl w:val="0"/>
-          <w:numId w:val="28"/>
+          <w:numId w:val="44"/>
         </w:numPr>
-      </w:pPr>
-      <w:r>
-        <w:t>Slow loading</w:t>
+        <w:suppressAutoHyphens w:val="0"/>
+        <w:spacing w:before="100" w:beforeAutospacing="1" w:after="100" w:afterAutospacing="1"/>
+        <w:rPr>
+          <w:rFonts w:ascii="Times New Roman" w:eastAsia="Times New Roman" w:hAnsi="Times New Roman" w:cs="Times New Roman"/>
+          <w:sz w:val="24"/>
+          <w:szCs w:val="24"/>
+        </w:rPr>
+      </w:pPr>
+      <w:r>
+        <w:rPr>
+          <w:rFonts w:ascii="Times New Roman" w:eastAsia="Times New Roman" w:hAnsi="Times New Roman" w:cs="Times New Roman"/>
+          <w:b/>
+          <w:bCs/>
+          <w:sz w:val="24"/>
+          <w:szCs w:val="24"/>
+        </w:rPr>
+        <w:t>Wireframe.cc</w:t>
+      </w:r>
+      <w:r>
+        <w:rPr>
+          <w:rFonts w:ascii="Times New Roman" w:eastAsia="Times New Roman" w:hAnsi="Times New Roman" w:cs="Times New Roman"/>
+          <w:sz w:val="24"/>
+          <w:szCs w:val="24"/>
+        </w:rPr>
+        <w:t xml:space="preserve"> – simple web-based wireframing for quick layouts. (</w:t>
+      </w:r>
+      <w:hyperlink r:id="rId7" w:tooltip="10 Free-to-Use Wireframing Tools for UX Designers in 2026 | IxDF" w:history="1">
+        <w:r>
+          <w:rPr>
+            <w:rFonts w:ascii="Times New Roman" w:eastAsia="Times New Roman" w:hAnsi="Times New Roman" w:cs="Times New Roman"/>
+            <w:color w:val="0000FF"/>
+            <w:sz w:val="24"/>
+            <w:szCs w:val="24"/>
+            <w:u w:val="single"/>
+          </w:rPr>
+          <w:t>IxDF - Interaction Design Foundation</w:t>
+        </w:r>
+      </w:hyperlink>
+      <w:r>
+        <w:rPr>
+          <w:rFonts w:ascii="Times New Roman" w:eastAsia="Times New Roman" w:hAnsi="Times New Roman" w:cs="Times New Roman"/>
+          <w:sz w:val="24"/>
+          <w:szCs w:val="24"/>
+        </w:rPr>
+        <w:t>)</w:t>
+      </w:r>
+      <w:r>
+        <w:rPr>
+          <w:rFonts w:ascii="Times New Roman" w:eastAsia="Times New Roman" w:hAnsi="Times New Roman" w:cs="Times New Roman"/>
+          <w:sz w:val="24"/>
+          <w:szCs w:val="24"/>
+        </w:rPr>
+        <w:br/>
+      </w:r>
+      <w:hyperlink r:id="rId8" w:history="1">
+        <w:r>
+          <w:rPr>
+            <w:rFonts w:ascii="Times New Roman" w:eastAsia="Times New Roman" w:hAnsi="Times New Roman" w:cs="Times New Roman"/>
+            <w:color w:val="0000FF"/>
+            <w:sz w:val="24"/>
+            <w:szCs w:val="24"/>
+            <w:u w:val="single"/>
+          </w:rPr>
+          <w:t>https://wireframe.cc</w:t>
+        </w:r>
+      </w:hyperlink>
+      <w:r>
+        <w:rPr>
+          <w:rFonts w:ascii="Times New Roman" w:eastAsia="Times New Roman" w:hAnsi="Times New Roman" w:cs="Times New Roman"/>
+          <w:sz w:val="24"/>
+          <w:szCs w:val="24"/>
+        </w:rPr>
+        <w:br/>
       </w:r>
     </w:p>
     <w:p>
       <w:pPr>
         <w:numPr>
           <w:ilvl w:val="0"/>
-          <w:numId w:val="28"/>
+          <w:numId w:val="44"/>
         </w:numPr>
-      </w:pPr>
-      <w:r>
-        <w:t>Confusing menu</w:t>
+        <w:suppressAutoHyphens w:val="0"/>
+        <w:spacing w:before="100" w:beforeAutospacing="1" w:after="100" w:afterAutospacing="1"/>
+        <w:rPr>
+          <w:rFonts w:ascii="Times New Roman" w:eastAsia="Times New Roman" w:hAnsi="Times New Roman" w:cs="Times New Roman"/>
+          <w:sz w:val="24"/>
+          <w:szCs w:val="24"/>
+        </w:rPr>
+      </w:pPr>
+      <w:r>
+        <w:rPr>
+          <w:rFonts w:ascii="Times New Roman" w:eastAsia="Times New Roman" w:hAnsi="Times New Roman" w:cs="Times New Roman"/>
+          <w:b/>
+          <w:bCs/>
+          <w:sz w:val="24"/>
+          <w:szCs w:val="24"/>
+        </w:rPr>
+        <w:t>InVision</w:t>
+      </w:r>
+      <w:r>
+        <w:rPr>
+          <w:rFonts w:ascii="Times New Roman" w:eastAsia="Times New Roman" w:hAnsi="Times New Roman" w:cs="Times New Roman"/>
+          <w:sz w:val="24"/>
+          <w:szCs w:val="24"/>
+        </w:rPr>
+        <w:t xml:space="preserve"> – wireframes and clickable prototypes. (</w:t>
+      </w:r>
+      <w:hyperlink r:id="rId9" w:tooltip="11 Best Free Wireframing Tools for Designers | Clique Studios" w:history="1">
+        <w:r>
+          <w:rPr>
+            <w:rFonts w:ascii="Times New Roman" w:eastAsia="Times New Roman" w:hAnsi="Times New Roman" w:cs="Times New Roman"/>
+            <w:color w:val="0000FF"/>
+            <w:sz w:val="24"/>
+            <w:szCs w:val="24"/>
+            <w:u w:val="single"/>
+          </w:rPr>
+          <w:t>cliquestudios.com</w:t>
+        </w:r>
+      </w:hyperlink>
+      <w:r>
+        <w:rPr>
+          <w:rFonts w:ascii="Times New Roman" w:eastAsia="Times New Roman" w:hAnsi="Times New Roman" w:cs="Times New Roman"/>
+          <w:sz w:val="24"/>
+          <w:szCs w:val="24"/>
+        </w:rPr>
+        <w:t>)</w:t>
+      </w:r>
+      <w:r>
+        <w:rPr>
+          <w:rFonts w:ascii="Times New Roman" w:eastAsia="Times New Roman" w:hAnsi="Times New Roman" w:cs="Times New Roman"/>
+          <w:sz w:val="24"/>
+          <w:szCs w:val="24"/>
+        </w:rPr>
+        <w:br/>
+      </w:r>
+      <w:hyperlink r:id="rId10" w:history="1">
+        <w:r>
+          <w:rPr>
+            <w:rFonts w:ascii="Times New Roman" w:eastAsia="Times New Roman" w:hAnsi="Times New Roman" w:cs="Times New Roman"/>
+            <w:color w:val="0000FF"/>
+            <w:sz w:val="24"/>
+            <w:szCs w:val="24"/>
+            <w:u w:val="single"/>
+          </w:rPr>
+          <w:t>https://www.invisionapp.com</w:t>
+        </w:r>
+      </w:hyperlink>
+      <w:r>
+        <w:rPr>
+          <w:rFonts w:ascii="Times New Roman" w:eastAsia="Times New Roman" w:hAnsi="Times New Roman" w:cs="Times New Roman"/>
+          <w:sz w:val="24"/>
+          <w:szCs w:val="24"/>
+        </w:rPr>
+        <w:br/>
       </w:r>
     </w:p>
-    <w:p/>
     <w:p>
       <w:pPr>
-        <w:pStyle w:val="Heading2"/>
-      </w:pPr>
-      <w:r>
-        <w:t>Output</w:t>
+        <w:numPr>
+          <w:ilvl w:val="0"/>
+          <w:numId w:val="44"/>
+        </w:numPr>
+        <w:suppressAutoHyphens w:val="0"/>
+        <w:spacing w:before="100" w:beforeAutospacing="1" w:after="100" w:afterAutospacing="1"/>
+        <w:rPr>
+          <w:rFonts w:ascii="Times New Roman" w:eastAsia="Times New Roman" w:hAnsi="Times New Roman" w:cs="Times New Roman"/>
+          <w:sz w:val="24"/>
+          <w:szCs w:val="24"/>
+        </w:rPr>
+      </w:pPr>
+      <w:proofErr w:type="spellStart"/>
+      <w:r>
+        <w:rPr>
+          <w:rFonts w:ascii="Times New Roman" w:eastAsia="Times New Roman" w:hAnsi="Times New Roman" w:cs="Times New Roman"/>
+          <w:b/>
+          <w:bCs/>
+          <w:sz w:val="24"/>
+          <w:szCs w:val="24"/>
+        </w:rPr>
+        <w:t>Moqups</w:t>
+      </w:r>
+      <w:proofErr w:type="spellEnd"/>
+      <w:r>
+        <w:rPr>
+          <w:rFonts w:ascii="Times New Roman" w:eastAsia="Times New Roman" w:hAnsi="Times New Roman" w:cs="Times New Roman"/>
+          <w:sz w:val="24"/>
+          <w:szCs w:val="24"/>
+        </w:rPr>
+        <w:t xml:space="preserve"> – easy drag-and-drop for screens and flows. (</w:t>
+      </w:r>
+      <w:hyperlink r:id="rId11" w:tooltip="6 Best Wireframe Tools for Web Designers and Developers in 2026" w:history="1">
+        <w:r>
+          <w:rPr>
+            <w:rFonts w:ascii="Times New Roman" w:eastAsia="Times New Roman" w:hAnsi="Times New Roman" w:cs="Times New Roman"/>
+            <w:color w:val="0000FF"/>
+            <w:sz w:val="24"/>
+            <w:szCs w:val="24"/>
+            <w:u w:val="single"/>
+          </w:rPr>
+          <w:t>WebFX</w:t>
+        </w:r>
+      </w:hyperlink>
+      <w:r>
+        <w:rPr>
+          <w:rFonts w:ascii="Times New Roman" w:eastAsia="Times New Roman" w:hAnsi="Times New Roman" w:cs="Times New Roman"/>
+          <w:sz w:val="24"/>
+          <w:szCs w:val="24"/>
+        </w:rPr>
+        <w:t>)</w:t>
+      </w:r>
+      <w:r>
+        <w:rPr>
+          <w:rFonts w:ascii="Times New Roman" w:eastAsia="Times New Roman" w:hAnsi="Times New Roman" w:cs="Times New Roman"/>
+          <w:sz w:val="24"/>
+          <w:szCs w:val="24"/>
+        </w:rPr>
+        <w:br/>
+      </w:r>
+      <w:hyperlink r:id="rId12" w:history="1">
+        <w:r>
+          <w:rPr>
+            <w:rFonts w:ascii="Times New Roman" w:eastAsia="Times New Roman" w:hAnsi="Times New Roman" w:cs="Times New Roman"/>
+            <w:color w:val="0000FF"/>
+            <w:sz w:val="24"/>
+            <w:szCs w:val="24"/>
+            <w:u w:val="single"/>
+          </w:rPr>
+          <w:t>https://moqups.com</w:t>
+        </w:r>
+      </w:hyperlink>
+      <w:r>
+        <w:rPr>
+          <w:rFonts w:ascii="Times New Roman" w:eastAsia="Times New Roman" w:hAnsi="Times New Roman" w:cs="Times New Roman"/>
+          <w:sz w:val="24"/>
+          <w:szCs w:val="24"/>
+        </w:rPr>
+        <w:br/>
+      </w:r>
+    </w:p>
+    <w:p>
+      <w:pPr>
+        <w:numPr>
+          <w:ilvl w:val="0"/>
+          <w:numId w:val="44"/>
+        </w:numPr>
+        <w:suppressAutoHyphens w:val="0"/>
+        <w:spacing w:before="100" w:beforeAutospacing="1" w:after="100" w:afterAutospacing="1"/>
+        <w:rPr>
+          <w:rFonts w:ascii="Times New Roman" w:eastAsia="Times New Roman" w:hAnsi="Times New Roman" w:cs="Times New Roman"/>
+          <w:sz w:val="24"/>
+          <w:szCs w:val="24"/>
+        </w:rPr>
+      </w:pPr>
+      <w:proofErr w:type="spellStart"/>
+      <w:r>
+        <w:rPr>
+          <w:rFonts w:ascii="Times New Roman" w:eastAsia="Times New Roman" w:hAnsi="Times New Roman" w:cs="Times New Roman"/>
+          <w:b/>
+          <w:bCs/>
+          <w:sz w:val="24"/>
+          <w:szCs w:val="24"/>
+        </w:rPr>
+        <w:t>Visily</w:t>
+      </w:r>
+      <w:proofErr w:type="spellEnd"/>
+      <w:r>
+        <w:rPr>
+          <w:rFonts w:ascii="Times New Roman" w:eastAsia="Times New Roman" w:hAnsi="Times New Roman" w:cs="Times New Roman"/>
+          <w:sz w:val="24"/>
+          <w:szCs w:val="24"/>
+        </w:rPr>
+        <w:t xml:space="preserve"> – beginner-friendly, AI-assisted wireframing. (</w:t>
+      </w:r>
+      <w:hyperlink r:id="rId13" w:tooltip="10 Best Wireframe Tools That Boost Your Software Design Efficiency - Visily" w:history="1">
+        <w:r>
+          <w:rPr>
+            <w:rFonts w:ascii="Times New Roman" w:eastAsia="Times New Roman" w:hAnsi="Times New Roman" w:cs="Times New Roman"/>
+            <w:color w:val="0000FF"/>
+            <w:sz w:val="24"/>
+            <w:szCs w:val="24"/>
+            <w:u w:val="single"/>
+          </w:rPr>
+          <w:t>Visily</w:t>
+        </w:r>
+      </w:hyperlink>
+      <w:r>
+        <w:rPr>
+          <w:rFonts w:ascii="Times New Roman" w:eastAsia="Times New Roman" w:hAnsi="Times New Roman" w:cs="Times New Roman"/>
+          <w:sz w:val="24"/>
+          <w:szCs w:val="24"/>
+        </w:rPr>
+        <w:t>)</w:t>
+      </w:r>
+      <w:r>
+        <w:rPr>
+          <w:rFonts w:ascii="Times New Roman" w:eastAsia="Times New Roman" w:hAnsi="Times New Roman" w:cs="Times New Roman"/>
+          <w:sz w:val="24"/>
+          <w:szCs w:val="24"/>
+        </w:rPr>
+        <w:br/>
+      </w:r>
+      <w:hyperlink r:id="rId14" w:history="1">
+        <w:r>
+          <w:rPr>
+            <w:rFonts w:ascii="Times New Roman" w:eastAsia="Times New Roman" w:hAnsi="Times New Roman" w:cs="Times New Roman"/>
+            <w:color w:val="0000FF"/>
+            <w:sz w:val="24"/>
+            <w:szCs w:val="24"/>
+            <w:u w:val="single"/>
+          </w:rPr>
+          <w:t>https://www.visily.ai</w:t>
+        </w:r>
+      </w:hyperlink>
+    </w:p>
+    <w:p>
+      <w:pPr>
+        <w:suppressAutoHyphens w:val="0"/>
+        <w:spacing w:before="100" w:beforeAutospacing="1" w:after="100" w:afterAutospacing="1"/>
+        <w:outlineLvl w:val="1"/>
+        <w:rPr>
+          <w:rFonts w:ascii="Times New Roman" w:eastAsia="Times New Roman" w:hAnsi="Times New Roman" w:cs="Times New Roman"/>
+          <w:b/>
+          <w:bCs/>
+          <w:sz w:val="36"/>
+          <w:szCs w:val="36"/>
+        </w:rPr>
+      </w:pPr>
+      <w:r>
+        <w:rPr>
+          <w:rFonts w:ascii="Times New Roman" w:eastAsia="Times New Roman" w:hAnsi="Times New Roman" w:cs="Times New Roman"/>
+          <w:b/>
+          <w:bCs/>
+          <w:sz w:val="36"/>
+          <w:szCs w:val="36"/>
+        </w:rPr>
+        <w:t>Part 4 – Define Navigation Flow</w:t>
+      </w:r>
+    </w:p>
+    <w:p>
+      <w:pPr>
+        <w:suppressAutoHyphens w:val="0"/>
+        <w:spacing w:before="100" w:beforeAutospacing="1" w:after="100" w:afterAutospacing="1"/>
+        <w:rPr>
+          <w:rFonts w:ascii="Times New Roman" w:eastAsia="Times New Roman" w:hAnsi="Times New Roman" w:cs="Times New Roman"/>
+          <w:sz w:val="24"/>
+          <w:szCs w:val="24"/>
+        </w:rPr>
+      </w:pPr>
+      <w:r>
+        <w:rPr>
+          <w:rFonts w:ascii="Times New Roman" w:eastAsia="Times New Roman" w:hAnsi="Times New Roman" w:cs="Times New Roman"/>
+          <w:sz w:val="24"/>
+          <w:szCs w:val="24"/>
+        </w:rPr>
+        <w:t>For each screen, document:</w:t>
+      </w:r>
+    </w:p>
+    <w:p>
+      <w:pPr>
+        <w:numPr>
+          <w:ilvl w:val="0"/>
+          <w:numId w:val="45"/>
+        </w:numPr>
+        <w:suppressAutoHyphens w:val="0"/>
+        <w:spacing w:before="100" w:beforeAutospacing="1" w:after="100" w:afterAutospacing="1" w:line="360" w:lineRule="auto"/>
+        <w:rPr>
+          <w:rFonts w:ascii="Times New Roman" w:eastAsia="Times New Roman" w:hAnsi="Times New Roman" w:cs="Times New Roman"/>
+          <w:sz w:val="24"/>
+          <w:szCs w:val="24"/>
+        </w:rPr>
+      </w:pPr>
+      <w:r>
+        <w:rPr>
+          <w:rFonts w:ascii="Times New Roman" w:eastAsia="Times New Roman" w:hAnsi="Times New Roman" w:cs="Times New Roman"/>
+          <w:b/>
+          <w:bCs/>
+          <w:sz w:val="24"/>
+          <w:szCs w:val="24"/>
+        </w:rPr>
+        <w:t>Entry point</w:t>
+      </w:r>
+      <w:r>
+        <w:rPr>
+          <w:rFonts w:ascii="Times New Roman" w:eastAsia="Times New Roman" w:hAnsi="Times New Roman" w:cs="Times New Roman"/>
+          <w:sz w:val="24"/>
+          <w:szCs w:val="24"/>
+        </w:rPr>
+        <w:t xml:space="preserve"> (what opens this screen)</w:t>
+      </w:r>
+    </w:p>
+    <w:p>
+      <w:pPr>
+        <w:numPr>
+          <w:ilvl w:val="0"/>
+          <w:numId w:val="45"/>
+        </w:numPr>
+        <w:suppressAutoHyphens w:val="0"/>
+        <w:spacing w:before="100" w:beforeAutospacing="1" w:after="100" w:afterAutospacing="1" w:line="360" w:lineRule="auto"/>
+        <w:rPr>
+          <w:rFonts w:ascii="Times New Roman" w:eastAsia="Times New Roman" w:hAnsi="Times New Roman" w:cs="Times New Roman"/>
+          <w:sz w:val="24"/>
+          <w:szCs w:val="24"/>
+        </w:rPr>
+      </w:pPr>
+      <w:r>
+        <w:rPr>
+          <w:rFonts w:ascii="Times New Roman" w:eastAsia="Times New Roman" w:hAnsi="Times New Roman" w:cs="Times New Roman"/>
+          <w:b/>
+          <w:bCs/>
+          <w:sz w:val="24"/>
+          <w:szCs w:val="24"/>
+        </w:rPr>
+        <w:t>Exit actions</w:t>
+      </w:r>
+      <w:r>
+        <w:rPr>
+          <w:rFonts w:ascii="Times New Roman" w:eastAsia="Times New Roman" w:hAnsi="Times New Roman" w:cs="Times New Roman"/>
+          <w:sz w:val="24"/>
+          <w:szCs w:val="24"/>
+        </w:rPr>
+        <w:t xml:space="preserve"> (buttons/links and where they go)</w:t>
+      </w:r>
+    </w:p>
+    <w:p>
+      <w:pPr>
+        <w:numPr>
+          <w:ilvl w:val="0"/>
+          <w:numId w:val="45"/>
+        </w:numPr>
+        <w:suppressAutoHyphens w:val="0"/>
+        <w:spacing w:before="100" w:beforeAutospacing="1" w:after="100" w:afterAutospacing="1" w:line="360" w:lineRule="auto"/>
+        <w:rPr>
+          <w:rFonts w:ascii="Times New Roman" w:eastAsia="Times New Roman" w:hAnsi="Times New Roman" w:cs="Times New Roman"/>
+          <w:sz w:val="24"/>
+          <w:szCs w:val="24"/>
+        </w:rPr>
+      </w:pPr>
+      <w:r>
+        <w:rPr>
+          <w:rFonts w:ascii="Times New Roman" w:eastAsia="Times New Roman" w:hAnsi="Times New Roman" w:cs="Times New Roman"/>
+          <w:b/>
+          <w:bCs/>
+          <w:sz w:val="24"/>
+          <w:szCs w:val="24"/>
+        </w:rPr>
+        <w:t>Navigation map</w:t>
+      </w:r>
+      <w:r>
+        <w:rPr>
+          <w:rFonts w:ascii="Times New Roman" w:eastAsia="Times New Roman" w:hAnsi="Times New Roman" w:cs="Times New Roman"/>
+          <w:sz w:val="24"/>
+          <w:szCs w:val="24"/>
+        </w:rPr>
+        <w:t xml:space="preserve"> (e.g. Home → Menu → Basket → Checkout)</w:t>
+      </w:r>
+    </w:p>
+    <w:p>
+      <w:pPr>
+        <w:suppressAutoHyphens w:val="0"/>
+        <w:spacing w:before="100" w:beforeAutospacing="1" w:after="100" w:afterAutospacing="1"/>
+        <w:rPr>
+          <w:rFonts w:ascii="Times New Roman" w:eastAsia="Times New Roman" w:hAnsi="Times New Roman" w:cs="Times New Roman"/>
+          <w:sz w:val="24"/>
+          <w:szCs w:val="24"/>
+        </w:rPr>
+      </w:pPr>
+      <w:r>
+        <w:rPr>
+          <w:rFonts w:ascii="Times New Roman" w:eastAsia="Times New Roman" w:hAnsi="Times New Roman" w:cs="Times New Roman"/>
+          <w:sz w:val="24"/>
+          <w:szCs w:val="24"/>
+        </w:rPr>
+        <w:t>Deliverables:</w:t>
+      </w:r>
+    </w:p>
+    <w:p>
+      <w:pPr>
+        <w:numPr>
+          <w:ilvl w:val="0"/>
+          <w:numId w:val="46"/>
+        </w:numPr>
+        <w:suppressAutoHyphens w:val="0"/>
+        <w:spacing w:before="100" w:beforeAutospacing="1" w:after="100" w:afterAutospacing="1" w:line="360" w:lineRule="auto"/>
+        <w:rPr>
+          <w:rFonts w:ascii="Times New Roman" w:eastAsia="Times New Roman" w:hAnsi="Times New Roman" w:cs="Times New Roman"/>
+          <w:sz w:val="24"/>
+          <w:szCs w:val="24"/>
+        </w:rPr>
+      </w:pPr>
+      <w:r>
+        <w:rPr>
+          <w:rFonts w:ascii="Times New Roman" w:eastAsia="Times New Roman" w:hAnsi="Times New Roman" w:cs="Times New Roman"/>
+          <w:sz w:val="24"/>
+          <w:szCs w:val="24"/>
+        </w:rPr>
+        <w:t xml:space="preserve">A </w:t>
+      </w:r>
+      <w:r>
+        <w:rPr>
+          <w:rFonts w:ascii="Times New Roman" w:eastAsia="Times New Roman" w:hAnsi="Times New Roman" w:cs="Times New Roman"/>
+          <w:b/>
+          <w:bCs/>
+          <w:sz w:val="24"/>
+          <w:szCs w:val="24"/>
+        </w:rPr>
+        <w:t>site map</w:t>
+      </w:r>
+      <w:r>
+        <w:rPr>
+          <w:rFonts w:ascii="Times New Roman" w:eastAsia="Times New Roman" w:hAnsi="Times New Roman" w:cs="Times New Roman"/>
+          <w:sz w:val="24"/>
+          <w:szCs w:val="24"/>
+        </w:rPr>
+        <w:t xml:space="preserve"> showing screen names and links</w:t>
+      </w:r>
+    </w:p>
+    <w:p>
+      <w:pPr>
+        <w:numPr>
+          <w:ilvl w:val="0"/>
+          <w:numId w:val="46"/>
+        </w:numPr>
+        <w:suppressAutoHyphens w:val="0"/>
+        <w:spacing w:before="100" w:beforeAutospacing="1" w:after="100" w:afterAutospacing="1" w:line="360" w:lineRule="auto"/>
+        <w:rPr>
+          <w:rFonts w:ascii="Times New Roman" w:eastAsia="Times New Roman" w:hAnsi="Times New Roman" w:cs="Times New Roman"/>
+          <w:sz w:val="24"/>
+          <w:szCs w:val="24"/>
+        </w:rPr>
+      </w:pPr>
+      <w:r>
+        <w:rPr>
+          <w:rFonts w:ascii="Times New Roman" w:eastAsia="Times New Roman" w:hAnsi="Times New Roman" w:cs="Times New Roman"/>
+          <w:sz w:val="24"/>
+          <w:szCs w:val="24"/>
+        </w:rPr>
+        <w:t xml:space="preserve">A </w:t>
+      </w:r>
+      <w:r>
+        <w:rPr>
+          <w:rFonts w:ascii="Times New Roman" w:eastAsia="Times New Roman" w:hAnsi="Times New Roman" w:cs="Times New Roman"/>
+          <w:b/>
+          <w:bCs/>
+          <w:sz w:val="24"/>
+          <w:szCs w:val="24"/>
+        </w:rPr>
+        <w:t>flow diagram</w:t>
+      </w:r>
+      <w:r>
+        <w:rPr>
+          <w:rFonts w:ascii="Times New Roman" w:eastAsia="Times New Roman" w:hAnsi="Times New Roman" w:cs="Times New Roman"/>
+          <w:sz w:val="24"/>
+          <w:szCs w:val="24"/>
+        </w:rPr>
+        <w:t xml:space="preserve"> (can be in Figma, </w:t>
+      </w:r>
+      <w:proofErr w:type="spellStart"/>
+      <w:r>
+        <w:rPr>
+          <w:rFonts w:ascii="Times New Roman" w:eastAsia="Times New Roman" w:hAnsi="Times New Roman" w:cs="Times New Roman"/>
+          <w:sz w:val="24"/>
+          <w:szCs w:val="24"/>
+        </w:rPr>
+        <w:t>Moqups</w:t>
+      </w:r>
+      <w:proofErr w:type="spellEnd"/>
+      <w:r>
+        <w:rPr>
+          <w:rFonts w:ascii="Times New Roman" w:eastAsia="Times New Roman" w:hAnsi="Times New Roman" w:cs="Times New Roman"/>
+          <w:sz w:val="24"/>
+          <w:szCs w:val="24"/>
+        </w:rPr>
+        <w:t>, or on paper)</w:t>
+      </w:r>
+    </w:p>
+    <w:p>
+      <w:pPr>
+        <w:suppressAutoHyphens w:val="0"/>
+        <w:spacing w:before="100" w:beforeAutospacing="1" w:after="100" w:afterAutospacing="1"/>
+        <w:outlineLvl w:val="1"/>
+        <w:rPr>
+          <w:rFonts w:ascii="Times New Roman" w:eastAsia="Times New Roman" w:hAnsi="Times New Roman" w:cs="Times New Roman"/>
+          <w:b/>
+          <w:bCs/>
+          <w:sz w:val="36"/>
+          <w:szCs w:val="36"/>
+        </w:rPr>
+      </w:pPr>
+      <w:r>
+        <w:rPr>
+          <w:rFonts w:ascii="Times New Roman" w:eastAsia="Times New Roman" w:hAnsi="Times New Roman" w:cs="Times New Roman"/>
+          <w:b/>
+          <w:bCs/>
+          <w:sz w:val="36"/>
+          <w:szCs w:val="36"/>
+        </w:rPr>
+        <w:t>Part 5 – Produce Clickable Prototype</w:t>
+      </w:r>
+    </w:p>
+    <w:p>
+      <w:pPr>
+        <w:numPr>
+          <w:ilvl w:val="0"/>
+          <w:numId w:val="47"/>
+        </w:numPr>
+        <w:suppressAutoHyphens w:val="0"/>
+        <w:spacing w:before="100" w:beforeAutospacing="1" w:after="100" w:afterAutospacing="1" w:line="360" w:lineRule="auto"/>
+        <w:rPr>
+          <w:rFonts w:ascii="Times New Roman" w:eastAsia="Times New Roman" w:hAnsi="Times New Roman" w:cs="Times New Roman"/>
+          <w:sz w:val="24"/>
+          <w:szCs w:val="24"/>
+        </w:rPr>
+      </w:pPr>
+      <w:r>
+        <w:rPr>
+          <w:rFonts w:ascii="Times New Roman" w:eastAsia="Times New Roman" w:hAnsi="Times New Roman" w:cs="Times New Roman"/>
+          <w:sz w:val="24"/>
+          <w:szCs w:val="24"/>
+        </w:rPr>
+        <w:t>Link screens so clicking buttons moves between them</w:t>
+      </w:r>
+    </w:p>
+    <w:p>
+      <w:pPr>
+        <w:numPr>
+          <w:ilvl w:val="0"/>
+          <w:numId w:val="47"/>
+        </w:numPr>
+        <w:suppressAutoHyphens w:val="0"/>
+        <w:spacing w:before="100" w:beforeAutospacing="1" w:after="100" w:afterAutospacing="1" w:line="360" w:lineRule="auto"/>
+        <w:rPr>
+          <w:rFonts w:ascii="Times New Roman" w:eastAsia="Times New Roman" w:hAnsi="Times New Roman" w:cs="Times New Roman"/>
+          <w:sz w:val="24"/>
+          <w:szCs w:val="24"/>
+        </w:rPr>
+      </w:pPr>
+      <w:r>
+        <w:rPr>
+          <w:rFonts w:ascii="Times New Roman" w:eastAsia="Times New Roman" w:hAnsi="Times New Roman" w:cs="Times New Roman"/>
+          <w:sz w:val="24"/>
+          <w:szCs w:val="24"/>
+        </w:rPr>
+        <w:t xml:space="preserve">Demonstrate basic navigation </w:t>
+      </w:r>
+      <w:r>
+        <w:rPr>
+          <w:rFonts w:ascii="Times New Roman" w:eastAsia="Times New Roman" w:hAnsi="Times New Roman" w:cs="Times New Roman"/>
+          <w:sz w:val="24"/>
+          <w:szCs w:val="24"/>
+        </w:rPr>
+        <w:br/>
+      </w:r>
+      <w:r>
+        <w:rPr>
+          <w:rFonts w:ascii="Times New Roman" w:eastAsia="Times New Roman" w:hAnsi="Times New Roman" w:cs="Times New Roman"/>
+          <w:sz w:val="24"/>
+          <w:szCs w:val="24"/>
+        </w:rPr>
+        <w:t>(e.g. login → home → restaurant → add to basket → order summary)</w:t>
+      </w:r>
+      <w:r>
+        <w:rPr>
+          <w:rFonts w:ascii="Times New Roman" w:eastAsia="Times New Roman" w:hAnsi="Times New Roman" w:cs="Times New Roman"/>
+          <w:sz w:val="24"/>
+          <w:szCs w:val="24"/>
+        </w:rPr>
+        <w:br/>
+      </w:r>
+    </w:p>
+    <w:p>
+      <w:pPr>
+        <w:numPr>
+          <w:ilvl w:val="0"/>
+          <w:numId w:val="47"/>
+        </w:numPr>
+        <w:suppressAutoHyphens w:val="0"/>
+        <w:spacing w:before="100" w:beforeAutospacing="1" w:after="100" w:afterAutospacing="1" w:line="360" w:lineRule="auto"/>
+        <w:rPr>
+          <w:rFonts w:ascii="Times New Roman" w:eastAsia="Times New Roman" w:hAnsi="Times New Roman" w:cs="Times New Roman"/>
+          <w:sz w:val="24"/>
+          <w:szCs w:val="24"/>
+        </w:rPr>
+      </w:pPr>
+      <w:r>
+        <w:rPr>
+          <w:rFonts w:ascii="Times New Roman" w:eastAsia="Times New Roman" w:hAnsi="Times New Roman" w:cs="Times New Roman"/>
+          <w:sz w:val="24"/>
+          <w:szCs w:val="24"/>
+        </w:rPr>
+        <w:t xml:space="preserve">Export a </w:t>
+      </w:r>
+      <w:r>
+        <w:rPr>
+          <w:rFonts w:ascii="Times New Roman" w:eastAsia="Times New Roman" w:hAnsi="Times New Roman" w:cs="Times New Roman"/>
+          <w:b/>
+          <w:bCs/>
+          <w:sz w:val="24"/>
+          <w:szCs w:val="24"/>
+        </w:rPr>
+        <w:t>shareable prototype link</w:t>
+      </w:r>
+    </w:p>
+    <w:p>
+      <w:pPr>
+        <w:suppressAutoHyphens w:val="0"/>
+        <w:spacing w:before="100" w:beforeAutospacing="1" w:after="100" w:afterAutospacing="1"/>
+        <w:outlineLvl w:val="1"/>
+        <w:rPr>
+          <w:rFonts w:ascii="Times New Roman" w:eastAsia="Times New Roman" w:hAnsi="Times New Roman" w:cs="Times New Roman"/>
+          <w:b/>
+          <w:bCs/>
+          <w:sz w:val="36"/>
+          <w:szCs w:val="36"/>
+        </w:rPr>
+      </w:pPr>
+      <w:r>
+        <w:rPr>
+          <w:rFonts w:ascii="Times New Roman" w:eastAsia="Times New Roman" w:hAnsi="Times New Roman" w:cs="Times New Roman"/>
+          <w:b/>
+          <w:bCs/>
+          <w:sz w:val="36"/>
+          <w:szCs w:val="36"/>
+        </w:rPr>
+        <w:lastRenderedPageBreak/>
+        <w:t>Self-a</w:t>
+      </w:r>
+      <w:r>
+        <w:rPr>
+          <w:rFonts w:ascii="Times New Roman" w:eastAsia="Times New Roman" w:hAnsi="Times New Roman" w:cs="Times New Roman"/>
+          <w:b/>
+          <w:bCs/>
+          <w:sz w:val="36"/>
+          <w:szCs w:val="36"/>
+        </w:rPr>
+        <w:t>ssessment</w:t>
+      </w:r>
+      <w:r>
+        <w:rPr>
+          <w:rFonts w:ascii="Times New Roman" w:eastAsia="Times New Roman" w:hAnsi="Times New Roman" w:cs="Times New Roman"/>
+          <w:b/>
+          <w:bCs/>
+          <w:sz w:val="36"/>
+          <w:szCs w:val="36"/>
+        </w:rPr>
+        <w:t xml:space="preserve"> Criteria</w:t>
       </w:r>
     </w:p>
     <w:tbl>
       <w:tblPr>
+        <w:tblStyle w:val="TableGridLight"/>
         <w:tblW w:w="0" w:type="auto"/>
-        <w:tblCellSpacing w:w="15" w:type="dxa"/>
-        <w:tblCellMar>
-          <w:top w:w="15" w:type="dxa"/>
-          <w:left w:w="15" w:type="dxa"/>
-          <w:bottom w:w="15" w:type="dxa"/>
-          <w:right w:w="15" w:type="dxa"/>
-        </w:tblCellMar>
         <w:tblLook w:val="04A0" w:firstRow="1" w:lastRow="0" w:firstColumn="1" w:lastColumn="0" w:noHBand="0" w:noVBand="1"/>
       </w:tblPr>
       <w:tblGrid>
-        <w:gridCol w:w="814"/>
-        <w:gridCol w:w="482"/>
-        <w:gridCol w:w="557"/>
-        <w:gridCol w:w="1095"/>
+        <w:gridCol w:w="1837"/>
+        <w:gridCol w:w="5813"/>
       </w:tblGrid>
       <w:tr>
-        <w:trPr>
-          <w:tblHeader/>
-          <w:tblCellSpacing w:w="15" w:type="dxa"/>
-        </w:trPr>
         <w:tc>
           <w:tcPr>
             <w:tcW w:w="0" w:type="auto"/>
-            <w:vAlign w:val="center"/>
             <w:hideMark/>
           </w:tcPr>
           <w:p>
             <w:pPr>
+              <w:suppressAutoHyphens w:val="0"/>
               <w:rPr>
+                <w:rFonts w:ascii="Times New Roman" w:eastAsia="Times New Roman" w:hAnsi="Times New Roman" w:cs="Times New Roman"/>
                 <w:b/>
                 <w:bCs/>
+                <w:sz w:val="24"/>
+                <w:szCs w:val="24"/>
               </w:rPr>
             </w:pPr>
             <w:r>
               <w:rPr>
+                <w:rFonts w:ascii="Times New Roman" w:eastAsia="Times New Roman" w:hAnsi="Times New Roman" w:cs="Times New Roman"/>
                 <w:b/>
                 <w:bCs/>
+                <w:sz w:val="24"/>
+                <w:szCs w:val="24"/>
               </w:rPr>
-              <w:t>Persona</w:t>
+              <w:t>Criteria</w:t>
             </w:r>
           </w:p>
         </w:tc>
         <w:tc>
           <w:tcPr>
-            <w:tcW w:w="0" w:type="auto"/>
-            <w:vAlign w:val="center"/>
+            <w:tcW w:w="5813" w:type="dxa"/>
             <w:hideMark/>
           </w:tcPr>
           <w:p>
             <w:pPr>
+              <w:suppressAutoHyphens w:val="0"/>
               <w:rPr>
+                <w:rFonts w:ascii="Times New Roman" w:eastAsia="Times New Roman" w:hAnsi="Times New Roman" w:cs="Times New Roman"/>
                 <w:b/>
                 <w:bCs/>
+                <w:sz w:val="24"/>
+                <w:szCs w:val="24"/>
               </w:rPr>
             </w:pPr>
             <w:r>
               <w:rPr>
+                <w:rFonts w:ascii="Times New Roman" w:eastAsia="Times New Roman" w:hAnsi="Times New Roman" w:cs="Times New Roman"/>
                 <w:b/>
                 <w:bCs/>
+                <w:sz w:val="24"/>
+                <w:szCs w:val="24"/>
               </w:rPr>
-              <w:t>Goal</w:t>
+              <w:t>What to look for</w:t>
+            </w:r>
+          </w:p>
+        </w:tc>
+      </w:tr>
+      <w:tr>
+        <w:tc>
+          <w:tcPr>
+            <w:tcW w:w="0" w:type="auto"/>
+            <w:hideMark/>
+          </w:tcPr>
+          <w:p>
+            <w:pPr>
+              <w:suppressAutoHyphens w:val="0"/>
+              <w:rPr>
+                <w:rFonts w:ascii="Times New Roman" w:eastAsia="Times New Roman" w:hAnsi="Times New Roman" w:cs="Times New Roman"/>
+                <w:sz w:val="24"/>
+                <w:szCs w:val="24"/>
+              </w:rPr>
+            </w:pPr>
+            <w:r>
+              <w:rPr>
+                <w:rFonts w:ascii="Times New Roman" w:eastAsia="Times New Roman" w:hAnsi="Times New Roman" w:cs="Times New Roman"/>
+                <w:b/>
+                <w:bCs/>
+                <w:sz w:val="24"/>
+                <w:szCs w:val="24"/>
+              </w:rPr>
+              <w:t>Completeness</w:t>
             </w:r>
           </w:p>
         </w:tc>
         <w:tc>
           <w:tcPr>
-            <w:tcW w:w="0" w:type="auto"/>
-            <w:vAlign w:val="center"/>
+            <w:tcW w:w="5813" w:type="dxa"/>
             <w:hideMark/>
           </w:tcPr>
           <w:p>
             <w:pPr>
+              <w:suppressAutoHyphens w:val="0"/>
               <w:rPr>
-                <w:b/>
-                <w:bCs/>
+                <w:rFonts w:ascii="Times New Roman" w:eastAsia="Times New Roman" w:hAnsi="Times New Roman" w:cs="Times New Roman"/>
+                <w:sz w:val="24"/>
+                <w:szCs w:val="24"/>
               </w:rPr>
             </w:pPr>
             <w:r>
               <w:rPr>
+                <w:rFonts w:ascii="Times New Roman" w:eastAsia="Times New Roman" w:hAnsi="Times New Roman" w:cs="Times New Roman"/>
+                <w:sz w:val="24"/>
+                <w:szCs w:val="24"/>
+              </w:rPr>
+              <w:t>All key screens present</w:t>
+            </w:r>
+          </w:p>
+        </w:tc>
+      </w:tr>
+      <w:tr>
+        <w:tc>
+          <w:tcPr>
+            <w:tcW w:w="0" w:type="auto"/>
+            <w:hideMark/>
+          </w:tcPr>
+          <w:p>
+            <w:pPr>
+              <w:suppressAutoHyphens w:val="0"/>
+              <w:rPr>
+                <w:rFonts w:ascii="Times New Roman" w:eastAsia="Times New Roman" w:hAnsi="Times New Roman" w:cs="Times New Roman"/>
+                <w:sz w:val="24"/>
+                <w:szCs w:val="24"/>
+              </w:rPr>
+            </w:pPr>
+            <w:r>
+              <w:rPr>
+                <w:rFonts w:ascii="Times New Roman" w:eastAsia="Times New Roman" w:hAnsi="Times New Roman" w:cs="Times New Roman"/>
                 <w:b/>
                 <w:bCs/>
+                <w:sz w:val="24"/>
+                <w:szCs w:val="24"/>
               </w:rPr>
-              <w:t>Steps</w:t>
+              <w:t>Clarity</w:t>
             </w:r>
           </w:p>
         </w:tc>
         <w:tc>
           <w:tcPr>
-            <w:tcW w:w="0" w:type="auto"/>
-            <w:vAlign w:val="center"/>
+            <w:tcW w:w="5813" w:type="dxa"/>
             <w:hideMark/>
           </w:tcPr>
           <w:p>
             <w:pPr>
+              <w:suppressAutoHyphens w:val="0"/>
               <w:rPr>
-                <w:b/>
-                <w:bCs/>
+                <w:rFonts w:ascii="Times New Roman" w:eastAsia="Times New Roman" w:hAnsi="Times New Roman" w:cs="Times New Roman"/>
+                <w:sz w:val="24"/>
+                <w:szCs w:val="24"/>
               </w:rPr>
             </w:pPr>
             <w:r>
               <w:rPr>
+                <w:rFonts w:ascii="Times New Roman" w:eastAsia="Times New Roman" w:hAnsi="Times New Roman" w:cs="Times New Roman"/>
+                <w:sz w:val="24"/>
+                <w:szCs w:val="24"/>
+              </w:rPr>
+              <w:t>Wireframes show clear layout and purpose</w:t>
+            </w:r>
+          </w:p>
+        </w:tc>
+      </w:tr>
+      <w:tr>
+        <w:tc>
+          <w:tcPr>
+            <w:tcW w:w="0" w:type="auto"/>
+            <w:hideMark/>
+          </w:tcPr>
+          <w:p>
+            <w:pPr>
+              <w:suppressAutoHyphens w:val="0"/>
+              <w:rPr>
+                <w:rFonts w:ascii="Times New Roman" w:eastAsia="Times New Roman" w:hAnsi="Times New Roman" w:cs="Times New Roman"/>
+                <w:sz w:val="24"/>
+                <w:szCs w:val="24"/>
+              </w:rPr>
+            </w:pPr>
+            <w:r>
+              <w:rPr>
+                <w:rFonts w:ascii="Times New Roman" w:eastAsia="Times New Roman" w:hAnsi="Times New Roman" w:cs="Times New Roman"/>
                 <w:b/>
                 <w:bCs/>
+                <w:sz w:val="24"/>
+                <w:szCs w:val="24"/>
               </w:rPr>
-              <w:t>Pain Points</w:t>
+              <w:t>Navigation</w:t>
+            </w:r>
+          </w:p>
+        </w:tc>
+        <w:tc>
+          <w:tcPr>
+            <w:tcW w:w="5813" w:type="dxa"/>
+            <w:hideMark/>
+          </w:tcPr>
+          <w:p>
+            <w:pPr>
+              <w:suppressAutoHyphens w:val="0"/>
+              <w:rPr>
+                <w:rFonts w:ascii="Times New Roman" w:eastAsia="Times New Roman" w:hAnsi="Times New Roman" w:cs="Times New Roman"/>
+                <w:sz w:val="24"/>
+                <w:szCs w:val="24"/>
+              </w:rPr>
+            </w:pPr>
+            <w:r>
+              <w:rPr>
+                <w:rFonts w:ascii="Times New Roman" w:eastAsia="Times New Roman" w:hAnsi="Times New Roman" w:cs="Times New Roman"/>
+                <w:sz w:val="24"/>
+                <w:szCs w:val="24"/>
+              </w:rPr>
+              <w:t>Clickable prototype flows logically</w:t>
+            </w:r>
+          </w:p>
+        </w:tc>
+      </w:tr>
+      <w:tr>
+        <w:tc>
+          <w:tcPr>
+            <w:tcW w:w="0" w:type="auto"/>
+            <w:hideMark/>
+          </w:tcPr>
+          <w:p>
+            <w:pPr>
+              <w:suppressAutoHyphens w:val="0"/>
+              <w:rPr>
+                <w:rFonts w:ascii="Times New Roman" w:eastAsia="Times New Roman" w:hAnsi="Times New Roman" w:cs="Times New Roman"/>
+                <w:sz w:val="24"/>
+                <w:szCs w:val="24"/>
+              </w:rPr>
+            </w:pPr>
+            <w:r>
+              <w:rPr>
+                <w:rFonts w:ascii="Times New Roman" w:eastAsia="Times New Roman" w:hAnsi="Times New Roman" w:cs="Times New Roman"/>
+                <w:b/>
+                <w:bCs/>
+                <w:sz w:val="24"/>
+                <w:szCs w:val="24"/>
+              </w:rPr>
+              <w:t>Design thinking</w:t>
+            </w:r>
+          </w:p>
+        </w:tc>
+        <w:tc>
+          <w:tcPr>
+            <w:tcW w:w="5813" w:type="dxa"/>
+            <w:hideMark/>
+          </w:tcPr>
+          <w:p>
+            <w:pPr>
+              <w:suppressAutoHyphens w:val="0"/>
+              <w:rPr>
+                <w:rFonts w:ascii="Times New Roman" w:eastAsia="Times New Roman" w:hAnsi="Times New Roman" w:cs="Times New Roman"/>
+                <w:sz w:val="24"/>
+                <w:szCs w:val="24"/>
+              </w:rPr>
+            </w:pPr>
+            <w:r>
+              <w:rPr>
+                <w:rFonts w:ascii="Times New Roman" w:eastAsia="Times New Roman" w:hAnsi="Times New Roman" w:cs="Times New Roman"/>
+                <w:sz w:val="24"/>
+                <w:szCs w:val="24"/>
+              </w:rPr>
+              <w:t>Justification of layout and flow</w:t>
+            </w:r>
+          </w:p>
+        </w:tc>
+      </w:tr>
+      <w:tr>
+        <w:tc>
+          <w:tcPr>
+            <w:tcW w:w="0" w:type="auto"/>
+            <w:hideMark/>
+          </w:tcPr>
+          <w:p>
+            <w:pPr>
+              <w:suppressAutoHyphens w:val="0"/>
+              <w:rPr>
+                <w:rFonts w:ascii="Times New Roman" w:eastAsia="Times New Roman" w:hAnsi="Times New Roman" w:cs="Times New Roman"/>
+                <w:sz w:val="24"/>
+                <w:szCs w:val="24"/>
+              </w:rPr>
+            </w:pPr>
+            <w:r>
+              <w:rPr>
+                <w:rFonts w:ascii="Times New Roman" w:eastAsia="Times New Roman" w:hAnsi="Times New Roman" w:cs="Times New Roman"/>
+                <w:b/>
+                <w:bCs/>
+                <w:sz w:val="24"/>
+                <w:szCs w:val="24"/>
+              </w:rPr>
+              <w:t>Usability</w:t>
+            </w:r>
+          </w:p>
+        </w:tc>
+        <w:tc>
+          <w:tcPr>
+            <w:tcW w:w="5813" w:type="dxa"/>
+            <w:hideMark/>
+          </w:tcPr>
+          <w:p>
+            <w:pPr>
+              <w:suppressAutoHyphens w:val="0"/>
+              <w:rPr>
+                <w:rFonts w:ascii="Times New Roman" w:eastAsia="Times New Roman" w:hAnsi="Times New Roman" w:cs="Times New Roman"/>
+                <w:sz w:val="24"/>
+                <w:szCs w:val="24"/>
+              </w:rPr>
+            </w:pPr>
+            <w:r>
+              <w:rPr>
+                <w:rFonts w:ascii="Times New Roman" w:eastAsia="Times New Roman" w:hAnsi="Times New Roman" w:cs="Times New Roman"/>
+                <w:sz w:val="24"/>
+                <w:szCs w:val="24"/>
+              </w:rPr>
+              <w:t>Consideration of user tasks and simplicity</w:t>
             </w:r>
           </w:p>
         </w:tc>
       </w:tr>
     </w:tbl>
-    <w:p/>
     <w:p>
       <w:pPr>
-        <w:pStyle w:val="Heading1"/>
-      </w:pPr>
-      <w:r>
-        <w:lastRenderedPageBreak/>
-        <w:t>Final review (20 mins)</w:t>
-      </w:r>
+        <w:suppressAutoHyphens w:val="0"/>
+        <w:rPr>
+          <w:rFonts w:ascii="Times New Roman" w:eastAsia="Times New Roman" w:hAnsi="Times New Roman" w:cs="Times New Roman"/>
+          <w:sz w:val="24"/>
+          <w:szCs w:val="24"/>
+        </w:rPr>
+      </w:pPr>
     </w:p>
     <w:p>
       <w:pPr>
-        <w:keepNext/>
-        <w:keepLines/>
-      </w:pPr>
-      <w:r>
-        <w:t>Each group presents:</w:t>
+        <w:suppressAutoHyphens w:val="0"/>
+        <w:spacing w:before="100" w:beforeAutospacing="1" w:after="100" w:afterAutospacing="1"/>
+        <w:outlineLvl w:val="1"/>
+        <w:rPr>
+          <w:rFonts w:ascii="Times New Roman" w:eastAsia="Times New Roman" w:hAnsi="Times New Roman" w:cs="Times New Roman"/>
+          <w:b/>
+          <w:bCs/>
+          <w:sz w:val="36"/>
+          <w:szCs w:val="36"/>
+        </w:rPr>
+      </w:pPr>
+      <w:r>
+        <w:rPr>
+          <w:rFonts w:ascii="Times New Roman" w:eastAsia="Times New Roman" w:hAnsi="Times New Roman" w:cs="Times New Roman"/>
+          <w:b/>
+          <w:bCs/>
+          <w:sz w:val="36"/>
+          <w:szCs w:val="36"/>
+        </w:rPr>
+        <w:t>Optional Stretch Tasks</w:t>
       </w:r>
     </w:p>
     <w:p>
       <w:pPr>
-        <w:keepNext/>
-        <w:keepLines/>
         <w:numPr>
           <w:ilvl w:val="0"/>
-          <w:numId w:val="29"/>
+          <w:numId w:val="49"/>
         </w:numPr>
-      </w:pPr>
-      <w:r>
-        <w:t>2 user stories</w:t>
+        <w:suppressAutoHyphens w:val="0"/>
+        <w:spacing w:before="100" w:beforeAutospacing="1" w:after="100" w:afterAutospacing="1"/>
+        <w:rPr>
+          <w:rFonts w:ascii="Times New Roman" w:eastAsia="Times New Roman" w:hAnsi="Times New Roman" w:cs="Times New Roman"/>
+          <w:sz w:val="24"/>
+          <w:szCs w:val="24"/>
+        </w:rPr>
+      </w:pPr>
+      <w:r>
+        <w:rPr>
+          <w:rFonts w:ascii="Times New Roman" w:eastAsia="Times New Roman" w:hAnsi="Times New Roman" w:cs="Times New Roman"/>
+          <w:sz w:val="24"/>
+          <w:szCs w:val="24"/>
+        </w:rPr>
+        <w:t xml:space="preserve">Add </w:t>
+      </w:r>
+      <w:r>
+        <w:rPr>
+          <w:rFonts w:ascii="Times New Roman" w:eastAsia="Times New Roman" w:hAnsi="Times New Roman" w:cs="Times New Roman"/>
+          <w:b/>
+          <w:bCs/>
+          <w:sz w:val="24"/>
+          <w:szCs w:val="24"/>
+        </w:rPr>
+        <w:t>responsive versions</w:t>
+      </w:r>
+      <w:r>
+        <w:rPr>
+          <w:rFonts w:ascii="Times New Roman" w:eastAsia="Times New Roman" w:hAnsi="Times New Roman" w:cs="Times New Roman"/>
+          <w:sz w:val="24"/>
+          <w:szCs w:val="24"/>
+        </w:rPr>
+        <w:t xml:space="preserve"> (mobile + tablet)</w:t>
       </w:r>
     </w:p>
     <w:p>
       <w:pPr>
-        <w:keepNext/>
-        <w:keepLines/>
         <w:numPr>
           <w:ilvl w:val="0"/>
-          <w:numId w:val="29"/>
+          <w:numId w:val="49"/>
         </w:numPr>
-      </w:pPr>
-      <w:r>
-        <w:t>Their backlog priorities</w:t>
+        <w:suppressAutoHyphens w:val="0"/>
+        <w:spacing w:before="100" w:beforeAutospacing="1" w:after="100" w:afterAutospacing="1"/>
+        <w:rPr>
+          <w:rFonts w:ascii="Times New Roman" w:eastAsia="Times New Roman" w:hAnsi="Times New Roman" w:cs="Times New Roman"/>
+          <w:sz w:val="24"/>
+          <w:szCs w:val="24"/>
+        </w:rPr>
+      </w:pPr>
+      <w:r>
+        <w:rPr>
+          <w:rFonts w:ascii="Times New Roman" w:eastAsia="Times New Roman" w:hAnsi="Times New Roman" w:cs="Times New Roman"/>
+          <w:sz w:val="24"/>
+          <w:szCs w:val="24"/>
+        </w:rPr>
+        <w:t xml:space="preserve">Create </w:t>
+      </w:r>
+      <w:r>
+        <w:rPr>
+          <w:rFonts w:ascii="Times New Roman" w:eastAsia="Times New Roman" w:hAnsi="Times New Roman" w:cs="Times New Roman"/>
+          <w:b/>
+          <w:bCs/>
+          <w:sz w:val="24"/>
+          <w:szCs w:val="24"/>
+        </w:rPr>
+        <w:t xml:space="preserve">high-fidelity </w:t>
+      </w:r>
+      <w:proofErr w:type="spellStart"/>
+      <w:r>
+        <w:rPr>
+          <w:rFonts w:ascii="Times New Roman" w:eastAsia="Times New Roman" w:hAnsi="Times New Roman" w:cs="Times New Roman"/>
+          <w:b/>
+          <w:bCs/>
+          <w:sz w:val="24"/>
+          <w:szCs w:val="24"/>
+        </w:rPr>
+        <w:t>mockups</w:t>
+      </w:r>
+      <w:proofErr w:type="spellEnd"/>
+      <w:r>
+        <w:rPr>
+          <w:rFonts w:ascii="Times New Roman" w:eastAsia="Times New Roman" w:hAnsi="Times New Roman" w:cs="Times New Roman"/>
+          <w:sz w:val="24"/>
+          <w:szCs w:val="24"/>
+        </w:rPr>
+        <w:t xml:space="preserve"> (with colours/fonts)</w:t>
       </w:r>
     </w:p>
     <w:p>
       <w:pPr>
-        <w:keepNext/>
-        <w:keepLines/>
         <w:numPr>
           <w:ilvl w:val="0"/>
-          <w:numId w:val="29"/>
+          <w:numId w:val="49"/>
         </w:numPr>
-      </w:pPr>
-      <w:r>
-        <w:t>Their sprint plan</w:t>
-      </w:r>
-    </w:p>
-    <w:p/>
-    <w:p>
-      <w:pPr>
-        <w:pStyle w:val="Heading2"/>
-      </w:pPr>
-      <w:r>
-        <w:t>Optional stretch tasks (if ahead)</w:t>
+        <w:suppressAutoHyphens w:val="0"/>
+        <w:spacing w:before="100" w:beforeAutospacing="1" w:after="100" w:afterAutospacing="1"/>
+        <w:rPr>
+          <w:rFonts w:ascii="Times New Roman" w:eastAsia="Times New Roman" w:hAnsi="Times New Roman" w:cs="Times New Roman"/>
+          <w:sz w:val="24"/>
+          <w:szCs w:val="24"/>
+        </w:rPr>
+      </w:pPr>
+      <w:r>
+        <w:rPr>
+          <w:rFonts w:ascii="Times New Roman" w:eastAsia="Times New Roman" w:hAnsi="Times New Roman" w:cs="Times New Roman"/>
+          <w:sz w:val="24"/>
+          <w:szCs w:val="24"/>
+        </w:rPr>
+        <w:t xml:space="preserve">Conduct a </w:t>
+      </w:r>
+      <w:r>
+        <w:rPr>
+          <w:rFonts w:ascii="Times New Roman" w:eastAsia="Times New Roman" w:hAnsi="Times New Roman" w:cs="Times New Roman"/>
+          <w:b/>
+          <w:bCs/>
+          <w:sz w:val="24"/>
+          <w:szCs w:val="24"/>
+        </w:rPr>
+        <w:t>peer review</w:t>
+      </w:r>
+      <w:r>
+        <w:rPr>
+          <w:rFonts w:ascii="Times New Roman" w:eastAsia="Times New Roman" w:hAnsi="Times New Roman" w:cs="Times New Roman"/>
+          <w:sz w:val="24"/>
+          <w:szCs w:val="24"/>
+        </w:rPr>
+        <w:t xml:space="preserve"> session and iterate</w:t>
       </w:r>
     </w:p>
     <w:p>
       <w:pPr>
+        <w:suppressAutoHyphens w:val="0"/>
+        <w:spacing w:before="100" w:beforeAutospacing="1" w:after="100" w:afterAutospacing="1"/>
+        <w:outlineLvl w:val="1"/>
+        <w:rPr>
+          <w:rFonts w:ascii="Times New Roman" w:eastAsia="Times New Roman" w:hAnsi="Times New Roman" w:cs="Times New Roman"/>
+          <w:b/>
+          <w:bCs/>
+          <w:sz w:val="36"/>
+          <w:szCs w:val="36"/>
+        </w:rPr>
+      </w:pPr>
+      <w:r>
+        <w:rPr>
+          <w:rFonts w:ascii="Times New Roman" w:eastAsia="Times New Roman" w:hAnsi="Times New Roman" w:cs="Times New Roman"/>
+          <w:b/>
+          <w:bCs/>
+          <w:sz w:val="36"/>
+          <w:szCs w:val="36"/>
+        </w:rPr>
+        <w:t>Helpful Learning Resource</w:t>
+      </w:r>
+    </w:p>
+    <w:p>
+      <w:pPr>
+        <w:suppressAutoHyphens w:val="0"/>
+        <w:spacing w:before="100" w:beforeAutospacing="1" w:after="100" w:afterAutospacing="1"/>
+        <w:rPr>
+          <w:rFonts w:ascii="Times New Roman" w:eastAsia="Times New Roman" w:hAnsi="Times New Roman" w:cs="Times New Roman"/>
+          <w:sz w:val="24"/>
+          <w:szCs w:val="24"/>
+        </w:rPr>
+      </w:pPr>
+      <w:r>
+        <w:rPr>
+          <w:rFonts w:ascii="Times New Roman" w:eastAsia="Times New Roman" w:hAnsi="Times New Roman" w:cs="Times New Roman"/>
+          <w:sz w:val="24"/>
+          <w:szCs w:val="24"/>
+        </w:rPr>
+        <w:t>If students want a deeper grounding in wireframing and UI design, they can explore:</w:t>
+      </w:r>
+    </w:p>
+    <w:p>
+      <w:pPr>
         <w:numPr>
           <w:ilvl w:val="0"/>
-          <w:numId w:val="30"/>
+          <w:numId w:val="50"/>
         </w:numPr>
-      </w:pPr>
-      <w:r>
-        <w:t>Add 1 security requirement</w:t>
-      </w:r>
-    </w:p>
-    <w:p>
-      <w:pPr>
-        <w:numPr>
-          <w:ilvl w:val="0"/>
-          <w:numId w:val="30"/>
-        </w:numPr>
-      </w:pPr>
-      <w:r>
-        <w:t>Add 1 non-functional requirement</w:t>
-      </w:r>
-    </w:p>
-    <w:p>
-      <w:pPr>
-        <w:numPr>
-          <w:ilvl w:val="0"/>
-          <w:numId w:val="30"/>
-        </w:numPr>
-      </w:pPr>
-      <w:r>
-        <w:t>Identify 1 technical risk</w:t>
-      </w:r>
+        <w:suppressAutoHyphens w:val="0"/>
+        <w:spacing w:before="100" w:beforeAutospacing="1" w:after="100" w:afterAutospacing="1"/>
+        <w:rPr>
+          <w:rFonts w:ascii="Times New Roman" w:eastAsia="Times New Roman" w:hAnsi="Times New Roman" w:cs="Times New Roman"/>
+          <w:sz w:val="24"/>
+          <w:szCs w:val="24"/>
+        </w:rPr>
+      </w:pPr>
+      <w:r>
+        <w:rPr>
+          <w:rFonts w:ascii="Times New Roman" w:eastAsia="Times New Roman" w:hAnsi="Times New Roman" w:cs="Times New Roman"/>
+          <w:b/>
+          <w:bCs/>
+          <w:sz w:val="24"/>
+          <w:szCs w:val="24"/>
+        </w:rPr>
+        <w:t>Web Design: Wireframes to Prototypes (Coursera)</w:t>
+      </w:r>
+      <w:r>
+        <w:rPr>
+          <w:rFonts w:ascii="Times New Roman" w:eastAsia="Times New Roman" w:hAnsi="Times New Roman" w:cs="Times New Roman"/>
+          <w:sz w:val="24"/>
+          <w:szCs w:val="24"/>
+        </w:rPr>
+        <w:t xml:space="preserve"> – a structured course on wireframes and prototyping fundamentals. (</w:t>
+      </w:r>
+      <w:hyperlink r:id="rId15" w:tooltip="Web Design: Wireframes to Prototypes | Coursera" w:history="1">
+        <w:r>
+          <w:rPr>
+            <w:rFonts w:ascii="Times New Roman" w:eastAsia="Times New Roman" w:hAnsi="Times New Roman" w:cs="Times New Roman"/>
+            <w:color w:val="0000FF"/>
+            <w:sz w:val="24"/>
+            <w:szCs w:val="24"/>
+            <w:u w:val="single"/>
+          </w:rPr>
+          <w:t>coursera.org</w:t>
+        </w:r>
+      </w:hyperlink>
+      <w:r>
+        <w:rPr>
+          <w:rFonts w:ascii="Times New Roman" w:eastAsia="Times New Roman" w:hAnsi="Times New Roman" w:cs="Times New Roman"/>
+          <w:sz w:val="24"/>
+          <w:szCs w:val="24"/>
+        </w:rPr>
+        <w:t>)</w:t>
+      </w:r>
+      <w:r>
+        <w:rPr>
+          <w:rFonts w:ascii="Times New Roman" w:eastAsia="Times New Roman" w:hAnsi="Times New Roman" w:cs="Times New Roman"/>
+          <w:sz w:val="24"/>
+          <w:szCs w:val="24"/>
+        </w:rPr>
+        <w:br/>
+      </w:r>
+      <w:hyperlink r:id="rId16" w:history="1">
+        <w:r>
+          <w:rPr>
+            <w:rFonts w:ascii="Times New Roman" w:eastAsia="Times New Roman" w:hAnsi="Times New Roman" w:cs="Times New Roman"/>
+            <w:color w:val="0000FF"/>
+            <w:sz w:val="24"/>
+            <w:szCs w:val="24"/>
+            <w:u w:val="single"/>
+          </w:rPr>
+          <w:t>https://www.coursera.org/learn/web-design-wireframes-prototypes</w:t>
+        </w:r>
+      </w:hyperlink>
     </w:p>
     <w:p/>
     <w:sectPr>
@@ -912,6 +2614,155 @@
     </w:lvl>
   </w:abstractNum>
   <w:abstractNum w:abstractNumId="3" w15:restartNumberingAfterBreak="0">
+    <w:nsid w:val="120F7684"/>
+    <w:multiLevelType w:val="multilevel"/>
+    <w:tmpl w:val="D2582450"/>
+    <w:lvl w:ilvl="0">
+      <w:start w:val="1"/>
+      <w:numFmt w:val="bullet"/>
+      <w:lvlText w:val=""/>
+      <w:lvlJc w:val="left"/>
+      <w:pPr>
+        <w:tabs>
+          <w:tab w:val="num" w:pos="720"/>
+        </w:tabs>
+        <w:ind w:left="720" w:hanging="360"/>
+      </w:pPr>
+      <w:rPr>
+        <w:rFonts w:ascii="Symbol" w:hAnsi="Symbol" w:hint="default"/>
+        <w:sz w:val="20"/>
+      </w:rPr>
+    </w:lvl>
+    <w:lvl w:ilvl="1" w:tentative="1">
+      <w:start w:val="1"/>
+      <w:numFmt w:val="bullet"/>
+      <w:lvlText w:val="o"/>
+      <w:lvlJc w:val="left"/>
+      <w:pPr>
+        <w:tabs>
+          <w:tab w:val="num" w:pos="1440"/>
+        </w:tabs>
+        <w:ind w:left="1440" w:hanging="360"/>
+      </w:pPr>
+      <w:rPr>
+        <w:rFonts w:ascii="Courier New" w:hAnsi="Courier New" w:hint="default"/>
+        <w:sz w:val="20"/>
+      </w:rPr>
+    </w:lvl>
+    <w:lvl w:ilvl="2" w:tentative="1">
+      <w:start w:val="1"/>
+      <w:numFmt w:val="bullet"/>
+      <w:lvlText w:val=""/>
+      <w:lvlJc w:val="left"/>
+      <w:pPr>
+        <w:tabs>
+          <w:tab w:val="num" w:pos="2160"/>
+        </w:tabs>
+        <w:ind w:left="2160" w:hanging="360"/>
+      </w:pPr>
+      <w:rPr>
+        <w:rFonts w:ascii="Wingdings" w:hAnsi="Wingdings" w:hint="default"/>
+        <w:sz w:val="20"/>
+      </w:rPr>
+    </w:lvl>
+    <w:lvl w:ilvl="3" w:tentative="1">
+      <w:start w:val="1"/>
+      <w:numFmt w:val="bullet"/>
+      <w:lvlText w:val=""/>
+      <w:lvlJc w:val="left"/>
+      <w:pPr>
+        <w:tabs>
+          <w:tab w:val="num" w:pos="2880"/>
+        </w:tabs>
+        <w:ind w:left="2880" w:hanging="360"/>
+      </w:pPr>
+      <w:rPr>
+        <w:rFonts w:ascii="Wingdings" w:hAnsi="Wingdings" w:hint="default"/>
+        <w:sz w:val="20"/>
+      </w:rPr>
+    </w:lvl>
+    <w:lvl w:ilvl="4" w:tentative="1">
+      <w:start w:val="1"/>
+      <w:numFmt w:val="bullet"/>
+      <w:lvlText w:val=""/>
+      <w:lvlJc w:val="left"/>
+      <w:pPr>
+        <w:tabs>
+          <w:tab w:val="num" w:pos="3600"/>
+        </w:tabs>
+        <w:ind w:left="3600" w:hanging="360"/>
+      </w:pPr>
+      <w:rPr>
+        <w:rFonts w:ascii="Wingdings" w:hAnsi="Wingdings" w:hint="default"/>
+        <w:sz w:val="20"/>
+      </w:rPr>
+    </w:lvl>
+    <w:lvl w:ilvl="5" w:tentative="1">
+      <w:start w:val="1"/>
+      <w:numFmt w:val="bullet"/>
+      <w:lvlText w:val=""/>
+      <w:lvlJc w:val="left"/>
+      <w:pPr>
+        <w:tabs>
+          <w:tab w:val="num" w:pos="4320"/>
+        </w:tabs>
+        <w:ind w:left="4320" w:hanging="360"/>
+      </w:pPr>
+      <w:rPr>
+        <w:rFonts w:ascii="Wingdings" w:hAnsi="Wingdings" w:hint="default"/>
+        <w:sz w:val="20"/>
+      </w:rPr>
+    </w:lvl>
+    <w:lvl w:ilvl="6" w:tentative="1">
+      <w:start w:val="1"/>
+      <w:numFmt w:val="bullet"/>
+      <w:lvlText w:val=""/>
+      <w:lvlJc w:val="left"/>
+      <w:pPr>
+        <w:tabs>
+          <w:tab w:val="num" w:pos="5040"/>
+        </w:tabs>
+        <w:ind w:left="5040" w:hanging="360"/>
+      </w:pPr>
+      <w:rPr>
+        <w:rFonts w:ascii="Wingdings" w:hAnsi="Wingdings" w:hint="default"/>
+        <w:sz w:val="20"/>
+      </w:rPr>
+    </w:lvl>
+    <w:lvl w:ilvl="7" w:tentative="1">
+      <w:start w:val="1"/>
+      <w:numFmt w:val="bullet"/>
+      <w:lvlText w:val=""/>
+      <w:lvlJc w:val="left"/>
+      <w:pPr>
+        <w:tabs>
+          <w:tab w:val="num" w:pos="5760"/>
+        </w:tabs>
+        <w:ind w:left="5760" w:hanging="360"/>
+      </w:pPr>
+      <w:rPr>
+        <w:rFonts w:ascii="Wingdings" w:hAnsi="Wingdings" w:hint="default"/>
+        <w:sz w:val="20"/>
+      </w:rPr>
+    </w:lvl>
+    <w:lvl w:ilvl="8" w:tentative="1">
+      <w:start w:val="1"/>
+      <w:numFmt w:val="bullet"/>
+      <w:lvlText w:val=""/>
+      <w:lvlJc w:val="left"/>
+      <w:pPr>
+        <w:tabs>
+          <w:tab w:val="num" w:pos="6480"/>
+        </w:tabs>
+        <w:ind w:left="6480" w:hanging="360"/>
+      </w:pPr>
+      <w:rPr>
+        <w:rFonts w:ascii="Wingdings" w:hAnsi="Wingdings" w:hint="default"/>
+        <w:sz w:val="20"/>
+      </w:rPr>
+    </w:lvl>
+  </w:abstractNum>
+  <w:abstractNum w:abstractNumId="4" w15:restartNumberingAfterBreak="0">
     <w:nsid w:val="1259137E"/>
     <w:multiLevelType w:val="multilevel"/>
     <w:tmpl w:val="1008570A"/>
@@ -1060,7 +2911,7 @@
       </w:rPr>
     </w:lvl>
   </w:abstractNum>
-  <w:abstractNum w:abstractNumId="4" w15:restartNumberingAfterBreak="0">
+  <w:abstractNum w:abstractNumId="5" w15:restartNumberingAfterBreak="0">
     <w:nsid w:val="17695962"/>
     <w:multiLevelType w:val="multilevel"/>
     <w:tmpl w:val="750487C0"/>
@@ -1209,7 +3060,7 @@
       </w:rPr>
     </w:lvl>
   </w:abstractNum>
-  <w:abstractNum w:abstractNumId="5" w15:restartNumberingAfterBreak="0">
+  <w:abstractNum w:abstractNumId="6" w15:restartNumberingAfterBreak="0">
     <w:nsid w:val="18AC32D4"/>
     <w:multiLevelType w:val="multilevel"/>
     <w:tmpl w:val="43D0EFF0"/>
@@ -1358,7 +3209,7 @@
       </w:rPr>
     </w:lvl>
   </w:abstractNum>
-  <w:abstractNum w:abstractNumId="6" w15:restartNumberingAfterBreak="0">
+  <w:abstractNum w:abstractNumId="7" w15:restartNumberingAfterBreak="0">
     <w:nsid w:val="1BCB63F4"/>
     <w:multiLevelType w:val="multilevel"/>
     <w:tmpl w:val="CDE42954"/>
@@ -1507,7 +3358,7 @@
       </w:rPr>
     </w:lvl>
   </w:abstractNum>
-  <w:abstractNum w:abstractNumId="7" w15:restartNumberingAfterBreak="0">
+  <w:abstractNum w:abstractNumId="8" w15:restartNumberingAfterBreak="0">
     <w:nsid w:val="1BFF454E"/>
     <w:multiLevelType w:val="multilevel"/>
     <w:tmpl w:val="20968DC4"/>
@@ -1656,7 +3507,156 @@
       </w:rPr>
     </w:lvl>
   </w:abstractNum>
-  <w:abstractNum w:abstractNumId="8" w15:restartNumberingAfterBreak="0">
+  <w:abstractNum w:abstractNumId="9" w15:restartNumberingAfterBreak="0">
+    <w:nsid w:val="1C617353"/>
+    <w:multiLevelType w:val="multilevel"/>
+    <w:tmpl w:val="064CE14E"/>
+    <w:lvl w:ilvl="0">
+      <w:start w:val="1"/>
+      <w:numFmt w:val="bullet"/>
+      <w:lvlText w:val=""/>
+      <w:lvlJc w:val="left"/>
+      <w:pPr>
+        <w:tabs>
+          <w:tab w:val="num" w:pos="720"/>
+        </w:tabs>
+        <w:ind w:left="720" w:hanging="360"/>
+      </w:pPr>
+      <w:rPr>
+        <w:rFonts w:ascii="Symbol" w:hAnsi="Symbol" w:hint="default"/>
+        <w:sz w:val="20"/>
+      </w:rPr>
+    </w:lvl>
+    <w:lvl w:ilvl="1" w:tentative="1">
+      <w:start w:val="1"/>
+      <w:numFmt w:val="bullet"/>
+      <w:lvlText w:val="o"/>
+      <w:lvlJc w:val="left"/>
+      <w:pPr>
+        <w:tabs>
+          <w:tab w:val="num" w:pos="1440"/>
+        </w:tabs>
+        <w:ind w:left="1440" w:hanging="360"/>
+      </w:pPr>
+      <w:rPr>
+        <w:rFonts w:ascii="Courier New" w:hAnsi="Courier New" w:hint="default"/>
+        <w:sz w:val="20"/>
+      </w:rPr>
+    </w:lvl>
+    <w:lvl w:ilvl="2" w:tentative="1">
+      <w:start w:val="1"/>
+      <w:numFmt w:val="bullet"/>
+      <w:lvlText w:val=""/>
+      <w:lvlJc w:val="left"/>
+      <w:pPr>
+        <w:tabs>
+          <w:tab w:val="num" w:pos="2160"/>
+        </w:tabs>
+        <w:ind w:left="2160" w:hanging="360"/>
+      </w:pPr>
+      <w:rPr>
+        <w:rFonts w:ascii="Wingdings" w:hAnsi="Wingdings" w:hint="default"/>
+        <w:sz w:val="20"/>
+      </w:rPr>
+    </w:lvl>
+    <w:lvl w:ilvl="3" w:tentative="1">
+      <w:start w:val="1"/>
+      <w:numFmt w:val="bullet"/>
+      <w:lvlText w:val=""/>
+      <w:lvlJc w:val="left"/>
+      <w:pPr>
+        <w:tabs>
+          <w:tab w:val="num" w:pos="2880"/>
+        </w:tabs>
+        <w:ind w:left="2880" w:hanging="360"/>
+      </w:pPr>
+      <w:rPr>
+        <w:rFonts w:ascii="Wingdings" w:hAnsi="Wingdings" w:hint="default"/>
+        <w:sz w:val="20"/>
+      </w:rPr>
+    </w:lvl>
+    <w:lvl w:ilvl="4" w:tentative="1">
+      <w:start w:val="1"/>
+      <w:numFmt w:val="bullet"/>
+      <w:lvlText w:val=""/>
+      <w:lvlJc w:val="left"/>
+      <w:pPr>
+        <w:tabs>
+          <w:tab w:val="num" w:pos="3600"/>
+        </w:tabs>
+        <w:ind w:left="3600" w:hanging="360"/>
+      </w:pPr>
+      <w:rPr>
+        <w:rFonts w:ascii="Wingdings" w:hAnsi="Wingdings" w:hint="default"/>
+        <w:sz w:val="20"/>
+      </w:rPr>
+    </w:lvl>
+    <w:lvl w:ilvl="5" w:tentative="1">
+      <w:start w:val="1"/>
+      <w:numFmt w:val="bullet"/>
+      <w:lvlText w:val=""/>
+      <w:lvlJc w:val="left"/>
+      <w:pPr>
+        <w:tabs>
+          <w:tab w:val="num" w:pos="4320"/>
+        </w:tabs>
+        <w:ind w:left="4320" w:hanging="360"/>
+      </w:pPr>
+      <w:rPr>
+        <w:rFonts w:ascii="Wingdings" w:hAnsi="Wingdings" w:hint="default"/>
+        <w:sz w:val="20"/>
+      </w:rPr>
+    </w:lvl>
+    <w:lvl w:ilvl="6" w:tentative="1">
+      <w:start w:val="1"/>
+      <w:numFmt w:val="bullet"/>
+      <w:lvlText w:val=""/>
+      <w:lvlJc w:val="left"/>
+      <w:pPr>
+        <w:tabs>
+          <w:tab w:val="num" w:pos="5040"/>
+        </w:tabs>
+        <w:ind w:left="5040" w:hanging="360"/>
+      </w:pPr>
+      <w:rPr>
+        <w:rFonts w:ascii="Wingdings" w:hAnsi="Wingdings" w:hint="default"/>
+        <w:sz w:val="20"/>
+      </w:rPr>
+    </w:lvl>
+    <w:lvl w:ilvl="7" w:tentative="1">
+      <w:start w:val="1"/>
+      <w:numFmt w:val="bullet"/>
+      <w:lvlText w:val=""/>
+      <w:lvlJc w:val="left"/>
+      <w:pPr>
+        <w:tabs>
+          <w:tab w:val="num" w:pos="5760"/>
+        </w:tabs>
+        <w:ind w:left="5760" w:hanging="360"/>
+      </w:pPr>
+      <w:rPr>
+        <w:rFonts w:ascii="Wingdings" w:hAnsi="Wingdings" w:hint="default"/>
+        <w:sz w:val="20"/>
+      </w:rPr>
+    </w:lvl>
+    <w:lvl w:ilvl="8" w:tentative="1">
+      <w:start w:val="1"/>
+      <w:numFmt w:val="bullet"/>
+      <w:lvlText w:val=""/>
+      <w:lvlJc w:val="left"/>
+      <w:pPr>
+        <w:tabs>
+          <w:tab w:val="num" w:pos="6480"/>
+        </w:tabs>
+        <w:ind w:left="6480" w:hanging="360"/>
+      </w:pPr>
+      <w:rPr>
+        <w:rFonts w:ascii="Wingdings" w:hAnsi="Wingdings" w:hint="default"/>
+        <w:sz w:val="20"/>
+      </w:rPr>
+    </w:lvl>
+  </w:abstractNum>
+  <w:abstractNum w:abstractNumId="10" w15:restartNumberingAfterBreak="0">
     <w:nsid w:val="1CCA2AA9"/>
     <w:multiLevelType w:val="multilevel"/>
     <w:tmpl w:val="BA0AA624"/>
@@ -1805,7 +3805,305 @@
       </w:rPr>
     </w:lvl>
   </w:abstractNum>
-  <w:abstractNum w:abstractNumId="9" w15:restartNumberingAfterBreak="0">
+  <w:abstractNum w:abstractNumId="11" w15:restartNumberingAfterBreak="0">
+    <w:nsid w:val="1F5B0E82"/>
+    <w:multiLevelType w:val="multilevel"/>
+    <w:tmpl w:val="673E4B04"/>
+    <w:lvl w:ilvl="0">
+      <w:start w:val="1"/>
+      <w:numFmt w:val="bullet"/>
+      <w:lvlText w:val=""/>
+      <w:lvlJc w:val="left"/>
+      <w:pPr>
+        <w:tabs>
+          <w:tab w:val="num" w:pos="720"/>
+        </w:tabs>
+        <w:ind w:left="720" w:hanging="360"/>
+      </w:pPr>
+      <w:rPr>
+        <w:rFonts w:ascii="Symbol" w:hAnsi="Symbol" w:hint="default"/>
+        <w:sz w:val="20"/>
+      </w:rPr>
+    </w:lvl>
+    <w:lvl w:ilvl="1" w:tentative="1">
+      <w:start w:val="1"/>
+      <w:numFmt w:val="bullet"/>
+      <w:lvlText w:val="o"/>
+      <w:lvlJc w:val="left"/>
+      <w:pPr>
+        <w:tabs>
+          <w:tab w:val="num" w:pos="1440"/>
+        </w:tabs>
+        <w:ind w:left="1440" w:hanging="360"/>
+      </w:pPr>
+      <w:rPr>
+        <w:rFonts w:ascii="Courier New" w:hAnsi="Courier New" w:hint="default"/>
+        <w:sz w:val="20"/>
+      </w:rPr>
+    </w:lvl>
+    <w:lvl w:ilvl="2" w:tentative="1">
+      <w:start w:val="1"/>
+      <w:numFmt w:val="bullet"/>
+      <w:lvlText w:val=""/>
+      <w:lvlJc w:val="left"/>
+      <w:pPr>
+        <w:tabs>
+          <w:tab w:val="num" w:pos="2160"/>
+        </w:tabs>
+        <w:ind w:left="2160" w:hanging="360"/>
+      </w:pPr>
+      <w:rPr>
+        <w:rFonts w:ascii="Wingdings" w:hAnsi="Wingdings" w:hint="default"/>
+        <w:sz w:val="20"/>
+      </w:rPr>
+    </w:lvl>
+    <w:lvl w:ilvl="3" w:tentative="1">
+      <w:start w:val="1"/>
+      <w:numFmt w:val="bullet"/>
+      <w:lvlText w:val=""/>
+      <w:lvlJc w:val="left"/>
+      <w:pPr>
+        <w:tabs>
+          <w:tab w:val="num" w:pos="2880"/>
+        </w:tabs>
+        <w:ind w:left="2880" w:hanging="360"/>
+      </w:pPr>
+      <w:rPr>
+        <w:rFonts w:ascii="Wingdings" w:hAnsi="Wingdings" w:hint="default"/>
+        <w:sz w:val="20"/>
+      </w:rPr>
+    </w:lvl>
+    <w:lvl w:ilvl="4" w:tentative="1">
+      <w:start w:val="1"/>
+      <w:numFmt w:val="bullet"/>
+      <w:lvlText w:val=""/>
+      <w:lvlJc w:val="left"/>
+      <w:pPr>
+        <w:tabs>
+          <w:tab w:val="num" w:pos="3600"/>
+        </w:tabs>
+        <w:ind w:left="3600" w:hanging="360"/>
+      </w:pPr>
+      <w:rPr>
+        <w:rFonts w:ascii="Wingdings" w:hAnsi="Wingdings" w:hint="default"/>
+        <w:sz w:val="20"/>
+      </w:rPr>
+    </w:lvl>
+    <w:lvl w:ilvl="5" w:tentative="1">
+      <w:start w:val="1"/>
+      <w:numFmt w:val="bullet"/>
+      <w:lvlText w:val=""/>
+      <w:lvlJc w:val="left"/>
+      <w:pPr>
+        <w:tabs>
+          <w:tab w:val="num" w:pos="4320"/>
+        </w:tabs>
+        <w:ind w:left="4320" w:hanging="360"/>
+      </w:pPr>
+      <w:rPr>
+        <w:rFonts w:ascii="Wingdings" w:hAnsi="Wingdings" w:hint="default"/>
+        <w:sz w:val="20"/>
+      </w:rPr>
+    </w:lvl>
+    <w:lvl w:ilvl="6" w:tentative="1">
+      <w:start w:val="1"/>
+      <w:numFmt w:val="bullet"/>
+      <w:lvlText w:val=""/>
+      <w:lvlJc w:val="left"/>
+      <w:pPr>
+        <w:tabs>
+          <w:tab w:val="num" w:pos="5040"/>
+        </w:tabs>
+        <w:ind w:left="5040" w:hanging="360"/>
+      </w:pPr>
+      <w:rPr>
+        <w:rFonts w:ascii="Wingdings" w:hAnsi="Wingdings" w:hint="default"/>
+        <w:sz w:val="20"/>
+      </w:rPr>
+    </w:lvl>
+    <w:lvl w:ilvl="7" w:tentative="1">
+      <w:start w:val="1"/>
+      <w:numFmt w:val="bullet"/>
+      <w:lvlText w:val=""/>
+      <w:lvlJc w:val="left"/>
+      <w:pPr>
+        <w:tabs>
+          <w:tab w:val="num" w:pos="5760"/>
+        </w:tabs>
+        <w:ind w:left="5760" w:hanging="360"/>
+      </w:pPr>
+      <w:rPr>
+        <w:rFonts w:ascii="Wingdings" w:hAnsi="Wingdings" w:hint="default"/>
+        <w:sz w:val="20"/>
+      </w:rPr>
+    </w:lvl>
+    <w:lvl w:ilvl="8" w:tentative="1">
+      <w:start w:val="1"/>
+      <w:numFmt w:val="bullet"/>
+      <w:lvlText w:val=""/>
+      <w:lvlJc w:val="left"/>
+      <w:pPr>
+        <w:tabs>
+          <w:tab w:val="num" w:pos="6480"/>
+        </w:tabs>
+        <w:ind w:left="6480" w:hanging="360"/>
+      </w:pPr>
+      <w:rPr>
+        <w:rFonts w:ascii="Wingdings" w:hAnsi="Wingdings" w:hint="default"/>
+        <w:sz w:val="20"/>
+      </w:rPr>
+    </w:lvl>
+  </w:abstractNum>
+  <w:abstractNum w:abstractNumId="12" w15:restartNumberingAfterBreak="0">
+    <w:nsid w:val="212712AA"/>
+    <w:multiLevelType w:val="multilevel"/>
+    <w:tmpl w:val="6624EC44"/>
+    <w:lvl w:ilvl="0">
+      <w:start w:val="1"/>
+      <w:numFmt w:val="bullet"/>
+      <w:lvlText w:val=""/>
+      <w:lvlJc w:val="left"/>
+      <w:pPr>
+        <w:tabs>
+          <w:tab w:val="num" w:pos="720"/>
+        </w:tabs>
+        <w:ind w:left="720" w:hanging="360"/>
+      </w:pPr>
+      <w:rPr>
+        <w:rFonts w:ascii="Symbol" w:hAnsi="Symbol" w:hint="default"/>
+        <w:sz w:val="20"/>
+      </w:rPr>
+    </w:lvl>
+    <w:lvl w:ilvl="1" w:tentative="1">
+      <w:start w:val="1"/>
+      <w:numFmt w:val="bullet"/>
+      <w:lvlText w:val="o"/>
+      <w:lvlJc w:val="left"/>
+      <w:pPr>
+        <w:tabs>
+          <w:tab w:val="num" w:pos="1440"/>
+        </w:tabs>
+        <w:ind w:left="1440" w:hanging="360"/>
+      </w:pPr>
+      <w:rPr>
+        <w:rFonts w:ascii="Courier New" w:hAnsi="Courier New" w:hint="default"/>
+        <w:sz w:val="20"/>
+      </w:rPr>
+    </w:lvl>
+    <w:lvl w:ilvl="2" w:tentative="1">
+      <w:start w:val="1"/>
+      <w:numFmt w:val="bullet"/>
+      <w:lvlText w:val=""/>
+      <w:lvlJc w:val="left"/>
+      <w:pPr>
+        <w:tabs>
+          <w:tab w:val="num" w:pos="2160"/>
+        </w:tabs>
+        <w:ind w:left="2160" w:hanging="360"/>
+      </w:pPr>
+      <w:rPr>
+        <w:rFonts w:ascii="Wingdings" w:hAnsi="Wingdings" w:hint="default"/>
+        <w:sz w:val="20"/>
+      </w:rPr>
+    </w:lvl>
+    <w:lvl w:ilvl="3" w:tentative="1">
+      <w:start w:val="1"/>
+      <w:numFmt w:val="bullet"/>
+      <w:lvlText w:val=""/>
+      <w:lvlJc w:val="left"/>
+      <w:pPr>
+        <w:tabs>
+          <w:tab w:val="num" w:pos="2880"/>
+        </w:tabs>
+        <w:ind w:left="2880" w:hanging="360"/>
+      </w:pPr>
+      <w:rPr>
+        <w:rFonts w:ascii="Wingdings" w:hAnsi="Wingdings" w:hint="default"/>
+        <w:sz w:val="20"/>
+      </w:rPr>
+    </w:lvl>
+    <w:lvl w:ilvl="4" w:tentative="1">
+      <w:start w:val="1"/>
+      <w:numFmt w:val="bullet"/>
+      <w:lvlText w:val=""/>
+      <w:lvlJc w:val="left"/>
+      <w:pPr>
+        <w:tabs>
+          <w:tab w:val="num" w:pos="3600"/>
+        </w:tabs>
+        <w:ind w:left="3600" w:hanging="360"/>
+      </w:pPr>
+      <w:rPr>
+        <w:rFonts w:ascii="Wingdings" w:hAnsi="Wingdings" w:hint="default"/>
+        <w:sz w:val="20"/>
+      </w:rPr>
+    </w:lvl>
+    <w:lvl w:ilvl="5" w:tentative="1">
+      <w:start w:val="1"/>
+      <w:numFmt w:val="bullet"/>
+      <w:lvlText w:val=""/>
+      <w:lvlJc w:val="left"/>
+      <w:pPr>
+        <w:tabs>
+          <w:tab w:val="num" w:pos="4320"/>
+        </w:tabs>
+        <w:ind w:left="4320" w:hanging="360"/>
+      </w:pPr>
+      <w:rPr>
+        <w:rFonts w:ascii="Wingdings" w:hAnsi="Wingdings" w:hint="default"/>
+        <w:sz w:val="20"/>
+      </w:rPr>
+    </w:lvl>
+    <w:lvl w:ilvl="6" w:tentative="1">
+      <w:start w:val="1"/>
+      <w:numFmt w:val="bullet"/>
+      <w:lvlText w:val=""/>
+      <w:lvlJc w:val="left"/>
+      <w:pPr>
+        <w:tabs>
+          <w:tab w:val="num" w:pos="5040"/>
+        </w:tabs>
+        <w:ind w:left="5040" w:hanging="360"/>
+      </w:pPr>
+      <w:rPr>
+        <w:rFonts w:ascii="Wingdings" w:hAnsi="Wingdings" w:hint="default"/>
+        <w:sz w:val="20"/>
+      </w:rPr>
+    </w:lvl>
+    <w:lvl w:ilvl="7" w:tentative="1">
+      <w:start w:val="1"/>
+      <w:numFmt w:val="bullet"/>
+      <w:lvlText w:val=""/>
+      <w:lvlJc w:val="left"/>
+      <w:pPr>
+        <w:tabs>
+          <w:tab w:val="num" w:pos="5760"/>
+        </w:tabs>
+        <w:ind w:left="5760" w:hanging="360"/>
+      </w:pPr>
+      <w:rPr>
+        <w:rFonts w:ascii="Wingdings" w:hAnsi="Wingdings" w:hint="default"/>
+        <w:sz w:val="20"/>
+      </w:rPr>
+    </w:lvl>
+    <w:lvl w:ilvl="8" w:tentative="1">
+      <w:start w:val="1"/>
+      <w:numFmt w:val="bullet"/>
+      <w:lvlText w:val=""/>
+      <w:lvlJc w:val="left"/>
+      <w:pPr>
+        <w:tabs>
+          <w:tab w:val="num" w:pos="6480"/>
+        </w:tabs>
+        <w:ind w:left="6480" w:hanging="360"/>
+      </w:pPr>
+      <w:rPr>
+        <w:rFonts w:ascii="Wingdings" w:hAnsi="Wingdings" w:hint="default"/>
+        <w:sz w:val="20"/>
+      </w:rPr>
+    </w:lvl>
+  </w:abstractNum>
+  <w:abstractNum w:abstractNumId="13" w15:restartNumberingAfterBreak="0">
     <w:nsid w:val="22846B24"/>
     <w:multiLevelType w:val="multilevel"/>
     <w:tmpl w:val="0C903942"/>
@@ -1954,7 +4252,7 @@
       </w:rPr>
     </w:lvl>
   </w:abstractNum>
-  <w:abstractNum w:abstractNumId="10" w15:restartNumberingAfterBreak="0">
+  <w:abstractNum w:abstractNumId="14" w15:restartNumberingAfterBreak="0">
     <w:nsid w:val="263748A0"/>
     <w:multiLevelType w:val="multilevel"/>
     <w:tmpl w:val="B36CBA86"/>
@@ -2103,7 +4401,156 @@
       </w:rPr>
     </w:lvl>
   </w:abstractNum>
-  <w:abstractNum w:abstractNumId="11" w15:restartNumberingAfterBreak="0">
+  <w:abstractNum w:abstractNumId="15" w15:restartNumberingAfterBreak="0">
+    <w:nsid w:val="26A4173B"/>
+    <w:multiLevelType w:val="multilevel"/>
+    <w:tmpl w:val="E6B0A130"/>
+    <w:lvl w:ilvl="0">
+      <w:start w:val="1"/>
+      <w:numFmt w:val="bullet"/>
+      <w:lvlText w:val=""/>
+      <w:lvlJc w:val="left"/>
+      <w:pPr>
+        <w:tabs>
+          <w:tab w:val="num" w:pos="720"/>
+        </w:tabs>
+        <w:ind w:left="720" w:hanging="360"/>
+      </w:pPr>
+      <w:rPr>
+        <w:rFonts w:ascii="Symbol" w:hAnsi="Symbol" w:hint="default"/>
+        <w:sz w:val="20"/>
+      </w:rPr>
+    </w:lvl>
+    <w:lvl w:ilvl="1" w:tentative="1">
+      <w:start w:val="1"/>
+      <w:numFmt w:val="bullet"/>
+      <w:lvlText w:val="o"/>
+      <w:lvlJc w:val="left"/>
+      <w:pPr>
+        <w:tabs>
+          <w:tab w:val="num" w:pos="1440"/>
+        </w:tabs>
+        <w:ind w:left="1440" w:hanging="360"/>
+      </w:pPr>
+      <w:rPr>
+        <w:rFonts w:ascii="Courier New" w:hAnsi="Courier New" w:hint="default"/>
+        <w:sz w:val="20"/>
+      </w:rPr>
+    </w:lvl>
+    <w:lvl w:ilvl="2" w:tentative="1">
+      <w:start w:val="1"/>
+      <w:numFmt w:val="bullet"/>
+      <w:lvlText w:val=""/>
+      <w:lvlJc w:val="left"/>
+      <w:pPr>
+        <w:tabs>
+          <w:tab w:val="num" w:pos="2160"/>
+        </w:tabs>
+        <w:ind w:left="2160" w:hanging="360"/>
+      </w:pPr>
+      <w:rPr>
+        <w:rFonts w:ascii="Wingdings" w:hAnsi="Wingdings" w:hint="default"/>
+        <w:sz w:val="20"/>
+      </w:rPr>
+    </w:lvl>
+    <w:lvl w:ilvl="3" w:tentative="1">
+      <w:start w:val="1"/>
+      <w:numFmt w:val="bullet"/>
+      <w:lvlText w:val=""/>
+      <w:lvlJc w:val="left"/>
+      <w:pPr>
+        <w:tabs>
+          <w:tab w:val="num" w:pos="2880"/>
+        </w:tabs>
+        <w:ind w:left="2880" w:hanging="360"/>
+      </w:pPr>
+      <w:rPr>
+        <w:rFonts w:ascii="Wingdings" w:hAnsi="Wingdings" w:hint="default"/>
+        <w:sz w:val="20"/>
+      </w:rPr>
+    </w:lvl>
+    <w:lvl w:ilvl="4" w:tentative="1">
+      <w:start w:val="1"/>
+      <w:numFmt w:val="bullet"/>
+      <w:lvlText w:val=""/>
+      <w:lvlJc w:val="left"/>
+      <w:pPr>
+        <w:tabs>
+          <w:tab w:val="num" w:pos="3600"/>
+        </w:tabs>
+        <w:ind w:left="3600" w:hanging="360"/>
+      </w:pPr>
+      <w:rPr>
+        <w:rFonts w:ascii="Wingdings" w:hAnsi="Wingdings" w:hint="default"/>
+        <w:sz w:val="20"/>
+      </w:rPr>
+    </w:lvl>
+    <w:lvl w:ilvl="5" w:tentative="1">
+      <w:start w:val="1"/>
+      <w:numFmt w:val="bullet"/>
+      <w:lvlText w:val=""/>
+      <w:lvlJc w:val="left"/>
+      <w:pPr>
+        <w:tabs>
+          <w:tab w:val="num" w:pos="4320"/>
+        </w:tabs>
+        <w:ind w:left="4320" w:hanging="360"/>
+      </w:pPr>
+      <w:rPr>
+        <w:rFonts w:ascii="Wingdings" w:hAnsi="Wingdings" w:hint="default"/>
+        <w:sz w:val="20"/>
+      </w:rPr>
+    </w:lvl>
+    <w:lvl w:ilvl="6" w:tentative="1">
+      <w:start w:val="1"/>
+      <w:numFmt w:val="bullet"/>
+      <w:lvlText w:val=""/>
+      <w:lvlJc w:val="left"/>
+      <w:pPr>
+        <w:tabs>
+          <w:tab w:val="num" w:pos="5040"/>
+        </w:tabs>
+        <w:ind w:left="5040" w:hanging="360"/>
+      </w:pPr>
+      <w:rPr>
+        <w:rFonts w:ascii="Wingdings" w:hAnsi="Wingdings" w:hint="default"/>
+        <w:sz w:val="20"/>
+      </w:rPr>
+    </w:lvl>
+    <w:lvl w:ilvl="7" w:tentative="1">
+      <w:start w:val="1"/>
+      <w:numFmt w:val="bullet"/>
+      <w:lvlText w:val=""/>
+      <w:lvlJc w:val="left"/>
+      <w:pPr>
+        <w:tabs>
+          <w:tab w:val="num" w:pos="5760"/>
+        </w:tabs>
+        <w:ind w:left="5760" w:hanging="360"/>
+      </w:pPr>
+      <w:rPr>
+        <w:rFonts w:ascii="Wingdings" w:hAnsi="Wingdings" w:hint="default"/>
+        <w:sz w:val="20"/>
+      </w:rPr>
+    </w:lvl>
+    <w:lvl w:ilvl="8" w:tentative="1">
+      <w:start w:val="1"/>
+      <w:numFmt w:val="bullet"/>
+      <w:lvlText w:val=""/>
+      <w:lvlJc w:val="left"/>
+      <w:pPr>
+        <w:tabs>
+          <w:tab w:val="num" w:pos="6480"/>
+        </w:tabs>
+        <w:ind w:left="6480" w:hanging="360"/>
+      </w:pPr>
+      <w:rPr>
+        <w:rFonts w:ascii="Wingdings" w:hAnsi="Wingdings" w:hint="default"/>
+        <w:sz w:val="20"/>
+      </w:rPr>
+    </w:lvl>
+  </w:abstractNum>
+  <w:abstractNum w:abstractNumId="16" w15:restartNumberingAfterBreak="0">
     <w:nsid w:val="27745534"/>
     <w:multiLevelType w:val="multilevel"/>
     <w:tmpl w:val="CF3E1368"/>
@@ -2252,7 +4699,156 @@
       </w:rPr>
     </w:lvl>
   </w:abstractNum>
-  <w:abstractNum w:abstractNumId="12" w15:restartNumberingAfterBreak="0">
+  <w:abstractNum w:abstractNumId="17" w15:restartNumberingAfterBreak="0">
+    <w:nsid w:val="27E411BD"/>
+    <w:multiLevelType w:val="multilevel"/>
+    <w:tmpl w:val="440CF69A"/>
+    <w:lvl w:ilvl="0">
+      <w:start w:val="1"/>
+      <w:numFmt w:val="bullet"/>
+      <w:lvlText w:val=""/>
+      <w:lvlJc w:val="left"/>
+      <w:pPr>
+        <w:tabs>
+          <w:tab w:val="num" w:pos="720"/>
+        </w:tabs>
+        <w:ind w:left="720" w:hanging="360"/>
+      </w:pPr>
+      <w:rPr>
+        <w:rFonts w:ascii="Symbol" w:hAnsi="Symbol" w:hint="default"/>
+        <w:sz w:val="20"/>
+      </w:rPr>
+    </w:lvl>
+    <w:lvl w:ilvl="1" w:tentative="1">
+      <w:start w:val="1"/>
+      <w:numFmt w:val="bullet"/>
+      <w:lvlText w:val="o"/>
+      <w:lvlJc w:val="left"/>
+      <w:pPr>
+        <w:tabs>
+          <w:tab w:val="num" w:pos="1440"/>
+        </w:tabs>
+        <w:ind w:left="1440" w:hanging="360"/>
+      </w:pPr>
+      <w:rPr>
+        <w:rFonts w:ascii="Courier New" w:hAnsi="Courier New" w:hint="default"/>
+        <w:sz w:val="20"/>
+      </w:rPr>
+    </w:lvl>
+    <w:lvl w:ilvl="2" w:tentative="1">
+      <w:start w:val="1"/>
+      <w:numFmt w:val="bullet"/>
+      <w:lvlText w:val=""/>
+      <w:lvlJc w:val="left"/>
+      <w:pPr>
+        <w:tabs>
+          <w:tab w:val="num" w:pos="2160"/>
+        </w:tabs>
+        <w:ind w:left="2160" w:hanging="360"/>
+      </w:pPr>
+      <w:rPr>
+        <w:rFonts w:ascii="Wingdings" w:hAnsi="Wingdings" w:hint="default"/>
+        <w:sz w:val="20"/>
+      </w:rPr>
+    </w:lvl>
+    <w:lvl w:ilvl="3" w:tentative="1">
+      <w:start w:val="1"/>
+      <w:numFmt w:val="bullet"/>
+      <w:lvlText w:val=""/>
+      <w:lvlJc w:val="left"/>
+      <w:pPr>
+        <w:tabs>
+          <w:tab w:val="num" w:pos="2880"/>
+        </w:tabs>
+        <w:ind w:left="2880" w:hanging="360"/>
+      </w:pPr>
+      <w:rPr>
+        <w:rFonts w:ascii="Wingdings" w:hAnsi="Wingdings" w:hint="default"/>
+        <w:sz w:val="20"/>
+      </w:rPr>
+    </w:lvl>
+    <w:lvl w:ilvl="4" w:tentative="1">
+      <w:start w:val="1"/>
+      <w:numFmt w:val="bullet"/>
+      <w:lvlText w:val=""/>
+      <w:lvlJc w:val="left"/>
+      <w:pPr>
+        <w:tabs>
+          <w:tab w:val="num" w:pos="3600"/>
+        </w:tabs>
+        <w:ind w:left="3600" w:hanging="360"/>
+      </w:pPr>
+      <w:rPr>
+        <w:rFonts w:ascii="Wingdings" w:hAnsi="Wingdings" w:hint="default"/>
+        <w:sz w:val="20"/>
+      </w:rPr>
+    </w:lvl>
+    <w:lvl w:ilvl="5" w:tentative="1">
+      <w:start w:val="1"/>
+      <w:numFmt w:val="bullet"/>
+      <w:lvlText w:val=""/>
+      <w:lvlJc w:val="left"/>
+      <w:pPr>
+        <w:tabs>
+          <w:tab w:val="num" w:pos="4320"/>
+        </w:tabs>
+        <w:ind w:left="4320" w:hanging="360"/>
+      </w:pPr>
+      <w:rPr>
+        <w:rFonts w:ascii="Wingdings" w:hAnsi="Wingdings" w:hint="default"/>
+        <w:sz w:val="20"/>
+      </w:rPr>
+    </w:lvl>
+    <w:lvl w:ilvl="6" w:tentative="1">
+      <w:start w:val="1"/>
+      <w:numFmt w:val="bullet"/>
+      <w:lvlText w:val=""/>
+      <w:lvlJc w:val="left"/>
+      <w:pPr>
+        <w:tabs>
+          <w:tab w:val="num" w:pos="5040"/>
+        </w:tabs>
+        <w:ind w:left="5040" w:hanging="360"/>
+      </w:pPr>
+      <w:rPr>
+        <w:rFonts w:ascii="Wingdings" w:hAnsi="Wingdings" w:hint="default"/>
+        <w:sz w:val="20"/>
+      </w:rPr>
+    </w:lvl>
+    <w:lvl w:ilvl="7" w:tentative="1">
+      <w:start w:val="1"/>
+      <w:numFmt w:val="bullet"/>
+      <w:lvlText w:val=""/>
+      <w:lvlJc w:val="left"/>
+      <w:pPr>
+        <w:tabs>
+          <w:tab w:val="num" w:pos="5760"/>
+        </w:tabs>
+        <w:ind w:left="5760" w:hanging="360"/>
+      </w:pPr>
+      <w:rPr>
+        <w:rFonts w:ascii="Wingdings" w:hAnsi="Wingdings" w:hint="default"/>
+        <w:sz w:val="20"/>
+      </w:rPr>
+    </w:lvl>
+    <w:lvl w:ilvl="8" w:tentative="1">
+      <w:start w:val="1"/>
+      <w:numFmt w:val="bullet"/>
+      <w:lvlText w:val=""/>
+      <w:lvlJc w:val="left"/>
+      <w:pPr>
+        <w:tabs>
+          <w:tab w:val="num" w:pos="6480"/>
+        </w:tabs>
+        <w:ind w:left="6480" w:hanging="360"/>
+      </w:pPr>
+      <w:rPr>
+        <w:rFonts w:ascii="Wingdings" w:hAnsi="Wingdings" w:hint="default"/>
+        <w:sz w:val="20"/>
+      </w:rPr>
+    </w:lvl>
+  </w:abstractNum>
+  <w:abstractNum w:abstractNumId="18" w15:restartNumberingAfterBreak="0">
     <w:nsid w:val="2AD14CFD"/>
     <w:multiLevelType w:val="multilevel"/>
     <w:tmpl w:val="ABC89386"/>
@@ -2401,7 +4997,7 @@
       </w:rPr>
     </w:lvl>
   </w:abstractNum>
-  <w:abstractNum w:abstractNumId="13" w15:restartNumberingAfterBreak="0">
+  <w:abstractNum w:abstractNumId="19" w15:restartNumberingAfterBreak="0">
     <w:nsid w:val="324F44E1"/>
     <w:multiLevelType w:val="multilevel"/>
     <w:tmpl w:val="433016EE"/>
@@ -2550,7 +5146,7 @@
       </w:rPr>
     </w:lvl>
   </w:abstractNum>
-  <w:abstractNum w:abstractNumId="14" w15:restartNumberingAfterBreak="0">
+  <w:abstractNum w:abstractNumId="20" w15:restartNumberingAfterBreak="0">
     <w:nsid w:val="38E90EE7"/>
     <w:multiLevelType w:val="multilevel"/>
     <w:tmpl w:val="C72A0B74"/>
@@ -2699,7 +5295,7 @@
       </w:rPr>
     </w:lvl>
   </w:abstractNum>
-  <w:abstractNum w:abstractNumId="15" w15:restartNumberingAfterBreak="0">
+  <w:abstractNum w:abstractNumId="21" w15:restartNumberingAfterBreak="0">
     <w:nsid w:val="390A7CD0"/>
     <w:multiLevelType w:val="multilevel"/>
     <w:tmpl w:val="2430C504"/>
@@ -2848,7 +5444,7 @@
       </w:rPr>
     </w:lvl>
   </w:abstractNum>
-  <w:abstractNum w:abstractNumId="16" w15:restartNumberingAfterBreak="0">
+  <w:abstractNum w:abstractNumId="22" w15:restartNumberingAfterBreak="0">
     <w:nsid w:val="39DD08B3"/>
     <w:multiLevelType w:val="multilevel"/>
     <w:tmpl w:val="D9F41F52"/>
@@ -2997,7 +5593,7 @@
       </w:rPr>
     </w:lvl>
   </w:abstractNum>
-  <w:abstractNum w:abstractNumId="17" w15:restartNumberingAfterBreak="0">
+  <w:abstractNum w:abstractNumId="23" w15:restartNumberingAfterBreak="0">
     <w:nsid w:val="3A2861F6"/>
     <w:multiLevelType w:val="multilevel"/>
     <w:tmpl w:val="C34A871E"/>
@@ -3146,7 +5742,156 @@
       </w:rPr>
     </w:lvl>
   </w:abstractNum>
-  <w:abstractNum w:abstractNumId="18" w15:restartNumberingAfterBreak="0">
+  <w:abstractNum w:abstractNumId="24" w15:restartNumberingAfterBreak="0">
+    <w:nsid w:val="3B033161"/>
+    <w:multiLevelType w:val="multilevel"/>
+    <w:tmpl w:val="2A4E630A"/>
+    <w:lvl w:ilvl="0">
+      <w:start w:val="1"/>
+      <w:numFmt w:val="bullet"/>
+      <w:lvlText w:val=""/>
+      <w:lvlJc w:val="left"/>
+      <w:pPr>
+        <w:tabs>
+          <w:tab w:val="num" w:pos="720"/>
+        </w:tabs>
+        <w:ind w:left="720" w:hanging="360"/>
+      </w:pPr>
+      <w:rPr>
+        <w:rFonts w:ascii="Symbol" w:hAnsi="Symbol" w:hint="default"/>
+        <w:sz w:val="20"/>
+      </w:rPr>
+    </w:lvl>
+    <w:lvl w:ilvl="1" w:tentative="1">
+      <w:start w:val="1"/>
+      <w:numFmt w:val="bullet"/>
+      <w:lvlText w:val="o"/>
+      <w:lvlJc w:val="left"/>
+      <w:pPr>
+        <w:tabs>
+          <w:tab w:val="num" w:pos="1440"/>
+        </w:tabs>
+        <w:ind w:left="1440" w:hanging="360"/>
+      </w:pPr>
+      <w:rPr>
+        <w:rFonts w:ascii="Courier New" w:hAnsi="Courier New" w:hint="default"/>
+        <w:sz w:val="20"/>
+      </w:rPr>
+    </w:lvl>
+    <w:lvl w:ilvl="2" w:tentative="1">
+      <w:start w:val="1"/>
+      <w:numFmt w:val="bullet"/>
+      <w:lvlText w:val=""/>
+      <w:lvlJc w:val="left"/>
+      <w:pPr>
+        <w:tabs>
+          <w:tab w:val="num" w:pos="2160"/>
+        </w:tabs>
+        <w:ind w:left="2160" w:hanging="360"/>
+      </w:pPr>
+      <w:rPr>
+        <w:rFonts w:ascii="Wingdings" w:hAnsi="Wingdings" w:hint="default"/>
+        <w:sz w:val="20"/>
+      </w:rPr>
+    </w:lvl>
+    <w:lvl w:ilvl="3" w:tentative="1">
+      <w:start w:val="1"/>
+      <w:numFmt w:val="bullet"/>
+      <w:lvlText w:val=""/>
+      <w:lvlJc w:val="left"/>
+      <w:pPr>
+        <w:tabs>
+          <w:tab w:val="num" w:pos="2880"/>
+        </w:tabs>
+        <w:ind w:left="2880" w:hanging="360"/>
+      </w:pPr>
+      <w:rPr>
+        <w:rFonts w:ascii="Wingdings" w:hAnsi="Wingdings" w:hint="default"/>
+        <w:sz w:val="20"/>
+      </w:rPr>
+    </w:lvl>
+    <w:lvl w:ilvl="4" w:tentative="1">
+      <w:start w:val="1"/>
+      <w:numFmt w:val="bullet"/>
+      <w:lvlText w:val=""/>
+      <w:lvlJc w:val="left"/>
+      <w:pPr>
+        <w:tabs>
+          <w:tab w:val="num" w:pos="3600"/>
+        </w:tabs>
+        <w:ind w:left="3600" w:hanging="360"/>
+      </w:pPr>
+      <w:rPr>
+        <w:rFonts w:ascii="Wingdings" w:hAnsi="Wingdings" w:hint="default"/>
+        <w:sz w:val="20"/>
+      </w:rPr>
+    </w:lvl>
+    <w:lvl w:ilvl="5" w:tentative="1">
+      <w:start w:val="1"/>
+      <w:numFmt w:val="bullet"/>
+      <w:lvlText w:val=""/>
+      <w:lvlJc w:val="left"/>
+      <w:pPr>
+        <w:tabs>
+          <w:tab w:val="num" w:pos="4320"/>
+        </w:tabs>
+        <w:ind w:left="4320" w:hanging="360"/>
+      </w:pPr>
+      <w:rPr>
+        <w:rFonts w:ascii="Wingdings" w:hAnsi="Wingdings" w:hint="default"/>
+        <w:sz w:val="20"/>
+      </w:rPr>
+    </w:lvl>
+    <w:lvl w:ilvl="6" w:tentative="1">
+      <w:start w:val="1"/>
+      <w:numFmt w:val="bullet"/>
+      <w:lvlText w:val=""/>
+      <w:lvlJc w:val="left"/>
+      <w:pPr>
+        <w:tabs>
+          <w:tab w:val="num" w:pos="5040"/>
+        </w:tabs>
+        <w:ind w:left="5040" w:hanging="360"/>
+      </w:pPr>
+      <w:rPr>
+        <w:rFonts w:ascii="Wingdings" w:hAnsi="Wingdings" w:hint="default"/>
+        <w:sz w:val="20"/>
+      </w:rPr>
+    </w:lvl>
+    <w:lvl w:ilvl="7" w:tentative="1">
+      <w:start w:val="1"/>
+      <w:numFmt w:val="bullet"/>
+      <w:lvlText w:val=""/>
+      <w:lvlJc w:val="left"/>
+      <w:pPr>
+        <w:tabs>
+          <w:tab w:val="num" w:pos="5760"/>
+        </w:tabs>
+        <w:ind w:left="5760" w:hanging="360"/>
+      </w:pPr>
+      <w:rPr>
+        <w:rFonts w:ascii="Wingdings" w:hAnsi="Wingdings" w:hint="default"/>
+        <w:sz w:val="20"/>
+      </w:rPr>
+    </w:lvl>
+    <w:lvl w:ilvl="8" w:tentative="1">
+      <w:start w:val="1"/>
+      <w:numFmt w:val="bullet"/>
+      <w:lvlText w:val=""/>
+      <w:lvlJc w:val="left"/>
+      <w:pPr>
+        <w:tabs>
+          <w:tab w:val="num" w:pos="6480"/>
+        </w:tabs>
+        <w:ind w:left="6480" w:hanging="360"/>
+      </w:pPr>
+      <w:rPr>
+        <w:rFonts w:ascii="Wingdings" w:hAnsi="Wingdings" w:hint="default"/>
+        <w:sz w:val="20"/>
+      </w:rPr>
+    </w:lvl>
+  </w:abstractNum>
+  <w:abstractNum w:abstractNumId="25" w15:restartNumberingAfterBreak="0">
     <w:nsid w:val="3B87647C"/>
     <w:multiLevelType w:val="multilevel"/>
     <w:tmpl w:val="7F3CC706"/>
@@ -3295,7 +6040,7 @@
       </w:rPr>
     </w:lvl>
   </w:abstractNum>
-  <w:abstractNum w:abstractNumId="19" w15:restartNumberingAfterBreak="0">
+  <w:abstractNum w:abstractNumId="26" w15:restartNumberingAfterBreak="0">
     <w:nsid w:val="3D872459"/>
     <w:multiLevelType w:val="multilevel"/>
     <w:tmpl w:val="37BEF96C"/>
@@ -3444,7 +6189,7 @@
       </w:rPr>
     </w:lvl>
   </w:abstractNum>
-  <w:abstractNum w:abstractNumId="20" w15:restartNumberingAfterBreak="0">
+  <w:abstractNum w:abstractNumId="27" w15:restartNumberingAfterBreak="0">
     <w:nsid w:val="3F973931"/>
     <w:multiLevelType w:val="multilevel"/>
     <w:tmpl w:val="846CAC24"/>
@@ -3593,7 +6338,7 @@
       </w:rPr>
     </w:lvl>
   </w:abstractNum>
-  <w:abstractNum w:abstractNumId="21" w15:restartNumberingAfterBreak="0">
+  <w:abstractNum w:abstractNumId="28" w15:restartNumberingAfterBreak="0">
     <w:nsid w:val="4118053F"/>
     <w:multiLevelType w:val="multilevel"/>
     <w:tmpl w:val="C51C433A"/>
@@ -3742,7 +6487,7 @@
       </w:rPr>
     </w:lvl>
   </w:abstractNum>
-  <w:abstractNum w:abstractNumId="22" w15:restartNumberingAfterBreak="0">
+  <w:abstractNum w:abstractNumId="29" w15:restartNumberingAfterBreak="0">
     <w:nsid w:val="419A7EE4"/>
     <w:multiLevelType w:val="multilevel"/>
     <w:tmpl w:val="98A0B2B4"/>
@@ -3891,7 +6636,7 @@
       </w:rPr>
     </w:lvl>
   </w:abstractNum>
-  <w:abstractNum w:abstractNumId="23" w15:restartNumberingAfterBreak="0">
+  <w:abstractNum w:abstractNumId="30" w15:restartNumberingAfterBreak="0">
     <w:nsid w:val="430C5ADD"/>
     <w:multiLevelType w:val="multilevel"/>
     <w:tmpl w:val="2F0E736C"/>
@@ -4040,7 +6785,273 @@
       </w:rPr>
     </w:lvl>
   </w:abstractNum>
-  <w:abstractNum w:abstractNumId="24" w15:restartNumberingAfterBreak="0">
+  <w:abstractNum w:abstractNumId="31" w15:restartNumberingAfterBreak="0">
+    <w:nsid w:val="440F399B"/>
+    <w:multiLevelType w:val="multilevel"/>
+    <w:tmpl w:val="7DCED56E"/>
+    <w:lvl w:ilvl="0">
+      <w:start w:val="1"/>
+      <w:numFmt w:val="decimal"/>
+      <w:lvlText w:val="%1."/>
+      <w:lvlJc w:val="left"/>
+      <w:pPr>
+        <w:tabs>
+          <w:tab w:val="num" w:pos="720"/>
+        </w:tabs>
+        <w:ind w:left="720" w:hanging="360"/>
+      </w:pPr>
+    </w:lvl>
+    <w:lvl w:ilvl="1">
+      <w:start w:val="1"/>
+      <w:numFmt w:val="bullet"/>
+      <w:lvlText w:val="o"/>
+      <w:lvlJc w:val="left"/>
+      <w:pPr>
+        <w:tabs>
+          <w:tab w:val="num" w:pos="1440"/>
+        </w:tabs>
+        <w:ind w:left="1440" w:hanging="360"/>
+      </w:pPr>
+      <w:rPr>
+        <w:rFonts w:ascii="Courier New" w:hAnsi="Courier New" w:hint="default"/>
+        <w:sz w:val="20"/>
+      </w:rPr>
+    </w:lvl>
+    <w:lvl w:ilvl="2" w:tentative="1">
+      <w:start w:val="1"/>
+      <w:numFmt w:val="decimal"/>
+      <w:lvlText w:val="%3."/>
+      <w:lvlJc w:val="left"/>
+      <w:pPr>
+        <w:tabs>
+          <w:tab w:val="num" w:pos="2160"/>
+        </w:tabs>
+        <w:ind w:left="2160" w:hanging="360"/>
+      </w:pPr>
+    </w:lvl>
+    <w:lvl w:ilvl="3" w:tentative="1">
+      <w:start w:val="1"/>
+      <w:numFmt w:val="decimal"/>
+      <w:lvlText w:val="%4."/>
+      <w:lvlJc w:val="left"/>
+      <w:pPr>
+        <w:tabs>
+          <w:tab w:val="num" w:pos="2880"/>
+        </w:tabs>
+        <w:ind w:left="2880" w:hanging="360"/>
+      </w:pPr>
+    </w:lvl>
+    <w:lvl w:ilvl="4" w:tentative="1">
+      <w:start w:val="1"/>
+      <w:numFmt w:val="decimal"/>
+      <w:lvlText w:val="%5."/>
+      <w:lvlJc w:val="left"/>
+      <w:pPr>
+        <w:tabs>
+          <w:tab w:val="num" w:pos="3600"/>
+        </w:tabs>
+        <w:ind w:left="3600" w:hanging="360"/>
+      </w:pPr>
+    </w:lvl>
+    <w:lvl w:ilvl="5" w:tentative="1">
+      <w:start w:val="1"/>
+      <w:numFmt w:val="decimal"/>
+      <w:lvlText w:val="%6."/>
+      <w:lvlJc w:val="left"/>
+      <w:pPr>
+        <w:tabs>
+          <w:tab w:val="num" w:pos="4320"/>
+        </w:tabs>
+        <w:ind w:left="4320" w:hanging="360"/>
+      </w:pPr>
+    </w:lvl>
+    <w:lvl w:ilvl="6" w:tentative="1">
+      <w:start w:val="1"/>
+      <w:numFmt w:val="decimal"/>
+      <w:lvlText w:val="%7."/>
+      <w:lvlJc w:val="left"/>
+      <w:pPr>
+        <w:tabs>
+          <w:tab w:val="num" w:pos="5040"/>
+        </w:tabs>
+        <w:ind w:left="5040" w:hanging="360"/>
+      </w:pPr>
+    </w:lvl>
+    <w:lvl w:ilvl="7" w:tentative="1">
+      <w:start w:val="1"/>
+      <w:numFmt w:val="decimal"/>
+      <w:lvlText w:val="%8."/>
+      <w:lvlJc w:val="left"/>
+      <w:pPr>
+        <w:tabs>
+          <w:tab w:val="num" w:pos="5760"/>
+        </w:tabs>
+        <w:ind w:left="5760" w:hanging="360"/>
+      </w:pPr>
+    </w:lvl>
+    <w:lvl w:ilvl="8" w:tentative="1">
+      <w:start w:val="1"/>
+      <w:numFmt w:val="decimal"/>
+      <w:lvlText w:val="%9."/>
+      <w:lvlJc w:val="left"/>
+      <w:pPr>
+        <w:tabs>
+          <w:tab w:val="num" w:pos="6480"/>
+        </w:tabs>
+        <w:ind w:left="6480" w:hanging="360"/>
+      </w:pPr>
+    </w:lvl>
+  </w:abstractNum>
+  <w:abstractNum w:abstractNumId="32" w15:restartNumberingAfterBreak="0">
+    <w:nsid w:val="448A124A"/>
+    <w:multiLevelType w:val="multilevel"/>
+    <w:tmpl w:val="8452D614"/>
+    <w:lvl w:ilvl="0">
+      <w:start w:val="1"/>
+      <w:numFmt w:val="bullet"/>
+      <w:lvlText w:val=""/>
+      <w:lvlJc w:val="left"/>
+      <w:pPr>
+        <w:tabs>
+          <w:tab w:val="num" w:pos="720"/>
+        </w:tabs>
+        <w:ind w:left="720" w:hanging="360"/>
+      </w:pPr>
+      <w:rPr>
+        <w:rFonts w:ascii="Symbol" w:hAnsi="Symbol" w:hint="default"/>
+        <w:sz w:val="20"/>
+      </w:rPr>
+    </w:lvl>
+    <w:lvl w:ilvl="1" w:tentative="1">
+      <w:start w:val="1"/>
+      <w:numFmt w:val="bullet"/>
+      <w:lvlText w:val="o"/>
+      <w:lvlJc w:val="left"/>
+      <w:pPr>
+        <w:tabs>
+          <w:tab w:val="num" w:pos="1440"/>
+        </w:tabs>
+        <w:ind w:left="1440" w:hanging="360"/>
+      </w:pPr>
+      <w:rPr>
+        <w:rFonts w:ascii="Courier New" w:hAnsi="Courier New" w:hint="default"/>
+        <w:sz w:val="20"/>
+      </w:rPr>
+    </w:lvl>
+    <w:lvl w:ilvl="2" w:tentative="1">
+      <w:start w:val="1"/>
+      <w:numFmt w:val="bullet"/>
+      <w:lvlText w:val=""/>
+      <w:lvlJc w:val="left"/>
+      <w:pPr>
+        <w:tabs>
+          <w:tab w:val="num" w:pos="2160"/>
+        </w:tabs>
+        <w:ind w:left="2160" w:hanging="360"/>
+      </w:pPr>
+      <w:rPr>
+        <w:rFonts w:ascii="Wingdings" w:hAnsi="Wingdings" w:hint="default"/>
+        <w:sz w:val="20"/>
+      </w:rPr>
+    </w:lvl>
+    <w:lvl w:ilvl="3" w:tentative="1">
+      <w:start w:val="1"/>
+      <w:numFmt w:val="bullet"/>
+      <w:lvlText w:val=""/>
+      <w:lvlJc w:val="left"/>
+      <w:pPr>
+        <w:tabs>
+          <w:tab w:val="num" w:pos="2880"/>
+        </w:tabs>
+        <w:ind w:left="2880" w:hanging="360"/>
+      </w:pPr>
+      <w:rPr>
+        <w:rFonts w:ascii="Wingdings" w:hAnsi="Wingdings" w:hint="default"/>
+        <w:sz w:val="20"/>
+      </w:rPr>
+    </w:lvl>
+    <w:lvl w:ilvl="4" w:tentative="1">
+      <w:start w:val="1"/>
+      <w:numFmt w:val="bullet"/>
+      <w:lvlText w:val=""/>
+      <w:lvlJc w:val="left"/>
+      <w:pPr>
+        <w:tabs>
+          <w:tab w:val="num" w:pos="3600"/>
+        </w:tabs>
+        <w:ind w:left="3600" w:hanging="360"/>
+      </w:pPr>
+      <w:rPr>
+        <w:rFonts w:ascii="Wingdings" w:hAnsi="Wingdings" w:hint="default"/>
+        <w:sz w:val="20"/>
+      </w:rPr>
+    </w:lvl>
+    <w:lvl w:ilvl="5" w:tentative="1">
+      <w:start w:val="1"/>
+      <w:numFmt w:val="bullet"/>
+      <w:lvlText w:val=""/>
+      <w:lvlJc w:val="left"/>
+      <w:pPr>
+        <w:tabs>
+          <w:tab w:val="num" w:pos="4320"/>
+        </w:tabs>
+        <w:ind w:left="4320" w:hanging="360"/>
+      </w:pPr>
+      <w:rPr>
+        <w:rFonts w:ascii="Wingdings" w:hAnsi="Wingdings" w:hint="default"/>
+        <w:sz w:val="20"/>
+      </w:rPr>
+    </w:lvl>
+    <w:lvl w:ilvl="6" w:tentative="1">
+      <w:start w:val="1"/>
+      <w:numFmt w:val="bullet"/>
+      <w:lvlText w:val=""/>
+      <w:lvlJc w:val="left"/>
+      <w:pPr>
+        <w:tabs>
+          <w:tab w:val="num" w:pos="5040"/>
+        </w:tabs>
+        <w:ind w:left="5040" w:hanging="360"/>
+      </w:pPr>
+      <w:rPr>
+        <w:rFonts w:ascii="Wingdings" w:hAnsi="Wingdings" w:hint="default"/>
+        <w:sz w:val="20"/>
+      </w:rPr>
+    </w:lvl>
+    <w:lvl w:ilvl="7" w:tentative="1">
+      <w:start w:val="1"/>
+      <w:numFmt w:val="bullet"/>
+      <w:lvlText w:val=""/>
+      <w:lvlJc w:val="left"/>
+      <w:pPr>
+        <w:tabs>
+          <w:tab w:val="num" w:pos="5760"/>
+        </w:tabs>
+        <w:ind w:left="5760" w:hanging="360"/>
+      </w:pPr>
+      <w:rPr>
+        <w:rFonts w:ascii="Wingdings" w:hAnsi="Wingdings" w:hint="default"/>
+        <w:sz w:val="20"/>
+      </w:rPr>
+    </w:lvl>
+    <w:lvl w:ilvl="8" w:tentative="1">
+      <w:start w:val="1"/>
+      <w:numFmt w:val="bullet"/>
+      <w:lvlText w:val=""/>
+      <w:lvlJc w:val="left"/>
+      <w:pPr>
+        <w:tabs>
+          <w:tab w:val="num" w:pos="6480"/>
+        </w:tabs>
+        <w:ind w:left="6480" w:hanging="360"/>
+      </w:pPr>
+      <w:rPr>
+        <w:rFonts w:ascii="Wingdings" w:hAnsi="Wingdings" w:hint="default"/>
+        <w:sz w:val="20"/>
+      </w:rPr>
+    </w:lvl>
+  </w:abstractNum>
+  <w:abstractNum w:abstractNumId="33" w15:restartNumberingAfterBreak="0">
     <w:nsid w:val="454E1683"/>
     <w:multiLevelType w:val="multilevel"/>
     <w:tmpl w:val="9156F9D8"/>
@@ -4153,7 +7164,7 @@
       </w:pPr>
     </w:lvl>
   </w:abstractNum>
-  <w:abstractNum w:abstractNumId="25" w15:restartNumberingAfterBreak="0">
+  <w:abstractNum w:abstractNumId="34" w15:restartNumberingAfterBreak="0">
     <w:nsid w:val="482B53AC"/>
     <w:multiLevelType w:val="multilevel"/>
     <w:tmpl w:val="623AE400"/>
@@ -4302,7 +7313,156 @@
       </w:rPr>
     </w:lvl>
   </w:abstractNum>
-  <w:abstractNum w:abstractNumId="26" w15:restartNumberingAfterBreak="0">
+  <w:abstractNum w:abstractNumId="35" w15:restartNumberingAfterBreak="0">
+    <w:nsid w:val="53407759"/>
+    <w:multiLevelType w:val="multilevel"/>
+    <w:tmpl w:val="C720C1A8"/>
+    <w:lvl w:ilvl="0">
+      <w:start w:val="1"/>
+      <w:numFmt w:val="bullet"/>
+      <w:lvlText w:val=""/>
+      <w:lvlJc w:val="left"/>
+      <w:pPr>
+        <w:tabs>
+          <w:tab w:val="num" w:pos="720"/>
+        </w:tabs>
+        <w:ind w:left="720" w:hanging="360"/>
+      </w:pPr>
+      <w:rPr>
+        <w:rFonts w:ascii="Symbol" w:hAnsi="Symbol" w:hint="default"/>
+        <w:sz w:val="20"/>
+      </w:rPr>
+    </w:lvl>
+    <w:lvl w:ilvl="1" w:tentative="1">
+      <w:start w:val="1"/>
+      <w:numFmt w:val="bullet"/>
+      <w:lvlText w:val="o"/>
+      <w:lvlJc w:val="left"/>
+      <w:pPr>
+        <w:tabs>
+          <w:tab w:val="num" w:pos="1440"/>
+        </w:tabs>
+        <w:ind w:left="1440" w:hanging="360"/>
+      </w:pPr>
+      <w:rPr>
+        <w:rFonts w:ascii="Courier New" w:hAnsi="Courier New" w:hint="default"/>
+        <w:sz w:val="20"/>
+      </w:rPr>
+    </w:lvl>
+    <w:lvl w:ilvl="2" w:tentative="1">
+      <w:start w:val="1"/>
+      <w:numFmt w:val="bullet"/>
+      <w:lvlText w:val=""/>
+      <w:lvlJc w:val="left"/>
+      <w:pPr>
+        <w:tabs>
+          <w:tab w:val="num" w:pos="2160"/>
+        </w:tabs>
+        <w:ind w:left="2160" w:hanging="360"/>
+      </w:pPr>
+      <w:rPr>
+        <w:rFonts w:ascii="Wingdings" w:hAnsi="Wingdings" w:hint="default"/>
+        <w:sz w:val="20"/>
+      </w:rPr>
+    </w:lvl>
+    <w:lvl w:ilvl="3" w:tentative="1">
+      <w:start w:val="1"/>
+      <w:numFmt w:val="bullet"/>
+      <w:lvlText w:val=""/>
+      <w:lvlJc w:val="left"/>
+      <w:pPr>
+        <w:tabs>
+          <w:tab w:val="num" w:pos="2880"/>
+        </w:tabs>
+        <w:ind w:left="2880" w:hanging="360"/>
+      </w:pPr>
+      <w:rPr>
+        <w:rFonts w:ascii="Wingdings" w:hAnsi="Wingdings" w:hint="default"/>
+        <w:sz w:val="20"/>
+      </w:rPr>
+    </w:lvl>
+    <w:lvl w:ilvl="4" w:tentative="1">
+      <w:start w:val="1"/>
+      <w:numFmt w:val="bullet"/>
+      <w:lvlText w:val=""/>
+      <w:lvlJc w:val="left"/>
+      <w:pPr>
+        <w:tabs>
+          <w:tab w:val="num" w:pos="3600"/>
+        </w:tabs>
+        <w:ind w:left="3600" w:hanging="360"/>
+      </w:pPr>
+      <w:rPr>
+        <w:rFonts w:ascii="Wingdings" w:hAnsi="Wingdings" w:hint="default"/>
+        <w:sz w:val="20"/>
+      </w:rPr>
+    </w:lvl>
+    <w:lvl w:ilvl="5" w:tentative="1">
+      <w:start w:val="1"/>
+      <w:numFmt w:val="bullet"/>
+      <w:lvlText w:val=""/>
+      <w:lvlJc w:val="left"/>
+      <w:pPr>
+        <w:tabs>
+          <w:tab w:val="num" w:pos="4320"/>
+        </w:tabs>
+        <w:ind w:left="4320" w:hanging="360"/>
+      </w:pPr>
+      <w:rPr>
+        <w:rFonts w:ascii="Wingdings" w:hAnsi="Wingdings" w:hint="default"/>
+        <w:sz w:val="20"/>
+      </w:rPr>
+    </w:lvl>
+    <w:lvl w:ilvl="6" w:tentative="1">
+      <w:start w:val="1"/>
+      <w:numFmt w:val="bullet"/>
+      <w:lvlText w:val=""/>
+      <w:lvlJc w:val="left"/>
+      <w:pPr>
+        <w:tabs>
+          <w:tab w:val="num" w:pos="5040"/>
+        </w:tabs>
+        <w:ind w:left="5040" w:hanging="360"/>
+      </w:pPr>
+      <w:rPr>
+        <w:rFonts w:ascii="Wingdings" w:hAnsi="Wingdings" w:hint="default"/>
+        <w:sz w:val="20"/>
+      </w:rPr>
+    </w:lvl>
+    <w:lvl w:ilvl="7" w:tentative="1">
+      <w:start w:val="1"/>
+      <w:numFmt w:val="bullet"/>
+      <w:lvlText w:val=""/>
+      <w:lvlJc w:val="left"/>
+      <w:pPr>
+        <w:tabs>
+          <w:tab w:val="num" w:pos="5760"/>
+        </w:tabs>
+        <w:ind w:left="5760" w:hanging="360"/>
+      </w:pPr>
+      <w:rPr>
+        <w:rFonts w:ascii="Wingdings" w:hAnsi="Wingdings" w:hint="default"/>
+        <w:sz w:val="20"/>
+      </w:rPr>
+    </w:lvl>
+    <w:lvl w:ilvl="8" w:tentative="1">
+      <w:start w:val="1"/>
+      <w:numFmt w:val="bullet"/>
+      <w:lvlText w:val=""/>
+      <w:lvlJc w:val="left"/>
+      <w:pPr>
+        <w:tabs>
+          <w:tab w:val="num" w:pos="6480"/>
+        </w:tabs>
+        <w:ind w:left="6480" w:hanging="360"/>
+      </w:pPr>
+      <w:rPr>
+        <w:rFonts w:ascii="Wingdings" w:hAnsi="Wingdings" w:hint="default"/>
+        <w:sz w:val="20"/>
+      </w:rPr>
+    </w:lvl>
+  </w:abstractNum>
+  <w:abstractNum w:abstractNumId="36" w15:restartNumberingAfterBreak="0">
     <w:nsid w:val="53AB0F91"/>
     <w:multiLevelType w:val="multilevel"/>
     <w:tmpl w:val="B0925D28"/>
@@ -4451,7 +7611,156 @@
       </w:rPr>
     </w:lvl>
   </w:abstractNum>
-  <w:abstractNum w:abstractNumId="27" w15:restartNumberingAfterBreak="0">
+  <w:abstractNum w:abstractNumId="37" w15:restartNumberingAfterBreak="0">
+    <w:nsid w:val="54F91325"/>
+    <w:multiLevelType w:val="multilevel"/>
+    <w:tmpl w:val="44BE9662"/>
+    <w:lvl w:ilvl="0">
+      <w:start w:val="1"/>
+      <w:numFmt w:val="bullet"/>
+      <w:lvlText w:val=""/>
+      <w:lvlJc w:val="left"/>
+      <w:pPr>
+        <w:tabs>
+          <w:tab w:val="num" w:pos="720"/>
+        </w:tabs>
+        <w:ind w:left="720" w:hanging="360"/>
+      </w:pPr>
+      <w:rPr>
+        <w:rFonts w:ascii="Symbol" w:hAnsi="Symbol" w:hint="default"/>
+        <w:sz w:val="20"/>
+      </w:rPr>
+    </w:lvl>
+    <w:lvl w:ilvl="1" w:tentative="1">
+      <w:start w:val="1"/>
+      <w:numFmt w:val="bullet"/>
+      <w:lvlText w:val="o"/>
+      <w:lvlJc w:val="left"/>
+      <w:pPr>
+        <w:tabs>
+          <w:tab w:val="num" w:pos="1440"/>
+        </w:tabs>
+        <w:ind w:left="1440" w:hanging="360"/>
+      </w:pPr>
+      <w:rPr>
+        <w:rFonts w:ascii="Courier New" w:hAnsi="Courier New" w:hint="default"/>
+        <w:sz w:val="20"/>
+      </w:rPr>
+    </w:lvl>
+    <w:lvl w:ilvl="2" w:tentative="1">
+      <w:start w:val="1"/>
+      <w:numFmt w:val="bullet"/>
+      <w:lvlText w:val=""/>
+      <w:lvlJc w:val="left"/>
+      <w:pPr>
+        <w:tabs>
+          <w:tab w:val="num" w:pos="2160"/>
+        </w:tabs>
+        <w:ind w:left="2160" w:hanging="360"/>
+      </w:pPr>
+      <w:rPr>
+        <w:rFonts w:ascii="Wingdings" w:hAnsi="Wingdings" w:hint="default"/>
+        <w:sz w:val="20"/>
+      </w:rPr>
+    </w:lvl>
+    <w:lvl w:ilvl="3" w:tentative="1">
+      <w:start w:val="1"/>
+      <w:numFmt w:val="bullet"/>
+      <w:lvlText w:val=""/>
+      <w:lvlJc w:val="left"/>
+      <w:pPr>
+        <w:tabs>
+          <w:tab w:val="num" w:pos="2880"/>
+        </w:tabs>
+        <w:ind w:left="2880" w:hanging="360"/>
+      </w:pPr>
+      <w:rPr>
+        <w:rFonts w:ascii="Wingdings" w:hAnsi="Wingdings" w:hint="default"/>
+        <w:sz w:val="20"/>
+      </w:rPr>
+    </w:lvl>
+    <w:lvl w:ilvl="4" w:tentative="1">
+      <w:start w:val="1"/>
+      <w:numFmt w:val="bullet"/>
+      <w:lvlText w:val=""/>
+      <w:lvlJc w:val="left"/>
+      <w:pPr>
+        <w:tabs>
+          <w:tab w:val="num" w:pos="3600"/>
+        </w:tabs>
+        <w:ind w:left="3600" w:hanging="360"/>
+      </w:pPr>
+      <w:rPr>
+        <w:rFonts w:ascii="Wingdings" w:hAnsi="Wingdings" w:hint="default"/>
+        <w:sz w:val="20"/>
+      </w:rPr>
+    </w:lvl>
+    <w:lvl w:ilvl="5" w:tentative="1">
+      <w:start w:val="1"/>
+      <w:numFmt w:val="bullet"/>
+      <w:lvlText w:val=""/>
+      <w:lvlJc w:val="left"/>
+      <w:pPr>
+        <w:tabs>
+          <w:tab w:val="num" w:pos="4320"/>
+        </w:tabs>
+        <w:ind w:left="4320" w:hanging="360"/>
+      </w:pPr>
+      <w:rPr>
+        <w:rFonts w:ascii="Wingdings" w:hAnsi="Wingdings" w:hint="default"/>
+        <w:sz w:val="20"/>
+      </w:rPr>
+    </w:lvl>
+    <w:lvl w:ilvl="6" w:tentative="1">
+      <w:start w:val="1"/>
+      <w:numFmt w:val="bullet"/>
+      <w:lvlText w:val=""/>
+      <w:lvlJc w:val="left"/>
+      <w:pPr>
+        <w:tabs>
+          <w:tab w:val="num" w:pos="5040"/>
+        </w:tabs>
+        <w:ind w:left="5040" w:hanging="360"/>
+      </w:pPr>
+      <w:rPr>
+        <w:rFonts w:ascii="Wingdings" w:hAnsi="Wingdings" w:hint="default"/>
+        <w:sz w:val="20"/>
+      </w:rPr>
+    </w:lvl>
+    <w:lvl w:ilvl="7" w:tentative="1">
+      <w:start w:val="1"/>
+      <w:numFmt w:val="bullet"/>
+      <w:lvlText w:val=""/>
+      <w:lvlJc w:val="left"/>
+      <w:pPr>
+        <w:tabs>
+          <w:tab w:val="num" w:pos="5760"/>
+        </w:tabs>
+        <w:ind w:left="5760" w:hanging="360"/>
+      </w:pPr>
+      <w:rPr>
+        <w:rFonts w:ascii="Wingdings" w:hAnsi="Wingdings" w:hint="default"/>
+        <w:sz w:val="20"/>
+      </w:rPr>
+    </w:lvl>
+    <w:lvl w:ilvl="8" w:tentative="1">
+      <w:start w:val="1"/>
+      <w:numFmt w:val="bullet"/>
+      <w:lvlText w:val=""/>
+      <w:lvlJc w:val="left"/>
+      <w:pPr>
+        <w:tabs>
+          <w:tab w:val="num" w:pos="6480"/>
+        </w:tabs>
+        <w:ind w:left="6480" w:hanging="360"/>
+      </w:pPr>
+      <w:rPr>
+        <w:rFonts w:ascii="Wingdings" w:hAnsi="Wingdings" w:hint="default"/>
+        <w:sz w:val="20"/>
+      </w:rPr>
+    </w:lvl>
+  </w:abstractNum>
+  <w:abstractNum w:abstractNumId="38" w15:restartNumberingAfterBreak="0">
     <w:nsid w:val="597110B7"/>
     <w:multiLevelType w:val="multilevel"/>
     <w:tmpl w:val="B9D469F8"/>
@@ -4600,7 +7909,7 @@
       </w:rPr>
     </w:lvl>
   </w:abstractNum>
-  <w:abstractNum w:abstractNumId="28" w15:restartNumberingAfterBreak="0">
+  <w:abstractNum w:abstractNumId="39" w15:restartNumberingAfterBreak="0">
     <w:nsid w:val="5A4B357D"/>
     <w:multiLevelType w:val="multilevel"/>
     <w:tmpl w:val="52C6D08E"/>
@@ -4749,7 +8058,720 @@
       </w:rPr>
     </w:lvl>
   </w:abstractNum>
-  <w:abstractNum w:abstractNumId="29" w15:restartNumberingAfterBreak="0">
+  <w:abstractNum w:abstractNumId="40" w15:restartNumberingAfterBreak="0">
+    <w:nsid w:val="5D7C1A0F"/>
+    <w:multiLevelType w:val="multilevel"/>
+    <w:tmpl w:val="C346FACA"/>
+    <w:lvl w:ilvl="0">
+      <w:start w:val="1"/>
+      <w:numFmt w:val="bullet"/>
+      <w:lvlText w:val=""/>
+      <w:lvlJc w:val="left"/>
+      <w:pPr>
+        <w:tabs>
+          <w:tab w:val="num" w:pos="720"/>
+        </w:tabs>
+        <w:ind w:left="720" w:hanging="360"/>
+      </w:pPr>
+      <w:rPr>
+        <w:rFonts w:ascii="Symbol" w:hAnsi="Symbol" w:hint="default"/>
+        <w:sz w:val="20"/>
+      </w:rPr>
+    </w:lvl>
+    <w:lvl w:ilvl="1" w:tentative="1">
+      <w:start w:val="1"/>
+      <w:numFmt w:val="bullet"/>
+      <w:lvlText w:val="o"/>
+      <w:lvlJc w:val="left"/>
+      <w:pPr>
+        <w:tabs>
+          <w:tab w:val="num" w:pos="1440"/>
+        </w:tabs>
+        <w:ind w:left="1440" w:hanging="360"/>
+      </w:pPr>
+      <w:rPr>
+        <w:rFonts w:ascii="Courier New" w:hAnsi="Courier New" w:hint="default"/>
+        <w:sz w:val="20"/>
+      </w:rPr>
+    </w:lvl>
+    <w:lvl w:ilvl="2" w:tentative="1">
+      <w:start w:val="1"/>
+      <w:numFmt w:val="bullet"/>
+      <w:lvlText w:val=""/>
+      <w:lvlJc w:val="left"/>
+      <w:pPr>
+        <w:tabs>
+          <w:tab w:val="num" w:pos="2160"/>
+        </w:tabs>
+        <w:ind w:left="2160" w:hanging="360"/>
+      </w:pPr>
+      <w:rPr>
+        <w:rFonts w:ascii="Wingdings" w:hAnsi="Wingdings" w:hint="default"/>
+        <w:sz w:val="20"/>
+      </w:rPr>
+    </w:lvl>
+    <w:lvl w:ilvl="3" w:tentative="1">
+      <w:start w:val="1"/>
+      <w:numFmt w:val="bullet"/>
+      <w:lvlText w:val=""/>
+      <w:lvlJc w:val="left"/>
+      <w:pPr>
+        <w:tabs>
+          <w:tab w:val="num" w:pos="2880"/>
+        </w:tabs>
+        <w:ind w:left="2880" w:hanging="360"/>
+      </w:pPr>
+      <w:rPr>
+        <w:rFonts w:ascii="Wingdings" w:hAnsi="Wingdings" w:hint="default"/>
+        <w:sz w:val="20"/>
+      </w:rPr>
+    </w:lvl>
+    <w:lvl w:ilvl="4" w:tentative="1">
+      <w:start w:val="1"/>
+      <w:numFmt w:val="bullet"/>
+      <w:lvlText w:val=""/>
+      <w:lvlJc w:val="left"/>
+      <w:pPr>
+        <w:tabs>
+          <w:tab w:val="num" w:pos="3600"/>
+        </w:tabs>
+        <w:ind w:left="3600" w:hanging="360"/>
+      </w:pPr>
+      <w:rPr>
+        <w:rFonts w:ascii="Wingdings" w:hAnsi="Wingdings" w:hint="default"/>
+        <w:sz w:val="20"/>
+      </w:rPr>
+    </w:lvl>
+    <w:lvl w:ilvl="5" w:tentative="1">
+      <w:start w:val="1"/>
+      <w:numFmt w:val="bullet"/>
+      <w:lvlText w:val=""/>
+      <w:lvlJc w:val="left"/>
+      <w:pPr>
+        <w:tabs>
+          <w:tab w:val="num" w:pos="4320"/>
+        </w:tabs>
+        <w:ind w:left="4320" w:hanging="360"/>
+      </w:pPr>
+      <w:rPr>
+        <w:rFonts w:ascii="Wingdings" w:hAnsi="Wingdings" w:hint="default"/>
+        <w:sz w:val="20"/>
+      </w:rPr>
+    </w:lvl>
+    <w:lvl w:ilvl="6" w:tentative="1">
+      <w:start w:val="1"/>
+      <w:numFmt w:val="bullet"/>
+      <w:lvlText w:val=""/>
+      <w:lvlJc w:val="left"/>
+      <w:pPr>
+        <w:tabs>
+          <w:tab w:val="num" w:pos="5040"/>
+        </w:tabs>
+        <w:ind w:left="5040" w:hanging="360"/>
+      </w:pPr>
+      <w:rPr>
+        <w:rFonts w:ascii="Wingdings" w:hAnsi="Wingdings" w:hint="default"/>
+        <w:sz w:val="20"/>
+      </w:rPr>
+    </w:lvl>
+    <w:lvl w:ilvl="7" w:tentative="1">
+      <w:start w:val="1"/>
+      <w:numFmt w:val="bullet"/>
+      <w:lvlText w:val=""/>
+      <w:lvlJc w:val="left"/>
+      <w:pPr>
+        <w:tabs>
+          <w:tab w:val="num" w:pos="5760"/>
+        </w:tabs>
+        <w:ind w:left="5760" w:hanging="360"/>
+      </w:pPr>
+      <w:rPr>
+        <w:rFonts w:ascii="Wingdings" w:hAnsi="Wingdings" w:hint="default"/>
+        <w:sz w:val="20"/>
+      </w:rPr>
+    </w:lvl>
+    <w:lvl w:ilvl="8" w:tentative="1">
+      <w:start w:val="1"/>
+      <w:numFmt w:val="bullet"/>
+      <w:lvlText w:val=""/>
+      <w:lvlJc w:val="left"/>
+      <w:pPr>
+        <w:tabs>
+          <w:tab w:val="num" w:pos="6480"/>
+        </w:tabs>
+        <w:ind w:left="6480" w:hanging="360"/>
+      </w:pPr>
+      <w:rPr>
+        <w:rFonts w:ascii="Wingdings" w:hAnsi="Wingdings" w:hint="default"/>
+        <w:sz w:val="20"/>
+      </w:rPr>
+    </w:lvl>
+  </w:abstractNum>
+  <w:abstractNum w:abstractNumId="41" w15:restartNumberingAfterBreak="0">
+    <w:nsid w:val="5EDE2284"/>
+    <w:multiLevelType w:val="multilevel"/>
+    <w:tmpl w:val="CBC868F2"/>
+    <w:lvl w:ilvl="0">
+      <w:start w:val="1"/>
+      <w:numFmt w:val="bullet"/>
+      <w:lvlText w:val=""/>
+      <w:lvlJc w:val="left"/>
+      <w:pPr>
+        <w:tabs>
+          <w:tab w:val="num" w:pos="720"/>
+        </w:tabs>
+        <w:ind w:left="720" w:hanging="360"/>
+      </w:pPr>
+      <w:rPr>
+        <w:rFonts w:ascii="Symbol" w:hAnsi="Symbol" w:hint="default"/>
+        <w:sz w:val="20"/>
+      </w:rPr>
+    </w:lvl>
+    <w:lvl w:ilvl="1" w:tentative="1">
+      <w:start w:val="1"/>
+      <w:numFmt w:val="bullet"/>
+      <w:lvlText w:val="o"/>
+      <w:lvlJc w:val="left"/>
+      <w:pPr>
+        <w:tabs>
+          <w:tab w:val="num" w:pos="1440"/>
+        </w:tabs>
+        <w:ind w:left="1440" w:hanging="360"/>
+      </w:pPr>
+      <w:rPr>
+        <w:rFonts w:ascii="Courier New" w:hAnsi="Courier New" w:hint="default"/>
+        <w:sz w:val="20"/>
+      </w:rPr>
+    </w:lvl>
+    <w:lvl w:ilvl="2" w:tentative="1">
+      <w:start w:val="1"/>
+      <w:numFmt w:val="bullet"/>
+      <w:lvlText w:val=""/>
+      <w:lvlJc w:val="left"/>
+      <w:pPr>
+        <w:tabs>
+          <w:tab w:val="num" w:pos="2160"/>
+        </w:tabs>
+        <w:ind w:left="2160" w:hanging="360"/>
+      </w:pPr>
+      <w:rPr>
+        <w:rFonts w:ascii="Wingdings" w:hAnsi="Wingdings" w:hint="default"/>
+        <w:sz w:val="20"/>
+      </w:rPr>
+    </w:lvl>
+    <w:lvl w:ilvl="3" w:tentative="1">
+      <w:start w:val="1"/>
+      <w:numFmt w:val="bullet"/>
+      <w:lvlText w:val=""/>
+      <w:lvlJc w:val="left"/>
+      <w:pPr>
+        <w:tabs>
+          <w:tab w:val="num" w:pos="2880"/>
+        </w:tabs>
+        <w:ind w:left="2880" w:hanging="360"/>
+      </w:pPr>
+      <w:rPr>
+        <w:rFonts w:ascii="Wingdings" w:hAnsi="Wingdings" w:hint="default"/>
+        <w:sz w:val="20"/>
+      </w:rPr>
+    </w:lvl>
+    <w:lvl w:ilvl="4" w:tentative="1">
+      <w:start w:val="1"/>
+      <w:numFmt w:val="bullet"/>
+      <w:lvlText w:val=""/>
+      <w:lvlJc w:val="left"/>
+      <w:pPr>
+        <w:tabs>
+          <w:tab w:val="num" w:pos="3600"/>
+        </w:tabs>
+        <w:ind w:left="3600" w:hanging="360"/>
+      </w:pPr>
+      <w:rPr>
+        <w:rFonts w:ascii="Wingdings" w:hAnsi="Wingdings" w:hint="default"/>
+        <w:sz w:val="20"/>
+      </w:rPr>
+    </w:lvl>
+    <w:lvl w:ilvl="5" w:tentative="1">
+      <w:start w:val="1"/>
+      <w:numFmt w:val="bullet"/>
+      <w:lvlText w:val=""/>
+      <w:lvlJc w:val="left"/>
+      <w:pPr>
+        <w:tabs>
+          <w:tab w:val="num" w:pos="4320"/>
+        </w:tabs>
+        <w:ind w:left="4320" w:hanging="360"/>
+      </w:pPr>
+      <w:rPr>
+        <w:rFonts w:ascii="Wingdings" w:hAnsi="Wingdings" w:hint="default"/>
+        <w:sz w:val="20"/>
+      </w:rPr>
+    </w:lvl>
+    <w:lvl w:ilvl="6" w:tentative="1">
+      <w:start w:val="1"/>
+      <w:numFmt w:val="bullet"/>
+      <w:lvlText w:val=""/>
+      <w:lvlJc w:val="left"/>
+      <w:pPr>
+        <w:tabs>
+          <w:tab w:val="num" w:pos="5040"/>
+        </w:tabs>
+        <w:ind w:left="5040" w:hanging="360"/>
+      </w:pPr>
+      <w:rPr>
+        <w:rFonts w:ascii="Wingdings" w:hAnsi="Wingdings" w:hint="default"/>
+        <w:sz w:val="20"/>
+      </w:rPr>
+    </w:lvl>
+    <w:lvl w:ilvl="7" w:tentative="1">
+      <w:start w:val="1"/>
+      <w:numFmt w:val="bullet"/>
+      <w:lvlText w:val=""/>
+      <w:lvlJc w:val="left"/>
+      <w:pPr>
+        <w:tabs>
+          <w:tab w:val="num" w:pos="5760"/>
+        </w:tabs>
+        <w:ind w:left="5760" w:hanging="360"/>
+      </w:pPr>
+      <w:rPr>
+        <w:rFonts w:ascii="Wingdings" w:hAnsi="Wingdings" w:hint="default"/>
+        <w:sz w:val="20"/>
+      </w:rPr>
+    </w:lvl>
+    <w:lvl w:ilvl="8" w:tentative="1">
+      <w:start w:val="1"/>
+      <w:numFmt w:val="bullet"/>
+      <w:lvlText w:val=""/>
+      <w:lvlJc w:val="left"/>
+      <w:pPr>
+        <w:tabs>
+          <w:tab w:val="num" w:pos="6480"/>
+        </w:tabs>
+        <w:ind w:left="6480" w:hanging="360"/>
+      </w:pPr>
+      <w:rPr>
+        <w:rFonts w:ascii="Wingdings" w:hAnsi="Wingdings" w:hint="default"/>
+        <w:sz w:val="20"/>
+      </w:rPr>
+    </w:lvl>
+  </w:abstractNum>
+  <w:abstractNum w:abstractNumId="42" w15:restartNumberingAfterBreak="0">
+    <w:nsid w:val="60FE319E"/>
+    <w:multiLevelType w:val="multilevel"/>
+    <w:tmpl w:val="94562E92"/>
+    <w:lvl w:ilvl="0">
+      <w:start w:val="1"/>
+      <w:numFmt w:val="bullet"/>
+      <w:lvlText w:val=""/>
+      <w:lvlJc w:val="left"/>
+      <w:pPr>
+        <w:tabs>
+          <w:tab w:val="num" w:pos="720"/>
+        </w:tabs>
+        <w:ind w:left="720" w:hanging="360"/>
+      </w:pPr>
+      <w:rPr>
+        <w:rFonts w:ascii="Symbol" w:hAnsi="Symbol" w:hint="default"/>
+        <w:sz w:val="20"/>
+      </w:rPr>
+    </w:lvl>
+    <w:lvl w:ilvl="1" w:tentative="1">
+      <w:start w:val="1"/>
+      <w:numFmt w:val="bullet"/>
+      <w:lvlText w:val="o"/>
+      <w:lvlJc w:val="left"/>
+      <w:pPr>
+        <w:tabs>
+          <w:tab w:val="num" w:pos="1440"/>
+        </w:tabs>
+        <w:ind w:left="1440" w:hanging="360"/>
+      </w:pPr>
+      <w:rPr>
+        <w:rFonts w:ascii="Courier New" w:hAnsi="Courier New" w:hint="default"/>
+        <w:sz w:val="20"/>
+      </w:rPr>
+    </w:lvl>
+    <w:lvl w:ilvl="2" w:tentative="1">
+      <w:start w:val="1"/>
+      <w:numFmt w:val="bullet"/>
+      <w:lvlText w:val=""/>
+      <w:lvlJc w:val="left"/>
+      <w:pPr>
+        <w:tabs>
+          <w:tab w:val="num" w:pos="2160"/>
+        </w:tabs>
+        <w:ind w:left="2160" w:hanging="360"/>
+      </w:pPr>
+      <w:rPr>
+        <w:rFonts w:ascii="Wingdings" w:hAnsi="Wingdings" w:hint="default"/>
+        <w:sz w:val="20"/>
+      </w:rPr>
+    </w:lvl>
+    <w:lvl w:ilvl="3" w:tentative="1">
+      <w:start w:val="1"/>
+      <w:numFmt w:val="bullet"/>
+      <w:lvlText w:val=""/>
+      <w:lvlJc w:val="left"/>
+      <w:pPr>
+        <w:tabs>
+          <w:tab w:val="num" w:pos="2880"/>
+        </w:tabs>
+        <w:ind w:left="2880" w:hanging="360"/>
+      </w:pPr>
+      <w:rPr>
+        <w:rFonts w:ascii="Wingdings" w:hAnsi="Wingdings" w:hint="default"/>
+        <w:sz w:val="20"/>
+      </w:rPr>
+    </w:lvl>
+    <w:lvl w:ilvl="4" w:tentative="1">
+      <w:start w:val="1"/>
+      <w:numFmt w:val="bullet"/>
+      <w:lvlText w:val=""/>
+      <w:lvlJc w:val="left"/>
+      <w:pPr>
+        <w:tabs>
+          <w:tab w:val="num" w:pos="3600"/>
+        </w:tabs>
+        <w:ind w:left="3600" w:hanging="360"/>
+      </w:pPr>
+      <w:rPr>
+        <w:rFonts w:ascii="Wingdings" w:hAnsi="Wingdings" w:hint="default"/>
+        <w:sz w:val="20"/>
+      </w:rPr>
+    </w:lvl>
+    <w:lvl w:ilvl="5" w:tentative="1">
+      <w:start w:val="1"/>
+      <w:numFmt w:val="bullet"/>
+      <w:lvlText w:val=""/>
+      <w:lvlJc w:val="left"/>
+      <w:pPr>
+        <w:tabs>
+          <w:tab w:val="num" w:pos="4320"/>
+        </w:tabs>
+        <w:ind w:left="4320" w:hanging="360"/>
+      </w:pPr>
+      <w:rPr>
+        <w:rFonts w:ascii="Wingdings" w:hAnsi="Wingdings" w:hint="default"/>
+        <w:sz w:val="20"/>
+      </w:rPr>
+    </w:lvl>
+    <w:lvl w:ilvl="6" w:tentative="1">
+      <w:start w:val="1"/>
+      <w:numFmt w:val="bullet"/>
+      <w:lvlText w:val=""/>
+      <w:lvlJc w:val="left"/>
+      <w:pPr>
+        <w:tabs>
+          <w:tab w:val="num" w:pos="5040"/>
+        </w:tabs>
+        <w:ind w:left="5040" w:hanging="360"/>
+      </w:pPr>
+      <w:rPr>
+        <w:rFonts w:ascii="Wingdings" w:hAnsi="Wingdings" w:hint="default"/>
+        <w:sz w:val="20"/>
+      </w:rPr>
+    </w:lvl>
+    <w:lvl w:ilvl="7" w:tentative="1">
+      <w:start w:val="1"/>
+      <w:numFmt w:val="bullet"/>
+      <w:lvlText w:val=""/>
+      <w:lvlJc w:val="left"/>
+      <w:pPr>
+        <w:tabs>
+          <w:tab w:val="num" w:pos="5760"/>
+        </w:tabs>
+        <w:ind w:left="5760" w:hanging="360"/>
+      </w:pPr>
+      <w:rPr>
+        <w:rFonts w:ascii="Wingdings" w:hAnsi="Wingdings" w:hint="default"/>
+        <w:sz w:val="20"/>
+      </w:rPr>
+    </w:lvl>
+    <w:lvl w:ilvl="8" w:tentative="1">
+      <w:start w:val="1"/>
+      <w:numFmt w:val="bullet"/>
+      <w:lvlText w:val=""/>
+      <w:lvlJc w:val="left"/>
+      <w:pPr>
+        <w:tabs>
+          <w:tab w:val="num" w:pos="6480"/>
+        </w:tabs>
+        <w:ind w:left="6480" w:hanging="360"/>
+      </w:pPr>
+      <w:rPr>
+        <w:rFonts w:ascii="Wingdings" w:hAnsi="Wingdings" w:hint="default"/>
+        <w:sz w:val="20"/>
+      </w:rPr>
+    </w:lvl>
+  </w:abstractNum>
+  <w:abstractNum w:abstractNumId="43" w15:restartNumberingAfterBreak="0">
+    <w:nsid w:val="62005B6E"/>
+    <w:multiLevelType w:val="multilevel"/>
+    <w:tmpl w:val="AE3A6046"/>
+    <w:lvl w:ilvl="0">
+      <w:start w:val="1"/>
+      <w:numFmt w:val="decimal"/>
+      <w:lvlText w:val="%1."/>
+      <w:lvlJc w:val="left"/>
+      <w:pPr>
+        <w:tabs>
+          <w:tab w:val="num" w:pos="720"/>
+        </w:tabs>
+        <w:ind w:left="720" w:hanging="360"/>
+      </w:pPr>
+    </w:lvl>
+    <w:lvl w:ilvl="1">
+      <w:start w:val="1"/>
+      <w:numFmt w:val="bullet"/>
+      <w:lvlText w:val="o"/>
+      <w:lvlJc w:val="left"/>
+      <w:pPr>
+        <w:tabs>
+          <w:tab w:val="num" w:pos="1440"/>
+        </w:tabs>
+        <w:ind w:left="1440" w:hanging="360"/>
+      </w:pPr>
+      <w:rPr>
+        <w:rFonts w:ascii="Courier New" w:hAnsi="Courier New" w:hint="default"/>
+        <w:sz w:val="20"/>
+      </w:rPr>
+    </w:lvl>
+    <w:lvl w:ilvl="2" w:tentative="1">
+      <w:start w:val="1"/>
+      <w:numFmt w:val="decimal"/>
+      <w:lvlText w:val="%3."/>
+      <w:lvlJc w:val="left"/>
+      <w:pPr>
+        <w:tabs>
+          <w:tab w:val="num" w:pos="2160"/>
+        </w:tabs>
+        <w:ind w:left="2160" w:hanging="360"/>
+      </w:pPr>
+    </w:lvl>
+    <w:lvl w:ilvl="3" w:tentative="1">
+      <w:start w:val="1"/>
+      <w:numFmt w:val="decimal"/>
+      <w:lvlText w:val="%4."/>
+      <w:lvlJc w:val="left"/>
+      <w:pPr>
+        <w:tabs>
+          <w:tab w:val="num" w:pos="2880"/>
+        </w:tabs>
+        <w:ind w:left="2880" w:hanging="360"/>
+      </w:pPr>
+    </w:lvl>
+    <w:lvl w:ilvl="4" w:tentative="1">
+      <w:start w:val="1"/>
+      <w:numFmt w:val="decimal"/>
+      <w:lvlText w:val="%5."/>
+      <w:lvlJc w:val="left"/>
+      <w:pPr>
+        <w:tabs>
+          <w:tab w:val="num" w:pos="3600"/>
+        </w:tabs>
+        <w:ind w:left="3600" w:hanging="360"/>
+      </w:pPr>
+    </w:lvl>
+    <w:lvl w:ilvl="5" w:tentative="1">
+      <w:start w:val="1"/>
+      <w:numFmt w:val="decimal"/>
+      <w:lvlText w:val="%6."/>
+      <w:lvlJc w:val="left"/>
+      <w:pPr>
+        <w:tabs>
+          <w:tab w:val="num" w:pos="4320"/>
+        </w:tabs>
+        <w:ind w:left="4320" w:hanging="360"/>
+      </w:pPr>
+    </w:lvl>
+    <w:lvl w:ilvl="6" w:tentative="1">
+      <w:start w:val="1"/>
+      <w:numFmt w:val="decimal"/>
+      <w:lvlText w:val="%7."/>
+      <w:lvlJc w:val="left"/>
+      <w:pPr>
+        <w:tabs>
+          <w:tab w:val="num" w:pos="5040"/>
+        </w:tabs>
+        <w:ind w:left="5040" w:hanging="360"/>
+      </w:pPr>
+    </w:lvl>
+    <w:lvl w:ilvl="7" w:tentative="1">
+      <w:start w:val="1"/>
+      <w:numFmt w:val="decimal"/>
+      <w:lvlText w:val="%8."/>
+      <w:lvlJc w:val="left"/>
+      <w:pPr>
+        <w:tabs>
+          <w:tab w:val="num" w:pos="5760"/>
+        </w:tabs>
+        <w:ind w:left="5760" w:hanging="360"/>
+      </w:pPr>
+    </w:lvl>
+    <w:lvl w:ilvl="8" w:tentative="1">
+      <w:start w:val="1"/>
+      <w:numFmt w:val="decimal"/>
+      <w:lvlText w:val="%9."/>
+      <w:lvlJc w:val="left"/>
+      <w:pPr>
+        <w:tabs>
+          <w:tab w:val="num" w:pos="6480"/>
+        </w:tabs>
+        <w:ind w:left="6480" w:hanging="360"/>
+      </w:pPr>
+    </w:lvl>
+  </w:abstractNum>
+  <w:abstractNum w:abstractNumId="44" w15:restartNumberingAfterBreak="0">
+    <w:nsid w:val="648F7B48"/>
+    <w:multiLevelType w:val="multilevel"/>
+    <w:tmpl w:val="B2FCE350"/>
+    <w:lvl w:ilvl="0">
+      <w:start w:val="1"/>
+      <w:numFmt w:val="bullet"/>
+      <w:lvlText w:val=""/>
+      <w:lvlJc w:val="left"/>
+      <w:pPr>
+        <w:tabs>
+          <w:tab w:val="num" w:pos="720"/>
+        </w:tabs>
+        <w:ind w:left="720" w:hanging="360"/>
+      </w:pPr>
+      <w:rPr>
+        <w:rFonts w:ascii="Symbol" w:hAnsi="Symbol" w:hint="default"/>
+        <w:sz w:val="20"/>
+      </w:rPr>
+    </w:lvl>
+    <w:lvl w:ilvl="1" w:tentative="1">
+      <w:start w:val="1"/>
+      <w:numFmt w:val="bullet"/>
+      <w:lvlText w:val="o"/>
+      <w:lvlJc w:val="left"/>
+      <w:pPr>
+        <w:tabs>
+          <w:tab w:val="num" w:pos="1440"/>
+        </w:tabs>
+        <w:ind w:left="1440" w:hanging="360"/>
+      </w:pPr>
+      <w:rPr>
+        <w:rFonts w:ascii="Courier New" w:hAnsi="Courier New" w:hint="default"/>
+        <w:sz w:val="20"/>
+      </w:rPr>
+    </w:lvl>
+    <w:lvl w:ilvl="2" w:tentative="1">
+      <w:start w:val="1"/>
+      <w:numFmt w:val="bullet"/>
+      <w:lvlText w:val=""/>
+      <w:lvlJc w:val="left"/>
+      <w:pPr>
+        <w:tabs>
+          <w:tab w:val="num" w:pos="2160"/>
+        </w:tabs>
+        <w:ind w:left="2160" w:hanging="360"/>
+      </w:pPr>
+      <w:rPr>
+        <w:rFonts w:ascii="Wingdings" w:hAnsi="Wingdings" w:hint="default"/>
+        <w:sz w:val="20"/>
+      </w:rPr>
+    </w:lvl>
+    <w:lvl w:ilvl="3" w:tentative="1">
+      <w:start w:val="1"/>
+      <w:numFmt w:val="bullet"/>
+      <w:lvlText w:val=""/>
+      <w:lvlJc w:val="left"/>
+      <w:pPr>
+        <w:tabs>
+          <w:tab w:val="num" w:pos="2880"/>
+        </w:tabs>
+        <w:ind w:left="2880" w:hanging="360"/>
+      </w:pPr>
+      <w:rPr>
+        <w:rFonts w:ascii="Wingdings" w:hAnsi="Wingdings" w:hint="default"/>
+        <w:sz w:val="20"/>
+      </w:rPr>
+    </w:lvl>
+    <w:lvl w:ilvl="4" w:tentative="1">
+      <w:start w:val="1"/>
+      <w:numFmt w:val="bullet"/>
+      <w:lvlText w:val=""/>
+      <w:lvlJc w:val="left"/>
+      <w:pPr>
+        <w:tabs>
+          <w:tab w:val="num" w:pos="3600"/>
+        </w:tabs>
+        <w:ind w:left="3600" w:hanging="360"/>
+      </w:pPr>
+      <w:rPr>
+        <w:rFonts w:ascii="Wingdings" w:hAnsi="Wingdings" w:hint="default"/>
+        <w:sz w:val="20"/>
+      </w:rPr>
+    </w:lvl>
+    <w:lvl w:ilvl="5" w:tentative="1">
+      <w:start w:val="1"/>
+      <w:numFmt w:val="bullet"/>
+      <w:lvlText w:val=""/>
+      <w:lvlJc w:val="left"/>
+      <w:pPr>
+        <w:tabs>
+          <w:tab w:val="num" w:pos="4320"/>
+        </w:tabs>
+        <w:ind w:left="4320" w:hanging="360"/>
+      </w:pPr>
+      <w:rPr>
+        <w:rFonts w:ascii="Wingdings" w:hAnsi="Wingdings" w:hint="default"/>
+        <w:sz w:val="20"/>
+      </w:rPr>
+    </w:lvl>
+    <w:lvl w:ilvl="6" w:tentative="1">
+      <w:start w:val="1"/>
+      <w:numFmt w:val="bullet"/>
+      <w:lvlText w:val=""/>
+      <w:lvlJc w:val="left"/>
+      <w:pPr>
+        <w:tabs>
+          <w:tab w:val="num" w:pos="5040"/>
+        </w:tabs>
+        <w:ind w:left="5040" w:hanging="360"/>
+      </w:pPr>
+      <w:rPr>
+        <w:rFonts w:ascii="Wingdings" w:hAnsi="Wingdings" w:hint="default"/>
+        <w:sz w:val="20"/>
+      </w:rPr>
+    </w:lvl>
+    <w:lvl w:ilvl="7" w:tentative="1">
+      <w:start w:val="1"/>
+      <w:numFmt w:val="bullet"/>
+      <w:lvlText w:val=""/>
+      <w:lvlJc w:val="left"/>
+      <w:pPr>
+        <w:tabs>
+          <w:tab w:val="num" w:pos="5760"/>
+        </w:tabs>
+        <w:ind w:left="5760" w:hanging="360"/>
+      </w:pPr>
+      <w:rPr>
+        <w:rFonts w:ascii="Wingdings" w:hAnsi="Wingdings" w:hint="default"/>
+        <w:sz w:val="20"/>
+      </w:rPr>
+    </w:lvl>
+    <w:lvl w:ilvl="8" w:tentative="1">
+      <w:start w:val="1"/>
+      <w:numFmt w:val="bullet"/>
+      <w:lvlText w:val=""/>
+      <w:lvlJc w:val="left"/>
+      <w:pPr>
+        <w:tabs>
+          <w:tab w:val="num" w:pos="6480"/>
+        </w:tabs>
+        <w:ind w:left="6480" w:hanging="360"/>
+      </w:pPr>
+      <w:rPr>
+        <w:rFonts w:ascii="Wingdings" w:hAnsi="Wingdings" w:hint="default"/>
+        <w:sz w:val="20"/>
+      </w:rPr>
+    </w:lvl>
+  </w:abstractNum>
+  <w:abstractNum w:abstractNumId="45" w15:restartNumberingAfterBreak="0">
     <w:nsid w:val="65D036B1"/>
     <w:multiLevelType w:val="multilevel"/>
     <w:tmpl w:val="D0666794"/>
@@ -4898,7 +8920,7 @@
       </w:rPr>
     </w:lvl>
   </w:abstractNum>
-  <w:abstractNum w:abstractNumId="30" w15:restartNumberingAfterBreak="0">
+  <w:abstractNum w:abstractNumId="46" w15:restartNumberingAfterBreak="0">
     <w:nsid w:val="69FD59E0"/>
     <w:multiLevelType w:val="multilevel"/>
     <w:tmpl w:val="83225246"/>
@@ -5047,7 +9069,305 @@
       </w:rPr>
     </w:lvl>
   </w:abstractNum>
-  <w:abstractNum w:abstractNumId="31" w15:restartNumberingAfterBreak="0">
+  <w:abstractNum w:abstractNumId="47" w15:restartNumberingAfterBreak="0">
+    <w:nsid w:val="6FB55023"/>
+    <w:multiLevelType w:val="multilevel"/>
+    <w:tmpl w:val="146E31A6"/>
+    <w:lvl w:ilvl="0">
+      <w:start w:val="1"/>
+      <w:numFmt w:val="bullet"/>
+      <w:lvlText w:val=""/>
+      <w:lvlJc w:val="left"/>
+      <w:pPr>
+        <w:tabs>
+          <w:tab w:val="num" w:pos="720"/>
+        </w:tabs>
+        <w:ind w:left="720" w:hanging="360"/>
+      </w:pPr>
+      <w:rPr>
+        <w:rFonts w:ascii="Symbol" w:hAnsi="Symbol" w:hint="default"/>
+        <w:sz w:val="20"/>
+      </w:rPr>
+    </w:lvl>
+    <w:lvl w:ilvl="1" w:tentative="1">
+      <w:start w:val="1"/>
+      <w:numFmt w:val="bullet"/>
+      <w:lvlText w:val="o"/>
+      <w:lvlJc w:val="left"/>
+      <w:pPr>
+        <w:tabs>
+          <w:tab w:val="num" w:pos="1440"/>
+        </w:tabs>
+        <w:ind w:left="1440" w:hanging="360"/>
+      </w:pPr>
+      <w:rPr>
+        <w:rFonts w:ascii="Courier New" w:hAnsi="Courier New" w:hint="default"/>
+        <w:sz w:val="20"/>
+      </w:rPr>
+    </w:lvl>
+    <w:lvl w:ilvl="2" w:tentative="1">
+      <w:start w:val="1"/>
+      <w:numFmt w:val="bullet"/>
+      <w:lvlText w:val=""/>
+      <w:lvlJc w:val="left"/>
+      <w:pPr>
+        <w:tabs>
+          <w:tab w:val="num" w:pos="2160"/>
+        </w:tabs>
+        <w:ind w:left="2160" w:hanging="360"/>
+      </w:pPr>
+      <w:rPr>
+        <w:rFonts w:ascii="Wingdings" w:hAnsi="Wingdings" w:hint="default"/>
+        <w:sz w:val="20"/>
+      </w:rPr>
+    </w:lvl>
+    <w:lvl w:ilvl="3" w:tentative="1">
+      <w:start w:val="1"/>
+      <w:numFmt w:val="bullet"/>
+      <w:lvlText w:val=""/>
+      <w:lvlJc w:val="left"/>
+      <w:pPr>
+        <w:tabs>
+          <w:tab w:val="num" w:pos="2880"/>
+        </w:tabs>
+        <w:ind w:left="2880" w:hanging="360"/>
+      </w:pPr>
+      <w:rPr>
+        <w:rFonts w:ascii="Wingdings" w:hAnsi="Wingdings" w:hint="default"/>
+        <w:sz w:val="20"/>
+      </w:rPr>
+    </w:lvl>
+    <w:lvl w:ilvl="4" w:tentative="1">
+      <w:start w:val="1"/>
+      <w:numFmt w:val="bullet"/>
+      <w:lvlText w:val=""/>
+      <w:lvlJc w:val="left"/>
+      <w:pPr>
+        <w:tabs>
+          <w:tab w:val="num" w:pos="3600"/>
+        </w:tabs>
+        <w:ind w:left="3600" w:hanging="360"/>
+      </w:pPr>
+      <w:rPr>
+        <w:rFonts w:ascii="Wingdings" w:hAnsi="Wingdings" w:hint="default"/>
+        <w:sz w:val="20"/>
+      </w:rPr>
+    </w:lvl>
+    <w:lvl w:ilvl="5" w:tentative="1">
+      <w:start w:val="1"/>
+      <w:numFmt w:val="bullet"/>
+      <w:lvlText w:val=""/>
+      <w:lvlJc w:val="left"/>
+      <w:pPr>
+        <w:tabs>
+          <w:tab w:val="num" w:pos="4320"/>
+        </w:tabs>
+        <w:ind w:left="4320" w:hanging="360"/>
+      </w:pPr>
+      <w:rPr>
+        <w:rFonts w:ascii="Wingdings" w:hAnsi="Wingdings" w:hint="default"/>
+        <w:sz w:val="20"/>
+      </w:rPr>
+    </w:lvl>
+    <w:lvl w:ilvl="6" w:tentative="1">
+      <w:start w:val="1"/>
+      <w:numFmt w:val="bullet"/>
+      <w:lvlText w:val=""/>
+      <w:lvlJc w:val="left"/>
+      <w:pPr>
+        <w:tabs>
+          <w:tab w:val="num" w:pos="5040"/>
+        </w:tabs>
+        <w:ind w:left="5040" w:hanging="360"/>
+      </w:pPr>
+      <w:rPr>
+        <w:rFonts w:ascii="Wingdings" w:hAnsi="Wingdings" w:hint="default"/>
+        <w:sz w:val="20"/>
+      </w:rPr>
+    </w:lvl>
+    <w:lvl w:ilvl="7" w:tentative="1">
+      <w:start w:val="1"/>
+      <w:numFmt w:val="bullet"/>
+      <w:lvlText w:val=""/>
+      <w:lvlJc w:val="left"/>
+      <w:pPr>
+        <w:tabs>
+          <w:tab w:val="num" w:pos="5760"/>
+        </w:tabs>
+        <w:ind w:left="5760" w:hanging="360"/>
+      </w:pPr>
+      <w:rPr>
+        <w:rFonts w:ascii="Wingdings" w:hAnsi="Wingdings" w:hint="default"/>
+        <w:sz w:val="20"/>
+      </w:rPr>
+    </w:lvl>
+    <w:lvl w:ilvl="8" w:tentative="1">
+      <w:start w:val="1"/>
+      <w:numFmt w:val="bullet"/>
+      <w:lvlText w:val=""/>
+      <w:lvlJc w:val="left"/>
+      <w:pPr>
+        <w:tabs>
+          <w:tab w:val="num" w:pos="6480"/>
+        </w:tabs>
+        <w:ind w:left="6480" w:hanging="360"/>
+      </w:pPr>
+      <w:rPr>
+        <w:rFonts w:ascii="Wingdings" w:hAnsi="Wingdings" w:hint="default"/>
+        <w:sz w:val="20"/>
+      </w:rPr>
+    </w:lvl>
+  </w:abstractNum>
+  <w:abstractNum w:abstractNumId="48" w15:restartNumberingAfterBreak="0">
+    <w:nsid w:val="76237972"/>
+    <w:multiLevelType w:val="multilevel"/>
+    <w:tmpl w:val="9FF4DB74"/>
+    <w:lvl w:ilvl="0">
+      <w:start w:val="1"/>
+      <w:numFmt w:val="bullet"/>
+      <w:lvlText w:val=""/>
+      <w:lvlJc w:val="left"/>
+      <w:pPr>
+        <w:tabs>
+          <w:tab w:val="num" w:pos="720"/>
+        </w:tabs>
+        <w:ind w:left="720" w:hanging="360"/>
+      </w:pPr>
+      <w:rPr>
+        <w:rFonts w:ascii="Symbol" w:hAnsi="Symbol" w:hint="default"/>
+        <w:sz w:val="20"/>
+      </w:rPr>
+    </w:lvl>
+    <w:lvl w:ilvl="1" w:tentative="1">
+      <w:start w:val="1"/>
+      <w:numFmt w:val="bullet"/>
+      <w:lvlText w:val="o"/>
+      <w:lvlJc w:val="left"/>
+      <w:pPr>
+        <w:tabs>
+          <w:tab w:val="num" w:pos="1440"/>
+        </w:tabs>
+        <w:ind w:left="1440" w:hanging="360"/>
+      </w:pPr>
+      <w:rPr>
+        <w:rFonts w:ascii="Courier New" w:hAnsi="Courier New" w:hint="default"/>
+        <w:sz w:val="20"/>
+      </w:rPr>
+    </w:lvl>
+    <w:lvl w:ilvl="2" w:tentative="1">
+      <w:start w:val="1"/>
+      <w:numFmt w:val="bullet"/>
+      <w:lvlText w:val=""/>
+      <w:lvlJc w:val="left"/>
+      <w:pPr>
+        <w:tabs>
+          <w:tab w:val="num" w:pos="2160"/>
+        </w:tabs>
+        <w:ind w:left="2160" w:hanging="360"/>
+      </w:pPr>
+      <w:rPr>
+        <w:rFonts w:ascii="Wingdings" w:hAnsi="Wingdings" w:hint="default"/>
+        <w:sz w:val="20"/>
+      </w:rPr>
+    </w:lvl>
+    <w:lvl w:ilvl="3" w:tentative="1">
+      <w:start w:val="1"/>
+      <w:numFmt w:val="bullet"/>
+      <w:lvlText w:val=""/>
+      <w:lvlJc w:val="left"/>
+      <w:pPr>
+        <w:tabs>
+          <w:tab w:val="num" w:pos="2880"/>
+        </w:tabs>
+        <w:ind w:left="2880" w:hanging="360"/>
+      </w:pPr>
+      <w:rPr>
+        <w:rFonts w:ascii="Wingdings" w:hAnsi="Wingdings" w:hint="default"/>
+        <w:sz w:val="20"/>
+      </w:rPr>
+    </w:lvl>
+    <w:lvl w:ilvl="4" w:tentative="1">
+      <w:start w:val="1"/>
+      <w:numFmt w:val="bullet"/>
+      <w:lvlText w:val=""/>
+      <w:lvlJc w:val="left"/>
+      <w:pPr>
+        <w:tabs>
+          <w:tab w:val="num" w:pos="3600"/>
+        </w:tabs>
+        <w:ind w:left="3600" w:hanging="360"/>
+      </w:pPr>
+      <w:rPr>
+        <w:rFonts w:ascii="Wingdings" w:hAnsi="Wingdings" w:hint="default"/>
+        <w:sz w:val="20"/>
+      </w:rPr>
+    </w:lvl>
+    <w:lvl w:ilvl="5" w:tentative="1">
+      <w:start w:val="1"/>
+      <w:numFmt w:val="bullet"/>
+      <w:lvlText w:val=""/>
+      <w:lvlJc w:val="left"/>
+      <w:pPr>
+        <w:tabs>
+          <w:tab w:val="num" w:pos="4320"/>
+        </w:tabs>
+        <w:ind w:left="4320" w:hanging="360"/>
+      </w:pPr>
+      <w:rPr>
+        <w:rFonts w:ascii="Wingdings" w:hAnsi="Wingdings" w:hint="default"/>
+        <w:sz w:val="20"/>
+      </w:rPr>
+    </w:lvl>
+    <w:lvl w:ilvl="6" w:tentative="1">
+      <w:start w:val="1"/>
+      <w:numFmt w:val="bullet"/>
+      <w:lvlText w:val=""/>
+      <w:lvlJc w:val="left"/>
+      <w:pPr>
+        <w:tabs>
+          <w:tab w:val="num" w:pos="5040"/>
+        </w:tabs>
+        <w:ind w:left="5040" w:hanging="360"/>
+      </w:pPr>
+      <w:rPr>
+        <w:rFonts w:ascii="Wingdings" w:hAnsi="Wingdings" w:hint="default"/>
+        <w:sz w:val="20"/>
+      </w:rPr>
+    </w:lvl>
+    <w:lvl w:ilvl="7" w:tentative="1">
+      <w:start w:val="1"/>
+      <w:numFmt w:val="bullet"/>
+      <w:lvlText w:val=""/>
+      <w:lvlJc w:val="left"/>
+      <w:pPr>
+        <w:tabs>
+          <w:tab w:val="num" w:pos="5760"/>
+        </w:tabs>
+        <w:ind w:left="5760" w:hanging="360"/>
+      </w:pPr>
+      <w:rPr>
+        <w:rFonts w:ascii="Wingdings" w:hAnsi="Wingdings" w:hint="default"/>
+        <w:sz w:val="20"/>
+      </w:rPr>
+    </w:lvl>
+    <w:lvl w:ilvl="8" w:tentative="1">
+      <w:start w:val="1"/>
+      <w:numFmt w:val="bullet"/>
+      <w:lvlText w:val=""/>
+      <w:lvlJc w:val="left"/>
+      <w:pPr>
+        <w:tabs>
+          <w:tab w:val="num" w:pos="6480"/>
+        </w:tabs>
+        <w:ind w:left="6480" w:hanging="360"/>
+      </w:pPr>
+      <w:rPr>
+        <w:rFonts w:ascii="Wingdings" w:hAnsi="Wingdings" w:hint="default"/>
+        <w:sz w:val="20"/>
+      </w:rPr>
+    </w:lvl>
+  </w:abstractNum>
+  <w:abstractNum w:abstractNumId="49" w15:restartNumberingAfterBreak="0">
     <w:nsid w:val="79EC24BB"/>
     <w:multiLevelType w:val="multilevel"/>
     <w:tmpl w:val="B86ED69E"/>
@@ -5197,100 +9517,154 @@
     </w:lvl>
   </w:abstractNum>
   <w:num w:numId="1" w16cid:durableId="2139643140">
-    <w:abstractNumId w:val="31"/>
+    <w:abstractNumId w:val="49"/>
   </w:num>
   <w:num w:numId="2" w16cid:durableId="46224733">
-    <w:abstractNumId w:val="16"/>
+    <w:abstractNumId w:val="22"/>
   </w:num>
   <w:num w:numId="3" w16cid:durableId="2090997947">
-    <w:abstractNumId w:val="12"/>
+    <w:abstractNumId w:val="18"/>
   </w:num>
   <w:num w:numId="4" w16cid:durableId="976881581">
-    <w:abstractNumId w:val="3"/>
+    <w:abstractNumId w:val="4"/>
   </w:num>
   <w:num w:numId="5" w16cid:durableId="880165142">
-    <w:abstractNumId w:val="4"/>
+    <w:abstractNumId w:val="5"/>
   </w:num>
   <w:num w:numId="6" w16cid:durableId="2008248065">
-    <w:abstractNumId w:val="13"/>
+    <w:abstractNumId w:val="19"/>
   </w:num>
   <w:num w:numId="7" w16cid:durableId="423457289">
-    <w:abstractNumId w:val="19"/>
+    <w:abstractNumId w:val="26"/>
   </w:num>
   <w:num w:numId="8" w16cid:durableId="2138133430">
     <w:abstractNumId w:val="1"/>
   </w:num>
   <w:num w:numId="9" w16cid:durableId="1814056985">
-    <w:abstractNumId w:val="15"/>
+    <w:abstractNumId w:val="21"/>
   </w:num>
   <w:num w:numId="10" w16cid:durableId="96801847">
-    <w:abstractNumId w:val="9"/>
+    <w:abstractNumId w:val="13"/>
   </w:num>
   <w:num w:numId="11" w16cid:durableId="654919841">
-    <w:abstractNumId w:val="22"/>
+    <w:abstractNumId w:val="29"/>
   </w:num>
   <w:num w:numId="12" w16cid:durableId="1145851422">
     <w:abstractNumId w:val="0"/>
   </w:num>
   <w:num w:numId="13" w16cid:durableId="1898933178">
-    <w:abstractNumId w:val="6"/>
+    <w:abstractNumId w:val="7"/>
   </w:num>
   <w:num w:numId="14" w16cid:durableId="121116889">
-    <w:abstractNumId w:val="7"/>
+    <w:abstractNumId w:val="8"/>
   </w:num>
   <w:num w:numId="15" w16cid:durableId="402341363">
-    <w:abstractNumId w:val="29"/>
+    <w:abstractNumId w:val="45"/>
   </w:num>
   <w:num w:numId="16" w16cid:durableId="644895940">
-    <w:abstractNumId w:val="28"/>
+    <w:abstractNumId w:val="39"/>
   </w:num>
   <w:num w:numId="17" w16cid:durableId="1957327728">
-    <w:abstractNumId w:val="17"/>
+    <w:abstractNumId w:val="23"/>
   </w:num>
   <w:num w:numId="18" w16cid:durableId="231086582">
-    <w:abstractNumId w:val="8"/>
+    <w:abstractNumId w:val="10"/>
   </w:num>
   <w:num w:numId="19" w16cid:durableId="1413311223">
-    <w:abstractNumId w:val="18"/>
+    <w:abstractNumId w:val="25"/>
   </w:num>
   <w:num w:numId="20" w16cid:durableId="1282570143">
-    <w:abstractNumId w:val="23"/>
+    <w:abstractNumId w:val="30"/>
   </w:num>
   <w:num w:numId="21" w16cid:durableId="407120505">
-    <w:abstractNumId w:val="26"/>
+    <w:abstractNumId w:val="36"/>
   </w:num>
   <w:num w:numId="22" w16cid:durableId="213539893">
     <w:abstractNumId w:val="2"/>
   </w:num>
   <w:num w:numId="23" w16cid:durableId="1423916096">
+    <w:abstractNumId w:val="20"/>
+  </w:num>
+  <w:num w:numId="24" w16cid:durableId="1601180284">
+    <w:abstractNumId w:val="16"/>
+  </w:num>
+  <w:num w:numId="25" w16cid:durableId="969749654">
+    <w:abstractNumId w:val="34"/>
+  </w:num>
+  <w:num w:numId="26" w16cid:durableId="562522170">
     <w:abstractNumId w:val="14"/>
   </w:num>
-  <w:num w:numId="24" w16cid:durableId="1601180284">
+  <w:num w:numId="27" w16cid:durableId="1064917006">
+    <w:abstractNumId w:val="33"/>
+  </w:num>
+  <w:num w:numId="28" w16cid:durableId="1501390292">
+    <w:abstractNumId w:val="46"/>
+  </w:num>
+  <w:num w:numId="29" w16cid:durableId="983579002">
+    <w:abstractNumId w:val="28"/>
+  </w:num>
+  <w:num w:numId="30" w16cid:durableId="666597374">
+    <w:abstractNumId w:val="27"/>
+  </w:num>
+  <w:num w:numId="31" w16cid:durableId="803619889">
+    <w:abstractNumId w:val="6"/>
+  </w:num>
+  <w:num w:numId="32" w16cid:durableId="1609506982">
+    <w:abstractNumId w:val="38"/>
+  </w:num>
+  <w:num w:numId="33" w16cid:durableId="1779526360">
+    <w:abstractNumId w:val="43"/>
+  </w:num>
+  <w:num w:numId="34" w16cid:durableId="2128887709">
+    <w:abstractNumId w:val="24"/>
+  </w:num>
+  <w:num w:numId="35" w16cid:durableId="666398946">
     <w:abstractNumId w:val="11"/>
   </w:num>
-  <w:num w:numId="25" w16cid:durableId="969749654">
-    <w:abstractNumId w:val="25"/>
+  <w:num w:numId="36" w16cid:durableId="1408990915">
+    <w:abstractNumId w:val="37"/>
   </w:num>
-  <w:num w:numId="26" w16cid:durableId="562522170">
-    <w:abstractNumId w:val="10"/>
+  <w:num w:numId="37" w16cid:durableId="1180386947">
+    <w:abstractNumId w:val="41"/>
   </w:num>
-  <w:num w:numId="27" w16cid:durableId="1064917006">
-    <w:abstractNumId w:val="24"/>
+  <w:num w:numId="38" w16cid:durableId="1684628723">
+    <w:abstractNumId w:val="35"/>
   </w:num>
-  <w:num w:numId="28" w16cid:durableId="1501390292">
-    <w:abstractNumId w:val="30"/>
+  <w:num w:numId="39" w16cid:durableId="734471591">
+    <w:abstractNumId w:val="3"/>
   </w:num>
-  <w:num w:numId="29" w16cid:durableId="983579002">
-    <w:abstractNumId w:val="21"/>
+  <w:num w:numId="40" w16cid:durableId="1306008349">
+    <w:abstractNumId w:val="48"/>
   </w:num>
-  <w:num w:numId="30" w16cid:durableId="666597374">
-    <w:abstractNumId w:val="20"/>
+  <w:num w:numId="41" w16cid:durableId="1359045511">
+    <w:abstractNumId w:val="40"/>
   </w:num>
-  <w:num w:numId="31" w16cid:durableId="803619889">
-    <w:abstractNumId w:val="5"/>
+  <w:num w:numId="42" w16cid:durableId="904223511">
+    <w:abstractNumId w:val="31"/>
   </w:num>
-  <w:num w:numId="32" w16cid:durableId="1609506982">
-    <w:abstractNumId w:val="27"/>
+  <w:num w:numId="43" w16cid:durableId="725766344">
+    <w:abstractNumId w:val="32"/>
+  </w:num>
+  <w:num w:numId="44" w16cid:durableId="299119402">
+    <w:abstractNumId w:val="42"/>
+  </w:num>
+  <w:num w:numId="45" w16cid:durableId="929697004">
+    <w:abstractNumId w:val="12"/>
+  </w:num>
+  <w:num w:numId="46" w16cid:durableId="2120296547">
+    <w:abstractNumId w:val="44"/>
+  </w:num>
+  <w:num w:numId="47" w16cid:durableId="457065078">
+    <w:abstractNumId w:val="17"/>
+  </w:num>
+  <w:num w:numId="48" w16cid:durableId="197351580">
+    <w:abstractNumId w:val="47"/>
+  </w:num>
+  <w:num w:numId="49" w16cid:durableId="301160317">
+    <w:abstractNumId w:val="15"/>
+  </w:num>
+  <w:num w:numId="50" w16cid:durableId="392168402">
+    <w:abstractNumId w:val="9"/>
   </w:num>
 </w:numbering>
 </file>
@@ -5896,7 +10270,6 @@
   <w:style w:type="character" w:default="1" w:styleId="DefaultParagraphFont">
     <w:name w:val="Default Paragraph Font"/>
     <w:uiPriority w:val="1"/>
-    <w:semiHidden/>
     <w:unhideWhenUsed/>
   </w:style>
   <w:style w:type="table" w:default="1" w:styleId="TableNormal">
@@ -6242,6 +10615,45 @@
       <w:spacing w:val="5"/>
     </w:rPr>
   </w:style>
+  <w:style w:type="character" w:styleId="Hyperlink">
+    <w:name w:val="Hyperlink"/>
+    <w:basedOn w:val="DefaultParagraphFont"/>
+    <w:uiPriority w:val="99"/>
+    <w:unhideWhenUsed/>
+    <w:rsid w:val="00E044E7"/>
+    <w:rPr>
+      <w:color w:val="467886" w:themeColor="hyperlink"/>
+      <w:u w:val="single"/>
+    </w:rPr>
+  </w:style>
+  <w:style w:type="character" w:styleId="UnresolvedMention">
+    <w:name w:val="Unresolved Mention"/>
+    <w:basedOn w:val="DefaultParagraphFont"/>
+    <w:uiPriority w:val="99"/>
+    <w:semiHidden/>
+    <w:unhideWhenUsed/>
+    <w:rsid w:val="00E044E7"/>
+    <w:rPr>
+      <w:color w:val="605E5C"/>
+      <w:shd w:val="clear" w:color="auto" w:fill="E1DFDD"/>
+    </w:rPr>
+  </w:style>
+  <w:style w:type="table" w:styleId="TableGridLight">
+    <w:name w:val="Grid Table Light"/>
+    <w:basedOn w:val="TableNormal"/>
+    <w:uiPriority w:val="40"/>
+    <w:rsid w:val="00E044E7"/>
+    <w:tblPr>
+      <w:tblBorders>
+        <w:top w:val="single" w:sz="4" w:space="0" w:color="BFBFBF" w:themeColor="background1" w:themeShade="BF"/>
+        <w:left w:val="single" w:sz="4" w:space="0" w:color="BFBFBF" w:themeColor="background1" w:themeShade="BF"/>
+        <w:bottom w:val="single" w:sz="4" w:space="0" w:color="BFBFBF" w:themeColor="background1" w:themeShade="BF"/>
+        <w:right w:val="single" w:sz="4" w:space="0" w:color="BFBFBF" w:themeColor="background1" w:themeShade="BF"/>
+        <w:insideH w:val="single" w:sz="4" w:space="0" w:color="BFBFBF" w:themeColor="background1" w:themeShade="BF"/>
+        <w:insideV w:val="single" w:sz="4" w:space="0" w:color="BFBFBF" w:themeColor="background1" w:themeShade="BF"/>
+      </w:tblBorders>
+    </w:tblPr>
+  </w:style>
 </w:styles>
 </file>
 
